--- a/DOC/要件定義/要件資料.docx
+++ b/DOC/要件定義/要件資料.docx
@@ -230,9 +230,6 @@
           <w:numId w:val="9"/>
         </w:numPr>
         <w:ind w:leftChars="0"/>
-        <w:rPr>
-          <w:rFonts w:hint="eastAsia"/>
-        </w:rPr>
       </w:pPr>
       <w:r>
         <w:rPr>
@@ -1031,6 +1028,9 @@
         <w:pStyle w:val="a3"/>
         <w:ind w:leftChars="0" w:left="1280"/>
       </w:pPr>
+      <w:r>
+        <w:br w:type="page"/>
+      </w:r>
     </w:p>
     <w:p>
       <w:pPr>
@@ -1045,6 +1045,7 @@
         <w:rPr>
           <w:rFonts w:hint="eastAsia"/>
         </w:rPr>
+        <w:lastRenderedPageBreak/>
         <w:t>コメント機能</w:t>
       </w:r>
     </w:p>
@@ -1061,7 +1062,6 @@
         <w:rPr>
           <w:rFonts w:hint="eastAsia"/>
         </w:rPr>
-        <w:lastRenderedPageBreak/>
         <w:t>コメント追加：既存ピンの上で右クリックし、表示されたメニュー一覧の中で「コメント追加」をクリックすることで、コメント追加用のポップアップを表示する。</w:t>
       </w:r>
     </w:p>
@@ -1098,7 +1098,7 @@
         <w:pStyle w:val="a3"/>
         <w:numPr>
           <w:ilvl w:val="0"/>
-          <w:numId w:val="9"/>
+          <w:numId w:val="51"/>
         </w:numPr>
         <w:ind w:leftChars="0"/>
       </w:pPr>
@@ -1335,7 +1335,7 @@
         <w:pStyle w:val="a3"/>
         <w:numPr>
           <w:ilvl w:val="0"/>
-          <w:numId w:val="9"/>
+          <w:numId w:val="51"/>
         </w:numPr>
         <w:ind w:leftChars="0"/>
       </w:pPr>
@@ -1424,20 +1424,20 @@
         <w:br w:type="page"/>
       </w:r>
     </w:p>
-    <w:p/>
     <w:p>
       <w:pPr>
         <w:pStyle w:val="a3"/>
         <w:numPr>
           <w:ilvl w:val="0"/>
-          <w:numId w:val="9"/>
-        </w:numPr>
-        <w:ind w:leftChars="0"/>
-      </w:pPr>
-      <w:r>
-        <w:rPr>
-          <w:rFonts w:hint="eastAsia"/>
-        </w:rPr>
+          <w:numId w:val="51"/>
+        </w:numPr>
+        <w:ind w:leftChars="0"/>
+      </w:pPr>
+      <w:r>
+        <w:rPr>
+          <w:rFonts w:hint="eastAsia"/>
+        </w:rPr>
+        <w:lastRenderedPageBreak/>
         <w:t>危険度ランキング機能</w:t>
       </w:r>
     </w:p>
@@ -1538,7 +1538,7 @@
         <w:pStyle w:val="a3"/>
         <w:numPr>
           <w:ilvl w:val="0"/>
-          <w:numId w:val="9"/>
+          <w:numId w:val="51"/>
         </w:numPr>
         <w:ind w:leftChars="0"/>
       </w:pPr>
@@ -2456,6 +2456,95 @@
     </w:lvl>
   </w:abstractNum>
   <w:abstractNum w:abstractNumId="6" w15:restartNumberingAfterBreak="0">
+    <w:nsid w:val="100E2034"/>
+    <w:multiLevelType w:val="hybridMultilevel"/>
+    <w:tmpl w:val="2B24745A"/>
+    <w:lvl w:ilvl="0" w:tplc="978ED142">
+      <w:start w:val="3"/>
+      <w:numFmt w:val="decimal"/>
+      <w:lvlText w:val="%1."/>
+      <w:lvlJc w:val="left"/>
+      <w:pPr>
+        <w:ind w:left="440" w:hanging="440"/>
+      </w:pPr>
+      <w:rPr>
+        <w:rFonts w:hint="eastAsia"/>
+      </w:rPr>
+    </w:lvl>
+    <w:lvl w:ilvl="1" w:tplc="04090017" w:tentative="1">
+      <w:start w:val="1"/>
+      <w:numFmt w:val="aiueoFullWidth"/>
+      <w:lvlText w:val="(%2)"/>
+      <w:lvlJc w:val="left"/>
+      <w:pPr>
+        <w:ind w:left="880" w:hanging="440"/>
+      </w:pPr>
+    </w:lvl>
+    <w:lvl w:ilvl="2" w:tplc="04090011" w:tentative="1">
+      <w:start w:val="1"/>
+      <w:numFmt w:val="decimalEnclosedCircle"/>
+      <w:lvlText w:val="%3"/>
+      <w:lvlJc w:val="left"/>
+      <w:pPr>
+        <w:ind w:left="1320" w:hanging="440"/>
+      </w:pPr>
+    </w:lvl>
+    <w:lvl w:ilvl="3" w:tplc="0409000F" w:tentative="1">
+      <w:start w:val="1"/>
+      <w:numFmt w:val="decimal"/>
+      <w:lvlText w:val="%4."/>
+      <w:lvlJc w:val="left"/>
+      <w:pPr>
+        <w:ind w:left="1760" w:hanging="440"/>
+      </w:pPr>
+    </w:lvl>
+    <w:lvl w:ilvl="4" w:tplc="04090017" w:tentative="1">
+      <w:start w:val="1"/>
+      <w:numFmt w:val="aiueoFullWidth"/>
+      <w:lvlText w:val="(%5)"/>
+      <w:lvlJc w:val="left"/>
+      <w:pPr>
+        <w:ind w:left="2200" w:hanging="440"/>
+      </w:pPr>
+    </w:lvl>
+    <w:lvl w:ilvl="5" w:tplc="04090011" w:tentative="1">
+      <w:start w:val="1"/>
+      <w:numFmt w:val="decimalEnclosedCircle"/>
+      <w:lvlText w:val="%6"/>
+      <w:lvlJc w:val="left"/>
+      <w:pPr>
+        <w:ind w:left="2640" w:hanging="440"/>
+      </w:pPr>
+    </w:lvl>
+    <w:lvl w:ilvl="6" w:tplc="0409000F" w:tentative="1">
+      <w:start w:val="1"/>
+      <w:numFmt w:val="decimal"/>
+      <w:lvlText w:val="%7."/>
+      <w:lvlJc w:val="left"/>
+      <w:pPr>
+        <w:ind w:left="3080" w:hanging="440"/>
+      </w:pPr>
+    </w:lvl>
+    <w:lvl w:ilvl="7" w:tplc="04090017" w:tentative="1">
+      <w:start w:val="1"/>
+      <w:numFmt w:val="aiueoFullWidth"/>
+      <w:lvlText w:val="(%8)"/>
+      <w:lvlJc w:val="left"/>
+      <w:pPr>
+        <w:ind w:left="3520" w:hanging="440"/>
+      </w:pPr>
+    </w:lvl>
+    <w:lvl w:ilvl="8" w:tplc="04090011" w:tentative="1">
+      <w:start w:val="1"/>
+      <w:numFmt w:val="decimalEnclosedCircle"/>
+      <w:lvlText w:val="%9"/>
+      <w:lvlJc w:val="left"/>
+      <w:pPr>
+        <w:ind w:left="3960" w:hanging="440"/>
+      </w:pPr>
+    </w:lvl>
+  </w:abstractNum>
+  <w:abstractNum w:abstractNumId="7" w15:restartNumberingAfterBreak="0">
     <w:nsid w:val="10BA72F9"/>
     <w:multiLevelType w:val="hybridMultilevel"/>
     <w:tmpl w:val="A524D4F4"/>
@@ -2541,7 +2630,7 @@
       </w:pPr>
     </w:lvl>
   </w:abstractNum>
-  <w:abstractNum w:abstractNumId="7" w15:restartNumberingAfterBreak="0">
+  <w:abstractNum w:abstractNumId="8" w15:restartNumberingAfterBreak="0">
     <w:nsid w:val="110E7AA7"/>
     <w:multiLevelType w:val="hybridMultilevel"/>
     <w:tmpl w:val="CED09114"/>
@@ -2630,7 +2719,7 @@
       </w:pPr>
     </w:lvl>
   </w:abstractNum>
-  <w:abstractNum w:abstractNumId="8" w15:restartNumberingAfterBreak="0">
+  <w:abstractNum w:abstractNumId="9" w15:restartNumberingAfterBreak="0">
     <w:nsid w:val="115C3347"/>
     <w:multiLevelType w:val="hybridMultilevel"/>
     <w:tmpl w:val="E858F718"/>
@@ -2716,7 +2805,7 @@
       </w:pPr>
     </w:lvl>
   </w:abstractNum>
-  <w:abstractNum w:abstractNumId="9" w15:restartNumberingAfterBreak="0">
+  <w:abstractNum w:abstractNumId="10" w15:restartNumberingAfterBreak="0">
     <w:nsid w:val="1350170E"/>
     <w:multiLevelType w:val="hybridMultilevel"/>
     <w:tmpl w:val="701A19EE"/>
@@ -2805,7 +2894,7 @@
       </w:pPr>
     </w:lvl>
   </w:abstractNum>
-  <w:abstractNum w:abstractNumId="10" w15:restartNumberingAfterBreak="0">
+  <w:abstractNum w:abstractNumId="11" w15:restartNumberingAfterBreak="0">
     <w:nsid w:val="153B1BC0"/>
     <w:multiLevelType w:val="hybridMultilevel"/>
     <w:tmpl w:val="4712098C"/>
@@ -2891,7 +2980,7 @@
       </w:pPr>
     </w:lvl>
   </w:abstractNum>
-  <w:abstractNum w:abstractNumId="11" w15:restartNumberingAfterBreak="0">
+  <w:abstractNum w:abstractNumId="12" w15:restartNumberingAfterBreak="0">
     <w:nsid w:val="15701E8E"/>
     <w:multiLevelType w:val="hybridMultilevel"/>
     <w:tmpl w:val="DC4AB198"/>
@@ -2980,7 +3069,7 @@
       </w:pPr>
     </w:lvl>
   </w:abstractNum>
-  <w:abstractNum w:abstractNumId="12" w15:restartNumberingAfterBreak="0">
+  <w:abstractNum w:abstractNumId="13" w15:restartNumberingAfterBreak="0">
     <w:nsid w:val="15DB1A86"/>
     <w:multiLevelType w:val="hybridMultilevel"/>
     <w:tmpl w:val="53986B8C"/>
@@ -3066,7 +3155,7 @@
       </w:pPr>
     </w:lvl>
   </w:abstractNum>
-  <w:abstractNum w:abstractNumId="13" w15:restartNumberingAfterBreak="0">
+  <w:abstractNum w:abstractNumId="14" w15:restartNumberingAfterBreak="0">
     <w:nsid w:val="1B1F30AF"/>
     <w:multiLevelType w:val="hybridMultilevel"/>
     <w:tmpl w:val="E8522B54"/>
@@ -3152,7 +3241,7 @@
       </w:pPr>
     </w:lvl>
   </w:abstractNum>
-  <w:abstractNum w:abstractNumId="14" w15:restartNumberingAfterBreak="0">
+  <w:abstractNum w:abstractNumId="15" w15:restartNumberingAfterBreak="0">
     <w:nsid w:val="1BE7228A"/>
     <w:multiLevelType w:val="hybridMultilevel"/>
     <w:tmpl w:val="A67444B0"/>
@@ -3238,7 +3327,7 @@
       </w:pPr>
     </w:lvl>
   </w:abstractNum>
-  <w:abstractNum w:abstractNumId="15" w15:restartNumberingAfterBreak="0">
+  <w:abstractNum w:abstractNumId="16" w15:restartNumberingAfterBreak="0">
     <w:nsid w:val="1DF87687"/>
     <w:multiLevelType w:val="hybridMultilevel"/>
     <w:tmpl w:val="B69ADBD2"/>
@@ -3324,7 +3413,7 @@
       </w:pPr>
     </w:lvl>
   </w:abstractNum>
-  <w:abstractNum w:abstractNumId="16" w15:restartNumberingAfterBreak="0">
+  <w:abstractNum w:abstractNumId="17" w15:restartNumberingAfterBreak="0">
     <w:nsid w:val="26722BEB"/>
     <w:multiLevelType w:val="hybridMultilevel"/>
     <w:tmpl w:val="0FBE6E34"/>
@@ -3410,7 +3499,7 @@
       </w:pPr>
     </w:lvl>
   </w:abstractNum>
-  <w:abstractNum w:abstractNumId="17" w15:restartNumberingAfterBreak="0">
+  <w:abstractNum w:abstractNumId="18" w15:restartNumberingAfterBreak="0">
     <w:nsid w:val="27B92014"/>
     <w:multiLevelType w:val="hybridMultilevel"/>
     <w:tmpl w:val="AA04E5A6"/>
@@ -3499,7 +3588,7 @@
       </w:pPr>
     </w:lvl>
   </w:abstractNum>
-  <w:abstractNum w:abstractNumId="18" w15:restartNumberingAfterBreak="0">
+  <w:abstractNum w:abstractNumId="19" w15:restartNumberingAfterBreak="0">
     <w:nsid w:val="30A0398C"/>
     <w:multiLevelType w:val="hybridMultilevel"/>
     <w:tmpl w:val="E29C0E14"/>
@@ -3585,7 +3674,7 @@
       </w:pPr>
     </w:lvl>
   </w:abstractNum>
-  <w:abstractNum w:abstractNumId="19" w15:restartNumberingAfterBreak="0">
+  <w:abstractNum w:abstractNumId="20" w15:restartNumberingAfterBreak="0">
     <w:nsid w:val="38B94025"/>
     <w:multiLevelType w:val="hybridMultilevel"/>
     <w:tmpl w:val="0412A604"/>
@@ -3671,7 +3760,7 @@
       </w:pPr>
     </w:lvl>
   </w:abstractNum>
-  <w:abstractNum w:abstractNumId="20" w15:restartNumberingAfterBreak="0">
+  <w:abstractNum w:abstractNumId="21" w15:restartNumberingAfterBreak="0">
     <w:nsid w:val="38E32D4D"/>
     <w:multiLevelType w:val="hybridMultilevel"/>
     <w:tmpl w:val="4C7239F6"/>
@@ -3760,7 +3849,7 @@
       </w:pPr>
     </w:lvl>
   </w:abstractNum>
-  <w:abstractNum w:abstractNumId="21" w15:restartNumberingAfterBreak="0">
+  <w:abstractNum w:abstractNumId="22" w15:restartNumberingAfterBreak="0">
     <w:nsid w:val="390776BC"/>
     <w:multiLevelType w:val="hybridMultilevel"/>
     <w:tmpl w:val="1C229CE0"/>
@@ -3846,7 +3935,7 @@
       </w:pPr>
     </w:lvl>
   </w:abstractNum>
-  <w:abstractNum w:abstractNumId="22" w15:restartNumberingAfterBreak="0">
+  <w:abstractNum w:abstractNumId="23" w15:restartNumberingAfterBreak="0">
     <w:nsid w:val="3AF10282"/>
     <w:multiLevelType w:val="multilevel"/>
     <w:tmpl w:val="D63A1536"/>
@@ -3959,7 +4048,7 @@
       </w:pPr>
     </w:lvl>
   </w:abstractNum>
-  <w:abstractNum w:abstractNumId="23" w15:restartNumberingAfterBreak="0">
+  <w:abstractNum w:abstractNumId="24" w15:restartNumberingAfterBreak="0">
     <w:nsid w:val="3FC05C3D"/>
     <w:multiLevelType w:val="hybridMultilevel"/>
     <w:tmpl w:val="B9EAF2DC"/>
@@ -4045,7 +4134,7 @@
       </w:pPr>
     </w:lvl>
   </w:abstractNum>
-  <w:abstractNum w:abstractNumId="24" w15:restartNumberingAfterBreak="0">
+  <w:abstractNum w:abstractNumId="25" w15:restartNumberingAfterBreak="0">
     <w:nsid w:val="3FE02EE2"/>
     <w:multiLevelType w:val="hybridMultilevel"/>
     <w:tmpl w:val="7444EBE2"/>
@@ -4131,7 +4220,7 @@
       </w:pPr>
     </w:lvl>
   </w:abstractNum>
-  <w:abstractNum w:abstractNumId="25" w15:restartNumberingAfterBreak="0">
+  <w:abstractNum w:abstractNumId="26" w15:restartNumberingAfterBreak="0">
     <w:nsid w:val="416C08D9"/>
     <w:multiLevelType w:val="hybridMultilevel"/>
     <w:tmpl w:val="4A18D156"/>
@@ -4217,7 +4306,7 @@
       </w:pPr>
     </w:lvl>
   </w:abstractNum>
-  <w:abstractNum w:abstractNumId="26" w15:restartNumberingAfterBreak="0">
+  <w:abstractNum w:abstractNumId="27" w15:restartNumberingAfterBreak="0">
     <w:nsid w:val="42D63B94"/>
     <w:multiLevelType w:val="hybridMultilevel"/>
     <w:tmpl w:val="3FECBF02"/>
@@ -4306,10 +4395,10 @@
       </w:pPr>
     </w:lvl>
   </w:abstractNum>
-  <w:abstractNum w:abstractNumId="27" w15:restartNumberingAfterBreak="0">
+  <w:abstractNum w:abstractNumId="28" w15:restartNumberingAfterBreak="0">
     <w:nsid w:val="43EC759F"/>
     <w:multiLevelType w:val="hybridMultilevel"/>
-    <w:tmpl w:val="252EDFFC"/>
+    <w:tmpl w:val="7804CC80"/>
     <w:lvl w:ilvl="0" w:tplc="0409000F">
       <w:start w:val="1"/>
       <w:numFmt w:val="decimal"/>
@@ -4392,7 +4481,7 @@
       </w:pPr>
     </w:lvl>
   </w:abstractNum>
-  <w:abstractNum w:abstractNumId="28" w15:restartNumberingAfterBreak="0">
+  <w:abstractNum w:abstractNumId="29" w15:restartNumberingAfterBreak="0">
     <w:nsid w:val="452553E9"/>
     <w:multiLevelType w:val="hybridMultilevel"/>
     <w:tmpl w:val="9DAE88D4"/>
@@ -4478,7 +4567,7 @@
       </w:pPr>
     </w:lvl>
   </w:abstractNum>
-  <w:abstractNum w:abstractNumId="29" w15:restartNumberingAfterBreak="0">
+  <w:abstractNum w:abstractNumId="30" w15:restartNumberingAfterBreak="0">
     <w:nsid w:val="476A62E5"/>
     <w:multiLevelType w:val="hybridMultilevel"/>
     <w:tmpl w:val="563A7ED0"/>
@@ -4564,7 +4653,7 @@
       </w:pPr>
     </w:lvl>
   </w:abstractNum>
-  <w:abstractNum w:abstractNumId="30" w15:restartNumberingAfterBreak="0">
+  <w:abstractNum w:abstractNumId="31" w15:restartNumberingAfterBreak="0">
     <w:nsid w:val="4CE22D71"/>
     <w:multiLevelType w:val="hybridMultilevel"/>
     <w:tmpl w:val="61F6747E"/>
@@ -4650,7 +4739,7 @@
       </w:pPr>
     </w:lvl>
   </w:abstractNum>
-  <w:abstractNum w:abstractNumId="31" w15:restartNumberingAfterBreak="0">
+  <w:abstractNum w:abstractNumId="32" w15:restartNumberingAfterBreak="0">
     <w:nsid w:val="53152195"/>
     <w:multiLevelType w:val="hybridMultilevel"/>
     <w:tmpl w:val="13B43AE0"/>
@@ -4736,7 +4825,93 @@
       </w:pPr>
     </w:lvl>
   </w:abstractNum>
-  <w:abstractNum w:abstractNumId="32" w15:restartNumberingAfterBreak="0">
+  <w:abstractNum w:abstractNumId="33" w15:restartNumberingAfterBreak="0">
+    <w:nsid w:val="54A50D20"/>
+    <w:multiLevelType w:val="hybridMultilevel"/>
+    <w:tmpl w:val="8BDE2A50"/>
+    <w:lvl w:ilvl="0" w:tplc="0409000F">
+      <w:start w:val="1"/>
+      <w:numFmt w:val="decimal"/>
+      <w:lvlText w:val="%1."/>
+      <w:lvlJc w:val="left"/>
+      <w:pPr>
+        <w:ind w:left="440" w:hanging="440"/>
+      </w:pPr>
+    </w:lvl>
+    <w:lvl w:ilvl="1" w:tplc="04090017" w:tentative="1">
+      <w:start w:val="1"/>
+      <w:numFmt w:val="aiueoFullWidth"/>
+      <w:lvlText w:val="(%2)"/>
+      <w:lvlJc w:val="left"/>
+      <w:pPr>
+        <w:ind w:left="880" w:hanging="440"/>
+      </w:pPr>
+    </w:lvl>
+    <w:lvl w:ilvl="2" w:tplc="04090011" w:tentative="1">
+      <w:start w:val="1"/>
+      <w:numFmt w:val="decimalEnclosedCircle"/>
+      <w:lvlText w:val="%3"/>
+      <w:lvlJc w:val="left"/>
+      <w:pPr>
+        <w:ind w:left="1320" w:hanging="440"/>
+      </w:pPr>
+    </w:lvl>
+    <w:lvl w:ilvl="3" w:tplc="0409000F" w:tentative="1">
+      <w:start w:val="1"/>
+      <w:numFmt w:val="decimal"/>
+      <w:lvlText w:val="%4."/>
+      <w:lvlJc w:val="left"/>
+      <w:pPr>
+        <w:ind w:left="1760" w:hanging="440"/>
+      </w:pPr>
+    </w:lvl>
+    <w:lvl w:ilvl="4" w:tplc="04090017" w:tentative="1">
+      <w:start w:val="1"/>
+      <w:numFmt w:val="aiueoFullWidth"/>
+      <w:lvlText w:val="(%5)"/>
+      <w:lvlJc w:val="left"/>
+      <w:pPr>
+        <w:ind w:left="2200" w:hanging="440"/>
+      </w:pPr>
+    </w:lvl>
+    <w:lvl w:ilvl="5" w:tplc="04090011" w:tentative="1">
+      <w:start w:val="1"/>
+      <w:numFmt w:val="decimalEnclosedCircle"/>
+      <w:lvlText w:val="%6"/>
+      <w:lvlJc w:val="left"/>
+      <w:pPr>
+        <w:ind w:left="2640" w:hanging="440"/>
+      </w:pPr>
+    </w:lvl>
+    <w:lvl w:ilvl="6" w:tplc="0409000F" w:tentative="1">
+      <w:start w:val="1"/>
+      <w:numFmt w:val="decimal"/>
+      <w:lvlText w:val="%7."/>
+      <w:lvlJc w:val="left"/>
+      <w:pPr>
+        <w:ind w:left="3080" w:hanging="440"/>
+      </w:pPr>
+    </w:lvl>
+    <w:lvl w:ilvl="7" w:tplc="04090017" w:tentative="1">
+      <w:start w:val="1"/>
+      <w:numFmt w:val="aiueoFullWidth"/>
+      <w:lvlText w:val="(%8)"/>
+      <w:lvlJc w:val="left"/>
+      <w:pPr>
+        <w:ind w:left="3520" w:hanging="440"/>
+      </w:pPr>
+    </w:lvl>
+    <w:lvl w:ilvl="8" w:tplc="04090011" w:tentative="1">
+      <w:start w:val="1"/>
+      <w:numFmt w:val="decimalEnclosedCircle"/>
+      <w:lvlText w:val="%9"/>
+      <w:lvlJc w:val="left"/>
+      <w:pPr>
+        <w:ind w:left="3960" w:hanging="440"/>
+      </w:pPr>
+    </w:lvl>
+  </w:abstractNum>
+  <w:abstractNum w:abstractNumId="34" w15:restartNumberingAfterBreak="0">
     <w:nsid w:val="575D54F0"/>
     <w:multiLevelType w:val="hybridMultilevel"/>
     <w:tmpl w:val="963E4824"/>
@@ -4822,7 +4997,7 @@
       </w:pPr>
     </w:lvl>
   </w:abstractNum>
-  <w:abstractNum w:abstractNumId="33" w15:restartNumberingAfterBreak="0">
+  <w:abstractNum w:abstractNumId="35" w15:restartNumberingAfterBreak="0">
     <w:nsid w:val="5D572D52"/>
     <w:multiLevelType w:val="hybridMultilevel"/>
     <w:tmpl w:val="BC92CDD6"/>
@@ -4908,7 +5083,7 @@
       </w:pPr>
     </w:lvl>
   </w:abstractNum>
-  <w:abstractNum w:abstractNumId="34" w15:restartNumberingAfterBreak="0">
+  <w:abstractNum w:abstractNumId="36" w15:restartNumberingAfterBreak="0">
     <w:nsid w:val="5DED29B7"/>
     <w:multiLevelType w:val="hybridMultilevel"/>
     <w:tmpl w:val="F16C82F8"/>
@@ -4999,7 +5174,7 @@
       </w:pPr>
     </w:lvl>
   </w:abstractNum>
-  <w:abstractNum w:abstractNumId="35" w15:restartNumberingAfterBreak="0">
+  <w:abstractNum w:abstractNumId="37" w15:restartNumberingAfterBreak="0">
     <w:nsid w:val="629F3005"/>
     <w:multiLevelType w:val="hybridMultilevel"/>
     <w:tmpl w:val="41DCEFBE"/>
@@ -5085,7 +5260,7 @@
       </w:pPr>
     </w:lvl>
   </w:abstractNum>
-  <w:abstractNum w:abstractNumId="36" w15:restartNumberingAfterBreak="0">
+  <w:abstractNum w:abstractNumId="38" w15:restartNumberingAfterBreak="0">
     <w:nsid w:val="66976D99"/>
     <w:multiLevelType w:val="hybridMultilevel"/>
     <w:tmpl w:val="88801096"/>
@@ -5171,7 +5346,7 @@
       </w:pPr>
     </w:lvl>
   </w:abstractNum>
-  <w:abstractNum w:abstractNumId="37" w15:restartNumberingAfterBreak="0">
+  <w:abstractNum w:abstractNumId="39" w15:restartNumberingAfterBreak="0">
     <w:nsid w:val="66AE6024"/>
     <w:multiLevelType w:val="hybridMultilevel"/>
     <w:tmpl w:val="019E4A22"/>
@@ -5257,7 +5432,7 @@
       </w:pPr>
     </w:lvl>
   </w:abstractNum>
-  <w:abstractNum w:abstractNumId="38" w15:restartNumberingAfterBreak="0">
+  <w:abstractNum w:abstractNumId="40" w15:restartNumberingAfterBreak="0">
     <w:nsid w:val="68013515"/>
     <w:multiLevelType w:val="hybridMultilevel"/>
     <w:tmpl w:val="67C44960"/>
@@ -5343,7 +5518,7 @@
       </w:pPr>
     </w:lvl>
   </w:abstractNum>
-  <w:abstractNum w:abstractNumId="39" w15:restartNumberingAfterBreak="0">
+  <w:abstractNum w:abstractNumId="41" w15:restartNumberingAfterBreak="0">
     <w:nsid w:val="693A35C6"/>
     <w:multiLevelType w:val="hybridMultilevel"/>
     <w:tmpl w:val="884655A4"/>
@@ -5429,7 +5604,7 @@
       </w:pPr>
     </w:lvl>
   </w:abstractNum>
-  <w:abstractNum w:abstractNumId="40" w15:restartNumberingAfterBreak="0">
+  <w:abstractNum w:abstractNumId="42" w15:restartNumberingAfterBreak="0">
     <w:nsid w:val="7149489A"/>
     <w:multiLevelType w:val="hybridMultilevel"/>
     <w:tmpl w:val="3536BDF4"/>
@@ -5518,7 +5693,7 @@
       </w:pPr>
     </w:lvl>
   </w:abstractNum>
-  <w:abstractNum w:abstractNumId="41" w15:restartNumberingAfterBreak="0">
+  <w:abstractNum w:abstractNumId="43" w15:restartNumberingAfterBreak="0">
     <w:nsid w:val="74680C55"/>
     <w:multiLevelType w:val="hybridMultilevel"/>
     <w:tmpl w:val="1DE67ADA"/>
@@ -5607,7 +5782,7 @@
       </w:pPr>
     </w:lvl>
   </w:abstractNum>
-  <w:abstractNum w:abstractNumId="42" w15:restartNumberingAfterBreak="0">
+  <w:abstractNum w:abstractNumId="44" w15:restartNumberingAfterBreak="0">
     <w:nsid w:val="750802E5"/>
     <w:multiLevelType w:val="hybridMultilevel"/>
     <w:tmpl w:val="9762F7EA"/>
@@ -5693,7 +5868,7 @@
       </w:pPr>
     </w:lvl>
   </w:abstractNum>
-  <w:abstractNum w:abstractNumId="43" w15:restartNumberingAfterBreak="0">
+  <w:abstractNum w:abstractNumId="45" w15:restartNumberingAfterBreak="0">
     <w:nsid w:val="75EA52F7"/>
     <w:multiLevelType w:val="hybridMultilevel"/>
     <w:tmpl w:val="41DCEFBE"/>
@@ -5779,7 +5954,7 @@
       </w:pPr>
     </w:lvl>
   </w:abstractNum>
-  <w:abstractNum w:abstractNumId="44" w15:restartNumberingAfterBreak="0">
+  <w:abstractNum w:abstractNumId="46" w15:restartNumberingAfterBreak="0">
     <w:nsid w:val="795E6C08"/>
     <w:multiLevelType w:val="hybridMultilevel"/>
     <w:tmpl w:val="B78C2272"/>
@@ -5865,7 +6040,7 @@
       </w:pPr>
     </w:lvl>
   </w:abstractNum>
-  <w:abstractNum w:abstractNumId="45" w15:restartNumberingAfterBreak="0">
+  <w:abstractNum w:abstractNumId="47" w15:restartNumberingAfterBreak="0">
     <w:nsid w:val="7A9567F8"/>
     <w:multiLevelType w:val="hybridMultilevel"/>
     <w:tmpl w:val="E7D683D4"/>
@@ -5951,7 +6126,7 @@
       </w:pPr>
     </w:lvl>
   </w:abstractNum>
-  <w:abstractNum w:abstractNumId="46" w15:restartNumberingAfterBreak="0">
+  <w:abstractNum w:abstractNumId="48" w15:restartNumberingAfterBreak="0">
     <w:nsid w:val="7BB21F27"/>
     <w:multiLevelType w:val="hybridMultilevel"/>
     <w:tmpl w:val="395AA7DA"/>
@@ -6037,7 +6212,7 @@
       </w:pPr>
     </w:lvl>
   </w:abstractNum>
-  <w:abstractNum w:abstractNumId="47" w15:restartNumberingAfterBreak="0">
+  <w:abstractNum w:abstractNumId="49" w15:restartNumberingAfterBreak="0">
     <w:nsid w:val="7CC74423"/>
     <w:multiLevelType w:val="hybridMultilevel"/>
     <w:tmpl w:val="661CD75E"/>
@@ -6123,7 +6298,7 @@
       </w:pPr>
     </w:lvl>
   </w:abstractNum>
-  <w:abstractNum w:abstractNumId="48" w15:restartNumberingAfterBreak="0">
+  <w:abstractNum w:abstractNumId="50" w15:restartNumberingAfterBreak="0">
     <w:nsid w:val="7E224347"/>
     <w:multiLevelType w:val="hybridMultilevel"/>
     <w:tmpl w:val="7862ED60"/>
@@ -6210,151 +6385,157 @@
     </w:lvl>
   </w:abstractNum>
   <w:num w:numId="1" w16cid:durableId="260259258">
-    <w:abstractNumId w:val="22"/>
+    <w:abstractNumId w:val="23"/>
   </w:num>
   <w:num w:numId="2" w16cid:durableId="9182539">
-    <w:abstractNumId w:val="26"/>
+    <w:abstractNumId w:val="27"/>
   </w:num>
   <w:num w:numId="3" w16cid:durableId="368337837">
-    <w:abstractNumId w:val="41"/>
+    <w:abstractNumId w:val="43"/>
   </w:num>
   <w:num w:numId="4" w16cid:durableId="530143007">
-    <w:abstractNumId w:val="40"/>
+    <w:abstractNumId w:val="42"/>
   </w:num>
   <w:num w:numId="5" w16cid:durableId="147404793">
     <w:abstractNumId w:val="2"/>
   </w:num>
   <w:num w:numId="6" w16cid:durableId="1812988093">
-    <w:abstractNumId w:val="17"/>
+    <w:abstractNumId w:val="18"/>
   </w:num>
   <w:num w:numId="7" w16cid:durableId="4792465">
-    <w:abstractNumId w:val="34"/>
+    <w:abstractNumId w:val="36"/>
   </w:num>
   <w:num w:numId="8" w16cid:durableId="167717415">
-    <w:abstractNumId w:val="31"/>
+    <w:abstractNumId w:val="32"/>
   </w:num>
   <w:num w:numId="9" w16cid:durableId="570120549">
-    <w:abstractNumId w:val="27"/>
+    <w:abstractNumId w:val="28"/>
   </w:num>
   <w:num w:numId="10" w16cid:durableId="544485704">
-    <w:abstractNumId w:val="7"/>
+    <w:abstractNumId w:val="8"/>
   </w:num>
   <w:num w:numId="11" w16cid:durableId="1376078136">
-    <w:abstractNumId w:val="14"/>
+    <w:abstractNumId w:val="15"/>
   </w:num>
   <w:num w:numId="12" w16cid:durableId="304820370">
-    <w:abstractNumId w:val="9"/>
+    <w:abstractNumId w:val="10"/>
   </w:num>
   <w:num w:numId="13" w16cid:durableId="1941989445">
-    <w:abstractNumId w:val="45"/>
+    <w:abstractNumId w:val="47"/>
   </w:num>
   <w:num w:numId="14" w16cid:durableId="1154486461">
-    <w:abstractNumId w:val="28"/>
+    <w:abstractNumId w:val="29"/>
   </w:num>
   <w:num w:numId="15" w16cid:durableId="1868982990">
-    <w:abstractNumId w:val="23"/>
+    <w:abstractNumId w:val="24"/>
   </w:num>
   <w:num w:numId="16" w16cid:durableId="445735455">
     <w:abstractNumId w:val="4"/>
   </w:num>
   <w:num w:numId="17" w16cid:durableId="1883128715">
-    <w:abstractNumId w:val="33"/>
+    <w:abstractNumId w:val="35"/>
   </w:num>
   <w:num w:numId="18" w16cid:durableId="1312172829">
+    <w:abstractNumId w:val="22"/>
+  </w:num>
+  <w:num w:numId="19" w16cid:durableId="1740907208">
+    <w:abstractNumId w:val="12"/>
+  </w:num>
+  <w:num w:numId="20" w16cid:durableId="595946380">
     <w:abstractNumId w:val="21"/>
   </w:num>
-  <w:num w:numId="19" w16cid:durableId="1740907208">
-    <w:abstractNumId w:val="11"/>
+  <w:num w:numId="21" w16cid:durableId="1217934628">
+    <w:abstractNumId w:val="44"/>
   </w:num>
-  <w:num w:numId="20" w16cid:durableId="595946380">
+  <w:num w:numId="22" w16cid:durableId="1249002354">
+    <w:abstractNumId w:val="26"/>
+  </w:num>
+  <w:num w:numId="23" w16cid:durableId="1999458537">
     <w:abstractNumId w:val="20"/>
   </w:num>
-  <w:num w:numId="21" w16cid:durableId="1217934628">
-    <w:abstractNumId w:val="42"/>
-  </w:num>
-  <w:num w:numId="22" w16cid:durableId="1249002354">
-    <w:abstractNumId w:val="25"/>
-  </w:num>
-  <w:num w:numId="23" w16cid:durableId="1999458537">
-    <w:abstractNumId w:val="19"/>
-  </w:num>
   <w:num w:numId="24" w16cid:durableId="408842688">
-    <w:abstractNumId w:val="13"/>
+    <w:abstractNumId w:val="14"/>
   </w:num>
   <w:num w:numId="25" w16cid:durableId="1459758452">
-    <w:abstractNumId w:val="15"/>
+    <w:abstractNumId w:val="16"/>
   </w:num>
   <w:num w:numId="26" w16cid:durableId="484317569">
     <w:abstractNumId w:val="5"/>
   </w:num>
   <w:num w:numId="27" w16cid:durableId="939098090">
-    <w:abstractNumId w:val="8"/>
+    <w:abstractNumId w:val="9"/>
   </w:num>
   <w:num w:numId="28" w16cid:durableId="857232573">
-    <w:abstractNumId w:val="18"/>
+    <w:abstractNumId w:val="19"/>
   </w:num>
   <w:num w:numId="29" w16cid:durableId="1097947288">
-    <w:abstractNumId w:val="6"/>
+    <w:abstractNumId w:val="7"/>
   </w:num>
   <w:num w:numId="30" w16cid:durableId="710885854">
     <w:abstractNumId w:val="0"/>
   </w:num>
   <w:num w:numId="31" w16cid:durableId="829709937">
+    <w:abstractNumId w:val="31"/>
+  </w:num>
+  <w:num w:numId="32" w16cid:durableId="632905293">
+    <w:abstractNumId w:val="49"/>
+  </w:num>
+  <w:num w:numId="33" w16cid:durableId="1524249588">
+    <w:abstractNumId w:val="39"/>
+  </w:num>
+  <w:num w:numId="34" w16cid:durableId="1214122783">
+    <w:abstractNumId w:val="11"/>
+  </w:num>
+  <w:num w:numId="35" w16cid:durableId="364403596">
     <w:abstractNumId w:val="30"/>
   </w:num>
-  <w:num w:numId="32" w16cid:durableId="632905293">
-    <w:abstractNumId w:val="47"/>
+  <w:num w:numId="36" w16cid:durableId="1429810241">
+    <w:abstractNumId w:val="34"/>
   </w:num>
-  <w:num w:numId="33" w16cid:durableId="1524249588">
+  <w:num w:numId="37" w16cid:durableId="563224940">
+    <w:abstractNumId w:val="45"/>
+  </w:num>
+  <w:num w:numId="38" w16cid:durableId="798763530">
+    <w:abstractNumId w:val="41"/>
+  </w:num>
+  <w:num w:numId="39" w16cid:durableId="2099716276">
     <w:abstractNumId w:val="37"/>
   </w:num>
-  <w:num w:numId="34" w16cid:durableId="1214122783">
-    <w:abstractNumId w:val="10"/>
-  </w:num>
-  <w:num w:numId="35" w16cid:durableId="364403596">
-    <w:abstractNumId w:val="29"/>
-  </w:num>
-  <w:num w:numId="36" w16cid:durableId="1429810241">
-    <w:abstractNumId w:val="32"/>
-  </w:num>
-  <w:num w:numId="37" w16cid:durableId="563224940">
-    <w:abstractNumId w:val="43"/>
-  </w:num>
-  <w:num w:numId="38" w16cid:durableId="798763530">
-    <w:abstractNumId w:val="39"/>
-  </w:num>
-  <w:num w:numId="39" w16cid:durableId="2099716276">
-    <w:abstractNumId w:val="35"/>
-  </w:num>
   <w:num w:numId="40" w16cid:durableId="1136609470">
-    <w:abstractNumId w:val="12"/>
+    <w:abstractNumId w:val="13"/>
   </w:num>
   <w:num w:numId="41" w16cid:durableId="1463426325">
     <w:abstractNumId w:val="3"/>
   </w:num>
   <w:num w:numId="42" w16cid:durableId="1068652407">
-    <w:abstractNumId w:val="44"/>
+    <w:abstractNumId w:val="46"/>
   </w:num>
   <w:num w:numId="43" w16cid:durableId="1187868588">
-    <w:abstractNumId w:val="38"/>
+    <w:abstractNumId w:val="40"/>
   </w:num>
   <w:num w:numId="44" w16cid:durableId="124785363">
-    <w:abstractNumId w:val="16"/>
+    <w:abstractNumId w:val="17"/>
   </w:num>
   <w:num w:numId="45" w16cid:durableId="1560626433">
-    <w:abstractNumId w:val="46"/>
+    <w:abstractNumId w:val="48"/>
   </w:num>
   <w:num w:numId="46" w16cid:durableId="1210535447">
-    <w:abstractNumId w:val="48"/>
+    <w:abstractNumId w:val="50"/>
   </w:num>
   <w:num w:numId="47" w16cid:durableId="1082989371">
-    <w:abstractNumId w:val="36"/>
+    <w:abstractNumId w:val="38"/>
   </w:num>
   <w:num w:numId="48" w16cid:durableId="1154105591">
     <w:abstractNumId w:val="1"/>
   </w:num>
   <w:num w:numId="49" w16cid:durableId="1486388750">
-    <w:abstractNumId w:val="24"/>
+    <w:abstractNumId w:val="25"/>
+  </w:num>
+  <w:num w:numId="50" w16cid:durableId="1639260343">
+    <w:abstractNumId w:val="33"/>
+  </w:num>
+  <w:num w:numId="51" w16cid:durableId="910191109">
+    <w:abstractNumId w:val="6"/>
   </w:num>
 </w:numbering>
 </file>

--- a/DOC/要件定義/要件資料.docx
+++ b/DOC/要件定義/要件資料.docx
@@ -135,7 +135,7 @@
         <w:pStyle w:val="a3"/>
         <w:numPr>
           <w:ilvl w:val="0"/>
-          <w:numId w:val="9"/>
+          <w:numId w:val="1"/>
         </w:numPr>
         <w:ind w:leftChars="0"/>
       </w:pPr>
@@ -163,7 +163,7 @@
         <w:pStyle w:val="a3"/>
         <w:numPr>
           <w:ilvl w:val="0"/>
-          <w:numId w:val="9"/>
+          <w:numId w:val="1"/>
         </w:numPr>
         <w:ind w:leftChars="0"/>
       </w:pPr>
@@ -179,7 +179,7 @@
         <w:pStyle w:val="a3"/>
         <w:numPr>
           <w:ilvl w:val="0"/>
-          <w:numId w:val="9"/>
+          <w:numId w:val="1"/>
         </w:numPr>
         <w:ind w:leftChars="0"/>
       </w:pPr>
@@ -195,7 +195,7 @@
         <w:pStyle w:val="a3"/>
         <w:numPr>
           <w:ilvl w:val="0"/>
-          <w:numId w:val="9"/>
+          <w:numId w:val="1"/>
         </w:numPr>
         <w:ind w:leftChars="0"/>
       </w:pPr>
@@ -211,7 +211,7 @@
         <w:pStyle w:val="a3"/>
         <w:numPr>
           <w:ilvl w:val="0"/>
-          <w:numId w:val="9"/>
+          <w:numId w:val="1"/>
         </w:numPr>
         <w:ind w:leftChars="0"/>
       </w:pPr>
@@ -227,7 +227,7 @@
         <w:pStyle w:val="a3"/>
         <w:numPr>
           <w:ilvl w:val="0"/>
-          <w:numId w:val="9"/>
+          <w:numId w:val="1"/>
         </w:numPr>
         <w:ind w:leftChars="0"/>
       </w:pPr>
@@ -258,7 +258,7 @@
         <w:pStyle w:val="a3"/>
         <w:numPr>
           <w:ilvl w:val="0"/>
-          <w:numId w:val="10"/>
+          <w:numId w:val="2"/>
         </w:numPr>
         <w:ind w:leftChars="0"/>
       </w:pPr>
@@ -274,7 +274,7 @@
         <w:pStyle w:val="a3"/>
         <w:numPr>
           <w:ilvl w:val="1"/>
-          <w:numId w:val="10"/>
+          <w:numId w:val="2"/>
         </w:numPr>
         <w:ind w:leftChars="0"/>
       </w:pPr>
@@ -296,13 +296,17 @@
         <w:pStyle w:val="a3"/>
         <w:numPr>
           <w:ilvl w:val="0"/>
-          <w:numId w:val="11"/>
-        </w:numPr>
-        <w:ind w:leftChars="0"/>
-      </w:pPr>
-      <w:r>
-        <w:rPr>
-          <w:rFonts w:hint="eastAsia"/>
+          <w:numId w:val="3"/>
+        </w:numPr>
+        <w:ind w:leftChars="0"/>
+        <w:rPr>
+          <w:color w:val="EE0000"/>
+        </w:rPr>
+      </w:pPr>
+      <w:r>
+        <w:rPr>
+          <w:rFonts w:hint="eastAsia"/>
+          <w:color w:val="EE0000"/>
         </w:rPr>
         <w:t>DB接続失敗時の表示：パスワード入力欄の下に、赤文字で「接続に失敗しました。」と表示する。</w:t>
       </w:r>
@@ -312,13 +316,17 @@
         <w:pStyle w:val="a3"/>
         <w:numPr>
           <w:ilvl w:val="0"/>
-          <w:numId w:val="11"/>
-        </w:numPr>
-        <w:ind w:leftChars="0"/>
-      </w:pPr>
-      <w:r>
-        <w:rPr>
-          <w:rFonts w:hint="eastAsia"/>
+          <w:numId w:val="3"/>
+        </w:numPr>
+        <w:ind w:leftChars="0"/>
+        <w:rPr>
+          <w:color w:val="EE0000"/>
+        </w:rPr>
+      </w:pPr>
+      <w:r>
+        <w:rPr>
+          <w:rFonts w:hint="eastAsia"/>
+          <w:color w:val="EE0000"/>
         </w:rPr>
         <w:t>DB接続時失敗時のボタン等：入力欄、およびボタンについてはアクティブ状態にする。</w:t>
       </w:r>
@@ -328,13 +336,17 @@
         <w:pStyle w:val="a3"/>
         <w:numPr>
           <w:ilvl w:val="0"/>
-          <w:numId w:val="11"/>
-        </w:numPr>
-        <w:ind w:leftChars="0"/>
-      </w:pPr>
-      <w:r>
-        <w:rPr>
-          <w:rFonts w:hint="eastAsia"/>
+          <w:numId w:val="3"/>
+        </w:numPr>
+        <w:ind w:leftChars="0"/>
+        <w:rPr>
+          <w:color w:val="EE0000"/>
+        </w:rPr>
+      </w:pPr>
+      <w:r>
+        <w:rPr>
+          <w:rFonts w:hint="eastAsia"/>
+          <w:color w:val="EE0000"/>
         </w:rPr>
         <w:t>ログイン成功後：マップ画面に遷移する。</w:t>
       </w:r>
@@ -344,13 +356,17 @@
         <w:pStyle w:val="a3"/>
         <w:numPr>
           <w:ilvl w:val="0"/>
-          <w:numId w:val="11"/>
-        </w:numPr>
-        <w:ind w:leftChars="0"/>
-      </w:pPr>
-      <w:r>
-        <w:rPr>
-          <w:rFonts w:hint="eastAsia"/>
+          <w:numId w:val="3"/>
+        </w:numPr>
+        <w:ind w:leftChars="0"/>
+        <w:rPr>
+          <w:color w:val="EE0000"/>
+        </w:rPr>
+      </w:pPr>
+      <w:r>
+        <w:rPr>
+          <w:rFonts w:hint="eastAsia"/>
+          <w:color w:val="EE0000"/>
         </w:rPr>
         <w:t>ログイン失敗時：赤文字で「メールアドレスかパスワードが間違っています。」と表示する。</w:t>
       </w:r>
@@ -366,7 +382,7 @@
         <w:pStyle w:val="a3"/>
         <w:numPr>
           <w:ilvl w:val="1"/>
-          <w:numId w:val="10"/>
+          <w:numId w:val="2"/>
         </w:numPr>
         <w:ind w:leftChars="0"/>
       </w:pPr>
@@ -382,7 +398,7 @@
         <w:pStyle w:val="a3"/>
         <w:numPr>
           <w:ilvl w:val="0"/>
-          <w:numId w:val="13"/>
+          <w:numId w:val="4"/>
         </w:numPr>
         <w:ind w:leftChars="0"/>
       </w:pPr>
@@ -416,7 +432,7 @@
         <w:pStyle w:val="a3"/>
         <w:numPr>
           <w:ilvl w:val="0"/>
-          <w:numId w:val="13"/>
+          <w:numId w:val="4"/>
         </w:numPr>
         <w:ind w:leftChars="0"/>
       </w:pPr>
@@ -444,7 +460,7 @@
         <w:pStyle w:val="a3"/>
         <w:numPr>
           <w:ilvl w:val="0"/>
-          <w:numId w:val="13"/>
+          <w:numId w:val="4"/>
         </w:numPr>
         <w:ind w:leftChars="0"/>
       </w:pPr>
@@ -466,7 +482,7 @@
         <w:pStyle w:val="a3"/>
         <w:numPr>
           <w:ilvl w:val="1"/>
-          <w:numId w:val="10"/>
+          <w:numId w:val="2"/>
         </w:numPr>
         <w:ind w:leftChars="0"/>
       </w:pPr>
@@ -482,7 +498,7 @@
         <w:pStyle w:val="a3"/>
         <w:numPr>
           <w:ilvl w:val="0"/>
-          <w:numId w:val="14"/>
+          <w:numId w:val="5"/>
         </w:numPr>
         <w:ind w:leftChars="0"/>
       </w:pPr>
@@ -498,7 +514,7 @@
         <w:pStyle w:val="a3"/>
         <w:numPr>
           <w:ilvl w:val="0"/>
-          <w:numId w:val="14"/>
+          <w:numId w:val="5"/>
         </w:numPr>
         <w:ind w:leftChars="0"/>
       </w:pPr>
@@ -514,7 +530,7 @@
         <w:pStyle w:val="a3"/>
         <w:numPr>
           <w:ilvl w:val="0"/>
-          <w:numId w:val="14"/>
+          <w:numId w:val="5"/>
         </w:numPr>
         <w:ind w:leftChars="0"/>
       </w:pPr>
@@ -536,7 +552,7 @@
         <w:pStyle w:val="a3"/>
         <w:numPr>
           <w:ilvl w:val="1"/>
-          <w:numId w:val="10"/>
+          <w:numId w:val="2"/>
         </w:numPr>
         <w:ind w:leftChars="0"/>
       </w:pPr>
@@ -552,7 +568,7 @@
         <w:pStyle w:val="a3"/>
         <w:numPr>
           <w:ilvl w:val="0"/>
-          <w:numId w:val="15"/>
+          <w:numId w:val="6"/>
         </w:numPr>
         <w:ind w:leftChars="0"/>
       </w:pPr>
@@ -568,7 +584,7 @@
         <w:pStyle w:val="a3"/>
         <w:numPr>
           <w:ilvl w:val="0"/>
-          <w:numId w:val="15"/>
+          <w:numId w:val="6"/>
         </w:numPr>
         <w:ind w:leftChars="0"/>
       </w:pPr>
@@ -584,7 +600,7 @@
         <w:pStyle w:val="a3"/>
         <w:numPr>
           <w:ilvl w:val="0"/>
-          <w:numId w:val="15"/>
+          <w:numId w:val="6"/>
         </w:numPr>
         <w:ind w:leftChars="0"/>
       </w:pPr>
@@ -600,7 +616,7 @@
         <w:pStyle w:val="a3"/>
         <w:numPr>
           <w:ilvl w:val="0"/>
-          <w:numId w:val="15"/>
+          <w:numId w:val="6"/>
         </w:numPr>
         <w:ind w:leftChars="0"/>
       </w:pPr>
@@ -647,7 +663,7 @@
         <w:pStyle w:val="a3"/>
         <w:numPr>
           <w:ilvl w:val="0"/>
-          <w:numId w:val="10"/>
+          <w:numId w:val="2"/>
         </w:numPr>
         <w:ind w:leftChars="0"/>
       </w:pPr>
@@ -663,7 +679,7 @@
         <w:pStyle w:val="a3"/>
         <w:numPr>
           <w:ilvl w:val="1"/>
-          <w:numId w:val="10"/>
+          <w:numId w:val="2"/>
         </w:numPr>
         <w:ind w:leftChars="0"/>
       </w:pPr>
@@ -679,7 +695,7 @@
         <w:pStyle w:val="a3"/>
         <w:numPr>
           <w:ilvl w:val="0"/>
-          <w:numId w:val="18"/>
+          <w:numId w:val="7"/>
         </w:numPr>
         <w:ind w:leftChars="0"/>
       </w:pPr>
@@ -695,7 +711,7 @@
         <w:pStyle w:val="a3"/>
         <w:numPr>
           <w:ilvl w:val="0"/>
-          <w:numId w:val="18"/>
+          <w:numId w:val="7"/>
         </w:numPr>
         <w:ind w:leftChars="0"/>
       </w:pPr>
@@ -711,7 +727,7 @@
         <w:pStyle w:val="a3"/>
         <w:numPr>
           <w:ilvl w:val="0"/>
-          <w:numId w:val="18"/>
+          <w:numId w:val="7"/>
         </w:numPr>
         <w:ind w:leftChars="0"/>
       </w:pPr>
@@ -727,7 +743,7 @@
         <w:pStyle w:val="a3"/>
         <w:numPr>
           <w:ilvl w:val="1"/>
-          <w:numId w:val="18"/>
+          <w:numId w:val="7"/>
         </w:numPr>
         <w:ind w:leftChars="0"/>
       </w:pPr>
@@ -743,7 +759,7 @@
         <w:pStyle w:val="a3"/>
         <w:numPr>
           <w:ilvl w:val="1"/>
-          <w:numId w:val="18"/>
+          <w:numId w:val="7"/>
         </w:numPr>
         <w:ind w:leftChars="0"/>
       </w:pPr>
@@ -759,7 +775,7 @@
         <w:pStyle w:val="a3"/>
         <w:numPr>
           <w:ilvl w:val="1"/>
-          <w:numId w:val="18"/>
+          <w:numId w:val="7"/>
         </w:numPr>
         <w:ind w:leftChars="0"/>
       </w:pPr>
@@ -775,7 +791,7 @@
         <w:pStyle w:val="a3"/>
         <w:numPr>
           <w:ilvl w:val="1"/>
-          <w:numId w:val="18"/>
+          <w:numId w:val="7"/>
         </w:numPr>
         <w:ind w:leftChars="0"/>
       </w:pPr>
@@ -791,7 +807,7 @@
         <w:pStyle w:val="a3"/>
         <w:numPr>
           <w:ilvl w:val="1"/>
-          <w:numId w:val="18"/>
+          <w:numId w:val="7"/>
         </w:numPr>
         <w:ind w:leftChars="0"/>
       </w:pPr>
@@ -816,7 +832,7 @@
         <w:pStyle w:val="a3"/>
         <w:numPr>
           <w:ilvl w:val="1"/>
-          <w:numId w:val="18"/>
+          <w:numId w:val="7"/>
         </w:numPr>
         <w:ind w:leftChars="0"/>
       </w:pPr>
@@ -838,7 +854,7 @@
         <w:pStyle w:val="a3"/>
         <w:numPr>
           <w:ilvl w:val="1"/>
-          <w:numId w:val="10"/>
+          <w:numId w:val="2"/>
         </w:numPr>
         <w:ind w:leftChars="0"/>
       </w:pPr>
@@ -854,7 +870,7 @@
         <w:pStyle w:val="a3"/>
         <w:numPr>
           <w:ilvl w:val="0"/>
-          <w:numId w:val="21"/>
+          <w:numId w:val="8"/>
         </w:numPr>
         <w:ind w:leftChars="0"/>
       </w:pPr>
@@ -894,7 +910,7 @@
         <w:pStyle w:val="a3"/>
         <w:numPr>
           <w:ilvl w:val="0"/>
-          <w:numId w:val="21"/>
+          <w:numId w:val="8"/>
         </w:numPr>
         <w:ind w:leftChars="0"/>
       </w:pPr>
@@ -922,7 +938,7 @@
         <w:pStyle w:val="a3"/>
         <w:numPr>
           <w:ilvl w:val="0"/>
-          <w:numId w:val="21"/>
+          <w:numId w:val="8"/>
         </w:numPr>
         <w:ind w:leftChars="0"/>
       </w:pPr>
@@ -944,7 +960,7 @@
         <w:pStyle w:val="a3"/>
         <w:numPr>
           <w:ilvl w:val="0"/>
-          <w:numId w:val="21"/>
+          <w:numId w:val="8"/>
         </w:numPr>
         <w:ind w:leftChars="0"/>
       </w:pPr>
@@ -960,7 +976,7 @@
         <w:pStyle w:val="a3"/>
         <w:numPr>
           <w:ilvl w:val="0"/>
-          <w:numId w:val="21"/>
+          <w:numId w:val="8"/>
         </w:numPr>
         <w:ind w:leftChars="0"/>
       </w:pPr>
@@ -976,7 +992,7 @@
         <w:pStyle w:val="a3"/>
         <w:numPr>
           <w:ilvl w:val="0"/>
-          <w:numId w:val="21"/>
+          <w:numId w:val="8"/>
         </w:numPr>
         <w:ind w:leftChars="0"/>
       </w:pPr>
@@ -992,7 +1008,7 @@
         <w:pStyle w:val="a3"/>
         <w:numPr>
           <w:ilvl w:val="0"/>
-          <w:numId w:val="21"/>
+          <w:numId w:val="8"/>
         </w:numPr>
         <w:ind w:leftChars="0"/>
         <w:rPr>
@@ -1012,7 +1028,7 @@
         <w:pStyle w:val="a3"/>
         <w:numPr>
           <w:ilvl w:val="0"/>
-          <w:numId w:val="21"/>
+          <w:numId w:val="8"/>
         </w:numPr>
         <w:ind w:leftChars="0"/>
       </w:pPr>
@@ -1037,7 +1053,7 @@
         <w:pStyle w:val="a3"/>
         <w:numPr>
           <w:ilvl w:val="1"/>
-          <w:numId w:val="10"/>
+          <w:numId w:val="2"/>
         </w:numPr>
         <w:ind w:leftChars="0"/>
       </w:pPr>
@@ -1054,7 +1070,7 @@
         <w:pStyle w:val="a3"/>
         <w:numPr>
           <w:ilvl w:val="0"/>
-          <w:numId w:val="25"/>
+          <w:numId w:val="9"/>
         </w:numPr>
         <w:ind w:leftChars="0"/>
       </w:pPr>
@@ -1070,7 +1086,7 @@
         <w:pStyle w:val="a3"/>
         <w:numPr>
           <w:ilvl w:val="0"/>
-          <w:numId w:val="25"/>
+          <w:numId w:val="9"/>
         </w:numPr>
         <w:ind w:leftChars="0"/>
       </w:pPr>
@@ -1084,21 +1100,48 @@
     <w:p>
       <w:pPr>
         <w:pStyle w:val="a3"/>
+        <w:numPr>
+          <w:ilvl w:val="0"/>
+          <w:numId w:val="9"/>
+        </w:numPr>
+        <w:ind w:leftChars="0"/>
+        <w:rPr>
+          <w:lang w:eastAsia="zh-TW"/>
+        </w:rPr>
+      </w:pPr>
+      <w:r>
+        <w:rPr>
+          <w:rFonts w:hint="eastAsia"/>
+          <w:lang w:eastAsia="zh-TW"/>
+        </w:rPr>
+        <w:t>入力可能文字数：</w:t>
+      </w:r>
+      <w:r>
+        <w:rPr>
+          <w:rFonts w:hint="eastAsia"/>
+        </w:rPr>
+        <w:t>5</w:t>
+      </w:r>
+      <w:r>
+        <w:rPr>
+          <w:rFonts w:hint="eastAsia"/>
+          <w:lang w:eastAsia="zh-TW"/>
+        </w:rPr>
+        <w:t>00文字（全角）</w:t>
+      </w:r>
+    </w:p>
+    <w:p>
+      <w:pPr>
+        <w:pStyle w:val="a3"/>
         <w:ind w:leftChars="0" w:left="1280"/>
       </w:pPr>
     </w:p>
     <w:p>
       <w:pPr>
         <w:pStyle w:val="a3"/>
-        <w:ind w:leftChars="0" w:left="1280"/>
-      </w:pPr>
-    </w:p>
-    <w:p>
-      <w:pPr>
-        <w:pStyle w:val="a3"/>
-        <w:numPr>
-          <w:ilvl w:val="0"/>
-          <w:numId w:val="51"/>
+        <w:numPr>
+          <w:ilvl w:val="0"/>
+          <w:numId w:val="22"/>
         </w:numPr>
         <w:ind w:leftChars="0"/>
       </w:pPr>
@@ -1114,7 +1157,7 @@
         <w:pStyle w:val="a3"/>
         <w:numPr>
           <w:ilvl w:val="0"/>
-          <w:numId w:val="27"/>
+          <w:numId w:val="10"/>
         </w:numPr>
         <w:ind w:leftChars="0"/>
       </w:pPr>
@@ -1130,7 +1173,7 @@
         <w:pStyle w:val="a3"/>
         <w:numPr>
           <w:ilvl w:val="0"/>
-          <w:numId w:val="28"/>
+          <w:numId w:val="11"/>
         </w:numPr>
         <w:ind w:leftChars="0"/>
       </w:pPr>
@@ -1152,7 +1195,7 @@
         <w:pStyle w:val="a3"/>
         <w:numPr>
           <w:ilvl w:val="0"/>
-          <w:numId w:val="28"/>
+          <w:numId w:val="11"/>
         </w:numPr>
         <w:ind w:leftChars="0"/>
       </w:pPr>
@@ -1177,7 +1220,7 @@
         <w:pStyle w:val="a3"/>
         <w:numPr>
           <w:ilvl w:val="0"/>
-          <w:numId w:val="28"/>
+          <w:numId w:val="11"/>
         </w:numPr>
         <w:ind w:leftChars="0"/>
       </w:pPr>
@@ -1229,7 +1272,7 @@
         <w:pStyle w:val="a3"/>
         <w:numPr>
           <w:ilvl w:val="0"/>
-          <w:numId w:val="27"/>
+          <w:numId w:val="10"/>
         </w:numPr>
         <w:ind w:leftChars="0"/>
       </w:pPr>
@@ -1245,7 +1288,7 @@
         <w:pStyle w:val="a3"/>
         <w:numPr>
           <w:ilvl w:val="0"/>
-          <w:numId w:val="29"/>
+          <w:numId w:val="12"/>
         </w:numPr>
         <w:ind w:leftChars="0"/>
       </w:pPr>
@@ -1273,7 +1316,7 @@
         <w:pStyle w:val="a3"/>
         <w:numPr>
           <w:ilvl w:val="0"/>
-          <w:numId w:val="29"/>
+          <w:numId w:val="12"/>
         </w:numPr>
         <w:ind w:leftChars="0"/>
       </w:pPr>
@@ -1289,7 +1332,7 @@
         <w:pStyle w:val="a3"/>
         <w:numPr>
           <w:ilvl w:val="0"/>
-          <w:numId w:val="29"/>
+          <w:numId w:val="12"/>
         </w:numPr>
         <w:ind w:leftChars="0"/>
       </w:pPr>
@@ -1335,7 +1378,7 @@
         <w:pStyle w:val="a3"/>
         <w:numPr>
           <w:ilvl w:val="0"/>
-          <w:numId w:val="51"/>
+          <w:numId w:val="22"/>
         </w:numPr>
         <w:ind w:leftChars="0"/>
       </w:pPr>
@@ -1351,7 +1394,7 @@
         <w:pStyle w:val="a3"/>
         <w:numPr>
           <w:ilvl w:val="0"/>
-          <w:numId w:val="30"/>
+          <w:numId w:val="13"/>
         </w:numPr>
         <w:ind w:leftChars="0"/>
       </w:pPr>
@@ -1367,7 +1410,7 @@
         <w:pStyle w:val="a3"/>
         <w:numPr>
           <w:ilvl w:val="0"/>
-          <w:numId w:val="31"/>
+          <w:numId w:val="14"/>
         </w:numPr>
         <w:ind w:leftChars="0"/>
       </w:pPr>
@@ -1383,7 +1426,7 @@
         <w:pStyle w:val="a3"/>
         <w:numPr>
           <w:ilvl w:val="0"/>
-          <w:numId w:val="31"/>
+          <w:numId w:val="14"/>
         </w:numPr>
         <w:ind w:leftChars="0"/>
       </w:pPr>
@@ -1399,7 +1442,7 @@
         <w:pStyle w:val="a3"/>
         <w:numPr>
           <w:ilvl w:val="0"/>
-          <w:numId w:val="31"/>
+          <w:numId w:val="14"/>
         </w:numPr>
         <w:ind w:leftChars="0"/>
       </w:pPr>
@@ -1429,7 +1472,7 @@
         <w:pStyle w:val="a3"/>
         <w:numPr>
           <w:ilvl w:val="0"/>
-          <w:numId w:val="51"/>
+          <w:numId w:val="22"/>
         </w:numPr>
         <w:ind w:leftChars="0"/>
       </w:pPr>
@@ -1446,7 +1489,7 @@
         <w:pStyle w:val="a3"/>
         <w:numPr>
           <w:ilvl w:val="0"/>
-          <w:numId w:val="34"/>
+          <w:numId w:val="15"/>
         </w:numPr>
         <w:ind w:leftChars="0"/>
       </w:pPr>
@@ -1462,7 +1505,7 @@
         <w:pStyle w:val="a3"/>
         <w:numPr>
           <w:ilvl w:val="0"/>
-          <w:numId w:val="35"/>
+          <w:numId w:val="16"/>
         </w:numPr>
         <w:ind w:leftChars="0"/>
       </w:pPr>
@@ -1478,7 +1521,7 @@
         <w:pStyle w:val="a3"/>
         <w:numPr>
           <w:ilvl w:val="0"/>
-          <w:numId w:val="35"/>
+          <w:numId w:val="16"/>
         </w:numPr>
         <w:ind w:leftChars="0"/>
       </w:pPr>
@@ -1500,7 +1543,7 @@
         <w:pStyle w:val="a3"/>
         <w:numPr>
           <w:ilvl w:val="0"/>
-          <w:numId w:val="35"/>
+          <w:numId w:val="16"/>
         </w:numPr>
         <w:ind w:leftChars="0"/>
       </w:pPr>
@@ -1538,7 +1581,7 @@
         <w:pStyle w:val="a3"/>
         <w:numPr>
           <w:ilvl w:val="0"/>
-          <w:numId w:val="51"/>
+          <w:numId w:val="22"/>
         </w:numPr>
         <w:ind w:leftChars="0"/>
       </w:pPr>
@@ -1560,7 +1603,7 @@
         <w:pStyle w:val="a3"/>
         <w:numPr>
           <w:ilvl w:val="0"/>
-          <w:numId w:val="42"/>
+          <w:numId w:val="19"/>
         </w:numPr>
         <w:ind w:leftChars="0"/>
       </w:pPr>
@@ -1576,7 +1619,7 @@
         <w:pStyle w:val="a3"/>
         <w:numPr>
           <w:ilvl w:val="0"/>
-          <w:numId w:val="43"/>
+          <w:numId w:val="20"/>
         </w:numPr>
         <w:ind w:leftChars="0"/>
       </w:pPr>
@@ -1598,7 +1641,7 @@
         <w:pStyle w:val="a3"/>
         <w:numPr>
           <w:ilvl w:val="0"/>
-          <w:numId w:val="42"/>
+          <w:numId w:val="19"/>
         </w:numPr>
         <w:ind w:leftChars="0"/>
       </w:pPr>
@@ -1614,7 +1657,7 @@
         <w:pStyle w:val="a3"/>
         <w:numPr>
           <w:ilvl w:val="0"/>
-          <w:numId w:val="37"/>
+          <w:numId w:val="17"/>
         </w:numPr>
         <w:ind w:leftChars="0"/>
       </w:pPr>
@@ -1630,7 +1673,7 @@
         <w:pStyle w:val="a3"/>
         <w:numPr>
           <w:ilvl w:val="0"/>
-          <w:numId w:val="37"/>
+          <w:numId w:val="17"/>
         </w:numPr>
         <w:ind w:leftChars="0"/>
       </w:pPr>
@@ -1646,7 +1689,7 @@
         <w:pStyle w:val="a3"/>
         <w:numPr>
           <w:ilvl w:val="0"/>
-          <w:numId w:val="37"/>
+          <w:numId w:val="17"/>
         </w:numPr>
         <w:ind w:leftChars="0"/>
       </w:pPr>
@@ -1668,7 +1711,7 @@
         <w:pStyle w:val="a3"/>
         <w:numPr>
           <w:ilvl w:val="0"/>
-          <w:numId w:val="42"/>
+          <w:numId w:val="19"/>
         </w:numPr>
         <w:ind w:leftChars="0"/>
       </w:pPr>
@@ -1690,7 +1733,7 @@
         <w:pStyle w:val="a3"/>
         <w:numPr>
           <w:ilvl w:val="0"/>
-          <w:numId w:val="38"/>
+          <w:numId w:val="18"/>
         </w:numPr>
         <w:ind w:leftChars="0"/>
       </w:pPr>
@@ -1706,7 +1749,7 @@
         <w:pStyle w:val="a3"/>
         <w:numPr>
           <w:ilvl w:val="0"/>
-          <w:numId w:val="38"/>
+          <w:numId w:val="18"/>
         </w:numPr>
         <w:ind w:leftChars="0"/>
       </w:pPr>
@@ -1722,7 +1765,7 @@
         <w:pStyle w:val="a3"/>
         <w:numPr>
           <w:ilvl w:val="0"/>
-          <w:numId w:val="38"/>
+          <w:numId w:val="18"/>
         </w:numPr>
         <w:ind w:leftChars="0"/>
       </w:pPr>
@@ -1744,7 +1787,7 @@
         <w:pStyle w:val="a3"/>
         <w:numPr>
           <w:ilvl w:val="0"/>
-          <w:numId w:val="38"/>
+          <w:numId w:val="18"/>
         </w:numPr>
         <w:ind w:leftChars="0"/>
       </w:pPr>
@@ -1760,7 +1803,7 @@
         <w:pStyle w:val="a3"/>
         <w:numPr>
           <w:ilvl w:val="0"/>
-          <w:numId w:val="38"/>
+          <w:numId w:val="18"/>
         </w:numPr>
         <w:ind w:leftChars="0"/>
       </w:pPr>
@@ -1779,7 +1822,7 @@
         <w:pStyle w:val="a3"/>
         <w:numPr>
           <w:ilvl w:val="0"/>
-          <w:numId w:val="38"/>
+          <w:numId w:val="18"/>
         </w:numPr>
         <w:ind w:leftChars="0"/>
       </w:pPr>
@@ -1801,7 +1844,7 @@
         <w:pStyle w:val="a3"/>
         <w:numPr>
           <w:ilvl w:val="0"/>
-          <w:numId w:val="27"/>
+          <w:numId w:val="10"/>
         </w:numPr>
         <w:ind w:leftChars="0"/>
       </w:pPr>
@@ -1817,7 +1860,7 @@
         <w:pStyle w:val="a3"/>
         <w:numPr>
           <w:ilvl w:val="0"/>
-          <w:numId w:val="48"/>
+          <w:numId w:val="21"/>
         </w:numPr>
         <w:ind w:leftChars="0"/>
         <w:rPr>
@@ -1837,7 +1880,7 @@
         <w:pStyle w:val="a3"/>
         <w:numPr>
           <w:ilvl w:val="0"/>
-          <w:numId w:val="48"/>
+          <w:numId w:val="21"/>
         </w:numPr>
         <w:ind w:leftChars="0"/>
       </w:pPr>
@@ -1853,7 +1896,7 @@
         <w:pStyle w:val="a3"/>
         <w:numPr>
           <w:ilvl w:val="0"/>
-          <w:numId w:val="48"/>
+          <w:numId w:val="21"/>
         </w:numPr>
         <w:ind w:leftChars="0"/>
       </w:pPr>
@@ -1869,7 +1912,7 @@
         <w:pStyle w:val="a3"/>
         <w:numPr>
           <w:ilvl w:val="0"/>
-          <w:numId w:val="48"/>
+          <w:numId w:val="21"/>
         </w:numPr>
         <w:ind w:leftChars="0"/>
       </w:pPr>
@@ -2109,353 +2152,6 @@
     </w:lvl>
   </w:abstractNum>
   <w:abstractNum w:abstractNumId="2" w15:restartNumberingAfterBreak="0">
-    <w:nsid w:val="0A952135"/>
-    <w:multiLevelType w:val="hybridMultilevel"/>
-    <w:tmpl w:val="A72CE72A"/>
-    <w:lvl w:ilvl="0" w:tplc="F22E8AC2">
-      <w:start w:val="1"/>
-      <w:numFmt w:val="decimalFullWidth"/>
-      <w:lvlText w:val="%1．"/>
-      <w:lvlJc w:val="left"/>
-      <w:pPr>
-        <w:ind w:left="5639" w:hanging="400"/>
-      </w:pPr>
-      <w:rPr>
-        <w:rFonts w:hint="default"/>
-      </w:rPr>
-    </w:lvl>
-    <w:lvl w:ilvl="1" w:tplc="04090017" w:tentative="1">
-      <w:start w:val="1"/>
-      <w:numFmt w:val="aiueoFullWidth"/>
-      <w:lvlText w:val="(%2)"/>
-      <w:lvlJc w:val="left"/>
-      <w:pPr>
-        <w:ind w:left="6119" w:hanging="440"/>
-      </w:pPr>
-    </w:lvl>
-    <w:lvl w:ilvl="2" w:tplc="04090011" w:tentative="1">
-      <w:start w:val="1"/>
-      <w:numFmt w:val="decimalEnclosedCircle"/>
-      <w:lvlText w:val="%3"/>
-      <w:lvlJc w:val="left"/>
-      <w:pPr>
-        <w:ind w:left="6559" w:hanging="440"/>
-      </w:pPr>
-    </w:lvl>
-    <w:lvl w:ilvl="3" w:tplc="0409000F" w:tentative="1">
-      <w:start w:val="1"/>
-      <w:numFmt w:val="decimal"/>
-      <w:lvlText w:val="%4."/>
-      <w:lvlJc w:val="left"/>
-      <w:pPr>
-        <w:ind w:left="6999" w:hanging="440"/>
-      </w:pPr>
-    </w:lvl>
-    <w:lvl w:ilvl="4" w:tplc="04090017" w:tentative="1">
-      <w:start w:val="1"/>
-      <w:numFmt w:val="aiueoFullWidth"/>
-      <w:lvlText w:val="(%5)"/>
-      <w:lvlJc w:val="left"/>
-      <w:pPr>
-        <w:ind w:left="7439" w:hanging="440"/>
-      </w:pPr>
-    </w:lvl>
-    <w:lvl w:ilvl="5" w:tplc="04090011" w:tentative="1">
-      <w:start w:val="1"/>
-      <w:numFmt w:val="decimalEnclosedCircle"/>
-      <w:lvlText w:val="%6"/>
-      <w:lvlJc w:val="left"/>
-      <w:pPr>
-        <w:ind w:left="7879" w:hanging="440"/>
-      </w:pPr>
-    </w:lvl>
-    <w:lvl w:ilvl="6" w:tplc="0409000F" w:tentative="1">
-      <w:start w:val="1"/>
-      <w:numFmt w:val="decimal"/>
-      <w:lvlText w:val="%7."/>
-      <w:lvlJc w:val="left"/>
-      <w:pPr>
-        <w:ind w:left="8319" w:hanging="440"/>
-      </w:pPr>
-    </w:lvl>
-    <w:lvl w:ilvl="7" w:tplc="04090017" w:tentative="1">
-      <w:start w:val="1"/>
-      <w:numFmt w:val="aiueoFullWidth"/>
-      <w:lvlText w:val="(%8)"/>
-      <w:lvlJc w:val="left"/>
-      <w:pPr>
-        <w:ind w:left="8759" w:hanging="440"/>
-      </w:pPr>
-    </w:lvl>
-    <w:lvl w:ilvl="8" w:tplc="04090011" w:tentative="1">
-      <w:start w:val="1"/>
-      <w:numFmt w:val="decimalEnclosedCircle"/>
-      <w:lvlText w:val="%9"/>
-      <w:lvlJc w:val="left"/>
-      <w:pPr>
-        <w:ind w:left="9199" w:hanging="440"/>
-      </w:pPr>
-    </w:lvl>
-  </w:abstractNum>
-  <w:abstractNum w:abstractNumId="3" w15:restartNumberingAfterBreak="0">
-    <w:nsid w:val="0C56661B"/>
-    <w:multiLevelType w:val="hybridMultilevel"/>
-    <w:tmpl w:val="F170FE40"/>
-    <w:lvl w:ilvl="0" w:tplc="FFFFFFFF">
-      <w:start w:val="1"/>
-      <w:numFmt w:val="decimalEnclosedCircle"/>
-      <w:lvlText w:val="%1"/>
-      <w:lvlJc w:val="left"/>
-      <w:pPr>
-        <w:ind w:left="880" w:hanging="440"/>
-      </w:pPr>
-    </w:lvl>
-    <w:lvl w:ilvl="1" w:tplc="FFFFFFFF" w:tentative="1">
-      <w:start w:val="1"/>
-      <w:numFmt w:val="aiueoFullWidth"/>
-      <w:lvlText w:val="(%2)"/>
-      <w:lvlJc w:val="left"/>
-      <w:pPr>
-        <w:ind w:left="1320" w:hanging="440"/>
-      </w:pPr>
-    </w:lvl>
-    <w:lvl w:ilvl="2" w:tplc="FFFFFFFF" w:tentative="1">
-      <w:start w:val="1"/>
-      <w:numFmt w:val="decimalEnclosedCircle"/>
-      <w:lvlText w:val="%3"/>
-      <w:lvlJc w:val="left"/>
-      <w:pPr>
-        <w:ind w:left="1760" w:hanging="440"/>
-      </w:pPr>
-    </w:lvl>
-    <w:lvl w:ilvl="3" w:tplc="FFFFFFFF" w:tentative="1">
-      <w:start w:val="1"/>
-      <w:numFmt w:val="decimal"/>
-      <w:lvlText w:val="%4."/>
-      <w:lvlJc w:val="left"/>
-      <w:pPr>
-        <w:ind w:left="2200" w:hanging="440"/>
-      </w:pPr>
-    </w:lvl>
-    <w:lvl w:ilvl="4" w:tplc="FFFFFFFF" w:tentative="1">
-      <w:start w:val="1"/>
-      <w:numFmt w:val="aiueoFullWidth"/>
-      <w:lvlText w:val="(%5)"/>
-      <w:lvlJc w:val="left"/>
-      <w:pPr>
-        <w:ind w:left="2640" w:hanging="440"/>
-      </w:pPr>
-    </w:lvl>
-    <w:lvl w:ilvl="5" w:tplc="FFFFFFFF" w:tentative="1">
-      <w:start w:val="1"/>
-      <w:numFmt w:val="decimalEnclosedCircle"/>
-      <w:lvlText w:val="%6"/>
-      <w:lvlJc w:val="left"/>
-      <w:pPr>
-        <w:ind w:left="3080" w:hanging="440"/>
-      </w:pPr>
-    </w:lvl>
-    <w:lvl w:ilvl="6" w:tplc="FFFFFFFF" w:tentative="1">
-      <w:start w:val="1"/>
-      <w:numFmt w:val="decimal"/>
-      <w:lvlText w:val="%7."/>
-      <w:lvlJc w:val="left"/>
-      <w:pPr>
-        <w:ind w:left="3520" w:hanging="440"/>
-      </w:pPr>
-    </w:lvl>
-    <w:lvl w:ilvl="7" w:tplc="FFFFFFFF" w:tentative="1">
-      <w:start w:val="1"/>
-      <w:numFmt w:val="aiueoFullWidth"/>
-      <w:lvlText w:val="(%8)"/>
-      <w:lvlJc w:val="left"/>
-      <w:pPr>
-        <w:ind w:left="3960" w:hanging="440"/>
-      </w:pPr>
-    </w:lvl>
-    <w:lvl w:ilvl="8" w:tplc="FFFFFFFF" w:tentative="1">
-      <w:start w:val="1"/>
-      <w:numFmt w:val="decimalEnclosedCircle"/>
-      <w:lvlText w:val="%9"/>
-      <w:lvlJc w:val="left"/>
-      <w:pPr>
-        <w:ind w:left="4400" w:hanging="440"/>
-      </w:pPr>
-    </w:lvl>
-  </w:abstractNum>
-  <w:abstractNum w:abstractNumId="4" w15:restartNumberingAfterBreak="0">
-    <w:nsid w:val="0C6D53A9"/>
-    <w:multiLevelType w:val="hybridMultilevel"/>
-    <w:tmpl w:val="77DEF68A"/>
-    <w:lvl w:ilvl="0" w:tplc="0409000F">
-      <w:start w:val="1"/>
-      <w:numFmt w:val="decimal"/>
-      <w:lvlText w:val="%1."/>
-      <w:lvlJc w:val="left"/>
-      <w:pPr>
-        <w:ind w:left="440" w:hanging="440"/>
-      </w:pPr>
-    </w:lvl>
-    <w:lvl w:ilvl="1" w:tplc="04090017" w:tentative="1">
-      <w:start w:val="1"/>
-      <w:numFmt w:val="aiueoFullWidth"/>
-      <w:lvlText w:val="(%2)"/>
-      <w:lvlJc w:val="left"/>
-      <w:pPr>
-        <w:ind w:left="880" w:hanging="440"/>
-      </w:pPr>
-    </w:lvl>
-    <w:lvl w:ilvl="2" w:tplc="04090011" w:tentative="1">
-      <w:start w:val="1"/>
-      <w:numFmt w:val="decimalEnclosedCircle"/>
-      <w:lvlText w:val="%3"/>
-      <w:lvlJc w:val="left"/>
-      <w:pPr>
-        <w:ind w:left="1320" w:hanging="440"/>
-      </w:pPr>
-    </w:lvl>
-    <w:lvl w:ilvl="3" w:tplc="0409000F" w:tentative="1">
-      <w:start w:val="1"/>
-      <w:numFmt w:val="decimal"/>
-      <w:lvlText w:val="%4."/>
-      <w:lvlJc w:val="left"/>
-      <w:pPr>
-        <w:ind w:left="1760" w:hanging="440"/>
-      </w:pPr>
-    </w:lvl>
-    <w:lvl w:ilvl="4" w:tplc="04090017" w:tentative="1">
-      <w:start w:val="1"/>
-      <w:numFmt w:val="aiueoFullWidth"/>
-      <w:lvlText w:val="(%5)"/>
-      <w:lvlJc w:val="left"/>
-      <w:pPr>
-        <w:ind w:left="2200" w:hanging="440"/>
-      </w:pPr>
-    </w:lvl>
-    <w:lvl w:ilvl="5" w:tplc="04090011" w:tentative="1">
-      <w:start w:val="1"/>
-      <w:numFmt w:val="decimalEnclosedCircle"/>
-      <w:lvlText w:val="%6"/>
-      <w:lvlJc w:val="left"/>
-      <w:pPr>
-        <w:ind w:left="2640" w:hanging="440"/>
-      </w:pPr>
-    </w:lvl>
-    <w:lvl w:ilvl="6" w:tplc="0409000F" w:tentative="1">
-      <w:start w:val="1"/>
-      <w:numFmt w:val="decimal"/>
-      <w:lvlText w:val="%7."/>
-      <w:lvlJc w:val="left"/>
-      <w:pPr>
-        <w:ind w:left="3080" w:hanging="440"/>
-      </w:pPr>
-    </w:lvl>
-    <w:lvl w:ilvl="7" w:tplc="04090017" w:tentative="1">
-      <w:start w:val="1"/>
-      <w:numFmt w:val="aiueoFullWidth"/>
-      <w:lvlText w:val="(%8)"/>
-      <w:lvlJc w:val="left"/>
-      <w:pPr>
-        <w:ind w:left="3520" w:hanging="440"/>
-      </w:pPr>
-    </w:lvl>
-    <w:lvl w:ilvl="8" w:tplc="04090011" w:tentative="1">
-      <w:start w:val="1"/>
-      <w:numFmt w:val="decimalEnclosedCircle"/>
-      <w:lvlText w:val="%9"/>
-      <w:lvlJc w:val="left"/>
-      <w:pPr>
-        <w:ind w:left="3960" w:hanging="440"/>
-      </w:pPr>
-    </w:lvl>
-  </w:abstractNum>
-  <w:abstractNum w:abstractNumId="5" w15:restartNumberingAfterBreak="0">
-    <w:nsid w:val="0F0D1D22"/>
-    <w:multiLevelType w:val="hybridMultilevel"/>
-    <w:tmpl w:val="8C4A981A"/>
-    <w:lvl w:ilvl="0" w:tplc="0409000F">
-      <w:start w:val="1"/>
-      <w:numFmt w:val="decimal"/>
-      <w:lvlText w:val="%1."/>
-      <w:lvlJc w:val="left"/>
-      <w:pPr>
-        <w:ind w:left="440" w:hanging="440"/>
-      </w:pPr>
-    </w:lvl>
-    <w:lvl w:ilvl="1" w:tplc="04090017" w:tentative="1">
-      <w:start w:val="1"/>
-      <w:numFmt w:val="aiueoFullWidth"/>
-      <w:lvlText w:val="(%2)"/>
-      <w:lvlJc w:val="left"/>
-      <w:pPr>
-        <w:ind w:left="880" w:hanging="440"/>
-      </w:pPr>
-    </w:lvl>
-    <w:lvl w:ilvl="2" w:tplc="04090011" w:tentative="1">
-      <w:start w:val="1"/>
-      <w:numFmt w:val="decimalEnclosedCircle"/>
-      <w:lvlText w:val="%3"/>
-      <w:lvlJc w:val="left"/>
-      <w:pPr>
-        <w:ind w:left="1320" w:hanging="440"/>
-      </w:pPr>
-    </w:lvl>
-    <w:lvl w:ilvl="3" w:tplc="0409000F" w:tentative="1">
-      <w:start w:val="1"/>
-      <w:numFmt w:val="decimal"/>
-      <w:lvlText w:val="%4."/>
-      <w:lvlJc w:val="left"/>
-      <w:pPr>
-        <w:ind w:left="1760" w:hanging="440"/>
-      </w:pPr>
-    </w:lvl>
-    <w:lvl w:ilvl="4" w:tplc="04090017" w:tentative="1">
-      <w:start w:val="1"/>
-      <w:numFmt w:val="aiueoFullWidth"/>
-      <w:lvlText w:val="(%5)"/>
-      <w:lvlJc w:val="left"/>
-      <w:pPr>
-        <w:ind w:left="2200" w:hanging="440"/>
-      </w:pPr>
-    </w:lvl>
-    <w:lvl w:ilvl="5" w:tplc="04090011" w:tentative="1">
-      <w:start w:val="1"/>
-      <w:numFmt w:val="decimalEnclosedCircle"/>
-      <w:lvlText w:val="%6"/>
-      <w:lvlJc w:val="left"/>
-      <w:pPr>
-        <w:ind w:left="2640" w:hanging="440"/>
-      </w:pPr>
-    </w:lvl>
-    <w:lvl w:ilvl="6" w:tplc="0409000F" w:tentative="1">
-      <w:start w:val="1"/>
-      <w:numFmt w:val="decimal"/>
-      <w:lvlText w:val="%7."/>
-      <w:lvlJc w:val="left"/>
-      <w:pPr>
-        <w:ind w:left="3080" w:hanging="440"/>
-      </w:pPr>
-    </w:lvl>
-    <w:lvl w:ilvl="7" w:tplc="04090017" w:tentative="1">
-      <w:start w:val="1"/>
-      <w:numFmt w:val="aiueoFullWidth"/>
-      <w:lvlText w:val="(%8)"/>
-      <w:lvlJc w:val="left"/>
-      <w:pPr>
-        <w:ind w:left="3520" w:hanging="440"/>
-      </w:pPr>
-    </w:lvl>
-    <w:lvl w:ilvl="8" w:tplc="04090011" w:tentative="1">
-      <w:start w:val="1"/>
-      <w:numFmt w:val="decimalEnclosedCircle"/>
-      <w:lvlText w:val="%9"/>
-      <w:lvlJc w:val="left"/>
-      <w:pPr>
-        <w:ind w:left="3960" w:hanging="440"/>
-      </w:pPr>
-    </w:lvl>
-  </w:abstractNum>
-  <w:abstractNum w:abstractNumId="6" w15:restartNumberingAfterBreak="0">
     <w:nsid w:val="100E2034"/>
     <w:multiLevelType w:val="hybridMultilevel"/>
     <w:tmpl w:val="2B24745A"/>
@@ -2544,7 +2240,7 @@
       </w:pPr>
     </w:lvl>
   </w:abstractNum>
-  <w:abstractNum w:abstractNumId="7" w15:restartNumberingAfterBreak="0">
+  <w:abstractNum w:abstractNumId="3" w15:restartNumberingAfterBreak="0">
     <w:nsid w:val="10BA72F9"/>
     <w:multiLevelType w:val="hybridMultilevel"/>
     <w:tmpl w:val="A524D4F4"/>
@@ -2630,7 +2326,7 @@
       </w:pPr>
     </w:lvl>
   </w:abstractNum>
-  <w:abstractNum w:abstractNumId="8" w15:restartNumberingAfterBreak="0">
+  <w:abstractNum w:abstractNumId="4" w15:restartNumberingAfterBreak="0">
     <w:nsid w:val="110E7AA7"/>
     <w:multiLevelType w:val="hybridMultilevel"/>
     <w:tmpl w:val="CED09114"/>
@@ -2719,7 +2415,7 @@
       </w:pPr>
     </w:lvl>
   </w:abstractNum>
-  <w:abstractNum w:abstractNumId="9" w15:restartNumberingAfterBreak="0">
+  <w:abstractNum w:abstractNumId="5" w15:restartNumberingAfterBreak="0">
     <w:nsid w:val="115C3347"/>
     <w:multiLevelType w:val="hybridMultilevel"/>
     <w:tmpl w:val="E858F718"/>
@@ -2805,96 +2501,7 @@
       </w:pPr>
     </w:lvl>
   </w:abstractNum>
-  <w:abstractNum w:abstractNumId="10" w15:restartNumberingAfterBreak="0">
-    <w:nsid w:val="1350170E"/>
-    <w:multiLevelType w:val="hybridMultilevel"/>
-    <w:tmpl w:val="701A19EE"/>
-    <w:lvl w:ilvl="0" w:tplc="DA2C50F0">
-      <w:start w:val="1"/>
-      <w:numFmt w:val="decimalEnclosedCircle"/>
-      <w:lvlText w:val="%1"/>
-      <w:lvlJc w:val="left"/>
-      <w:pPr>
-        <w:ind w:left="880" w:hanging="440"/>
-      </w:pPr>
-      <w:rPr>
-        <w:rFonts w:hint="default"/>
-      </w:rPr>
-    </w:lvl>
-    <w:lvl w:ilvl="1" w:tplc="04090017" w:tentative="1">
-      <w:start w:val="1"/>
-      <w:numFmt w:val="aiueoFullWidth"/>
-      <w:lvlText w:val="(%2)"/>
-      <w:lvlJc w:val="left"/>
-      <w:pPr>
-        <w:ind w:left="1320" w:hanging="440"/>
-      </w:pPr>
-    </w:lvl>
-    <w:lvl w:ilvl="2" w:tplc="04090011" w:tentative="1">
-      <w:start w:val="1"/>
-      <w:numFmt w:val="decimalEnclosedCircle"/>
-      <w:lvlText w:val="%3"/>
-      <w:lvlJc w:val="left"/>
-      <w:pPr>
-        <w:ind w:left="1760" w:hanging="440"/>
-      </w:pPr>
-    </w:lvl>
-    <w:lvl w:ilvl="3" w:tplc="0409000F" w:tentative="1">
-      <w:start w:val="1"/>
-      <w:numFmt w:val="decimal"/>
-      <w:lvlText w:val="%4."/>
-      <w:lvlJc w:val="left"/>
-      <w:pPr>
-        <w:ind w:left="2200" w:hanging="440"/>
-      </w:pPr>
-    </w:lvl>
-    <w:lvl w:ilvl="4" w:tplc="04090017" w:tentative="1">
-      <w:start w:val="1"/>
-      <w:numFmt w:val="aiueoFullWidth"/>
-      <w:lvlText w:val="(%5)"/>
-      <w:lvlJc w:val="left"/>
-      <w:pPr>
-        <w:ind w:left="2640" w:hanging="440"/>
-      </w:pPr>
-    </w:lvl>
-    <w:lvl w:ilvl="5" w:tplc="04090011" w:tentative="1">
-      <w:start w:val="1"/>
-      <w:numFmt w:val="decimalEnclosedCircle"/>
-      <w:lvlText w:val="%6"/>
-      <w:lvlJc w:val="left"/>
-      <w:pPr>
-        <w:ind w:left="3080" w:hanging="440"/>
-      </w:pPr>
-    </w:lvl>
-    <w:lvl w:ilvl="6" w:tplc="0409000F" w:tentative="1">
-      <w:start w:val="1"/>
-      <w:numFmt w:val="decimal"/>
-      <w:lvlText w:val="%7."/>
-      <w:lvlJc w:val="left"/>
-      <w:pPr>
-        <w:ind w:left="3520" w:hanging="440"/>
-      </w:pPr>
-    </w:lvl>
-    <w:lvl w:ilvl="7" w:tplc="04090017" w:tentative="1">
-      <w:start w:val="1"/>
-      <w:numFmt w:val="aiueoFullWidth"/>
-      <w:lvlText w:val="(%8)"/>
-      <w:lvlJc w:val="left"/>
-      <w:pPr>
-        <w:ind w:left="3960" w:hanging="440"/>
-      </w:pPr>
-    </w:lvl>
-    <w:lvl w:ilvl="8" w:tplc="04090011" w:tentative="1">
-      <w:start w:val="1"/>
-      <w:numFmt w:val="decimalEnclosedCircle"/>
-      <w:lvlText w:val="%9"/>
-      <w:lvlJc w:val="left"/>
-      <w:pPr>
-        <w:ind w:left="4400" w:hanging="440"/>
-      </w:pPr>
-    </w:lvl>
-  </w:abstractNum>
-  <w:abstractNum w:abstractNumId="11" w15:restartNumberingAfterBreak="0">
+  <w:abstractNum w:abstractNumId="6" w15:restartNumberingAfterBreak="0">
     <w:nsid w:val="153B1BC0"/>
     <w:multiLevelType w:val="hybridMultilevel"/>
     <w:tmpl w:val="4712098C"/>
@@ -2980,268 +2587,7 @@
       </w:pPr>
     </w:lvl>
   </w:abstractNum>
-  <w:abstractNum w:abstractNumId="12" w15:restartNumberingAfterBreak="0">
-    <w:nsid w:val="15701E8E"/>
-    <w:multiLevelType w:val="hybridMultilevel"/>
-    <w:tmpl w:val="DC4AB198"/>
-    <w:lvl w:ilvl="0" w:tplc="DA2C50F0">
-      <w:start w:val="1"/>
-      <w:numFmt w:val="decimalEnclosedCircle"/>
-      <w:lvlText w:val="%1"/>
-      <w:lvlJc w:val="left"/>
-      <w:pPr>
-        <w:ind w:left="880" w:hanging="440"/>
-      </w:pPr>
-      <w:rPr>
-        <w:rFonts w:hint="default"/>
-      </w:rPr>
-    </w:lvl>
-    <w:lvl w:ilvl="1" w:tplc="04090017" w:tentative="1">
-      <w:start w:val="1"/>
-      <w:numFmt w:val="aiueoFullWidth"/>
-      <w:lvlText w:val="(%2)"/>
-      <w:lvlJc w:val="left"/>
-      <w:pPr>
-        <w:ind w:left="1320" w:hanging="440"/>
-      </w:pPr>
-    </w:lvl>
-    <w:lvl w:ilvl="2" w:tplc="04090011" w:tentative="1">
-      <w:start w:val="1"/>
-      <w:numFmt w:val="decimalEnclosedCircle"/>
-      <w:lvlText w:val="%3"/>
-      <w:lvlJc w:val="left"/>
-      <w:pPr>
-        <w:ind w:left="1760" w:hanging="440"/>
-      </w:pPr>
-    </w:lvl>
-    <w:lvl w:ilvl="3" w:tplc="0409000F" w:tentative="1">
-      <w:start w:val="1"/>
-      <w:numFmt w:val="decimal"/>
-      <w:lvlText w:val="%4."/>
-      <w:lvlJc w:val="left"/>
-      <w:pPr>
-        <w:ind w:left="2200" w:hanging="440"/>
-      </w:pPr>
-    </w:lvl>
-    <w:lvl w:ilvl="4" w:tplc="04090017" w:tentative="1">
-      <w:start w:val="1"/>
-      <w:numFmt w:val="aiueoFullWidth"/>
-      <w:lvlText w:val="(%5)"/>
-      <w:lvlJc w:val="left"/>
-      <w:pPr>
-        <w:ind w:left="2640" w:hanging="440"/>
-      </w:pPr>
-    </w:lvl>
-    <w:lvl w:ilvl="5" w:tplc="04090011" w:tentative="1">
-      <w:start w:val="1"/>
-      <w:numFmt w:val="decimalEnclosedCircle"/>
-      <w:lvlText w:val="%6"/>
-      <w:lvlJc w:val="left"/>
-      <w:pPr>
-        <w:ind w:left="3080" w:hanging="440"/>
-      </w:pPr>
-    </w:lvl>
-    <w:lvl w:ilvl="6" w:tplc="0409000F" w:tentative="1">
-      <w:start w:val="1"/>
-      <w:numFmt w:val="decimal"/>
-      <w:lvlText w:val="%7."/>
-      <w:lvlJc w:val="left"/>
-      <w:pPr>
-        <w:ind w:left="3520" w:hanging="440"/>
-      </w:pPr>
-    </w:lvl>
-    <w:lvl w:ilvl="7" w:tplc="04090017" w:tentative="1">
-      <w:start w:val="1"/>
-      <w:numFmt w:val="aiueoFullWidth"/>
-      <w:lvlText w:val="(%8)"/>
-      <w:lvlJc w:val="left"/>
-      <w:pPr>
-        <w:ind w:left="3960" w:hanging="440"/>
-      </w:pPr>
-    </w:lvl>
-    <w:lvl w:ilvl="8" w:tplc="04090011" w:tentative="1">
-      <w:start w:val="1"/>
-      <w:numFmt w:val="decimalEnclosedCircle"/>
-      <w:lvlText w:val="%9"/>
-      <w:lvlJc w:val="left"/>
-      <w:pPr>
-        <w:ind w:left="4400" w:hanging="440"/>
-      </w:pPr>
-    </w:lvl>
-  </w:abstractNum>
-  <w:abstractNum w:abstractNumId="13" w15:restartNumberingAfterBreak="0">
-    <w:nsid w:val="15DB1A86"/>
-    <w:multiLevelType w:val="hybridMultilevel"/>
-    <w:tmpl w:val="53986B8C"/>
-    <w:lvl w:ilvl="0" w:tplc="FFFFFFFF">
-      <w:start w:val="1"/>
-      <w:numFmt w:val="decimalEnclosedCircle"/>
-      <w:lvlText w:val="%1"/>
-      <w:lvlJc w:val="left"/>
-      <w:pPr>
-        <w:ind w:left="880" w:hanging="440"/>
-      </w:pPr>
-    </w:lvl>
-    <w:lvl w:ilvl="1" w:tplc="FFFFFFFF" w:tentative="1">
-      <w:start w:val="1"/>
-      <w:numFmt w:val="aiueoFullWidth"/>
-      <w:lvlText w:val="(%2)"/>
-      <w:lvlJc w:val="left"/>
-      <w:pPr>
-        <w:ind w:left="1320" w:hanging="440"/>
-      </w:pPr>
-    </w:lvl>
-    <w:lvl w:ilvl="2" w:tplc="FFFFFFFF" w:tentative="1">
-      <w:start w:val="1"/>
-      <w:numFmt w:val="decimalEnclosedCircle"/>
-      <w:lvlText w:val="%3"/>
-      <w:lvlJc w:val="left"/>
-      <w:pPr>
-        <w:ind w:left="1760" w:hanging="440"/>
-      </w:pPr>
-    </w:lvl>
-    <w:lvl w:ilvl="3" w:tplc="FFFFFFFF" w:tentative="1">
-      <w:start w:val="1"/>
-      <w:numFmt w:val="decimal"/>
-      <w:lvlText w:val="%4."/>
-      <w:lvlJc w:val="left"/>
-      <w:pPr>
-        <w:ind w:left="2200" w:hanging="440"/>
-      </w:pPr>
-    </w:lvl>
-    <w:lvl w:ilvl="4" w:tplc="FFFFFFFF" w:tentative="1">
-      <w:start w:val="1"/>
-      <w:numFmt w:val="aiueoFullWidth"/>
-      <w:lvlText w:val="(%5)"/>
-      <w:lvlJc w:val="left"/>
-      <w:pPr>
-        <w:ind w:left="2640" w:hanging="440"/>
-      </w:pPr>
-    </w:lvl>
-    <w:lvl w:ilvl="5" w:tplc="FFFFFFFF" w:tentative="1">
-      <w:start w:val="1"/>
-      <w:numFmt w:val="decimalEnclosedCircle"/>
-      <w:lvlText w:val="%6"/>
-      <w:lvlJc w:val="left"/>
-      <w:pPr>
-        <w:ind w:left="3080" w:hanging="440"/>
-      </w:pPr>
-    </w:lvl>
-    <w:lvl w:ilvl="6" w:tplc="FFFFFFFF" w:tentative="1">
-      <w:start w:val="1"/>
-      <w:numFmt w:val="decimal"/>
-      <w:lvlText w:val="%7."/>
-      <w:lvlJc w:val="left"/>
-      <w:pPr>
-        <w:ind w:left="3520" w:hanging="440"/>
-      </w:pPr>
-    </w:lvl>
-    <w:lvl w:ilvl="7" w:tplc="FFFFFFFF" w:tentative="1">
-      <w:start w:val="1"/>
-      <w:numFmt w:val="aiueoFullWidth"/>
-      <w:lvlText w:val="(%8)"/>
-      <w:lvlJc w:val="left"/>
-      <w:pPr>
-        <w:ind w:left="3960" w:hanging="440"/>
-      </w:pPr>
-    </w:lvl>
-    <w:lvl w:ilvl="8" w:tplc="FFFFFFFF" w:tentative="1">
-      <w:start w:val="1"/>
-      <w:numFmt w:val="decimalEnclosedCircle"/>
-      <w:lvlText w:val="%9"/>
-      <w:lvlJc w:val="left"/>
-      <w:pPr>
-        <w:ind w:left="4400" w:hanging="440"/>
-      </w:pPr>
-    </w:lvl>
-  </w:abstractNum>
-  <w:abstractNum w:abstractNumId="14" w15:restartNumberingAfterBreak="0">
-    <w:nsid w:val="1B1F30AF"/>
-    <w:multiLevelType w:val="hybridMultilevel"/>
-    <w:tmpl w:val="E8522B54"/>
-    <w:lvl w:ilvl="0" w:tplc="04090011">
-      <w:start w:val="1"/>
-      <w:numFmt w:val="decimalEnclosedCircle"/>
-      <w:lvlText w:val="%1"/>
-      <w:lvlJc w:val="left"/>
-      <w:pPr>
-        <w:ind w:left="880" w:hanging="440"/>
-      </w:pPr>
-    </w:lvl>
-    <w:lvl w:ilvl="1" w:tplc="04090017" w:tentative="1">
-      <w:start w:val="1"/>
-      <w:numFmt w:val="aiueoFullWidth"/>
-      <w:lvlText w:val="(%2)"/>
-      <w:lvlJc w:val="left"/>
-      <w:pPr>
-        <w:ind w:left="1320" w:hanging="440"/>
-      </w:pPr>
-    </w:lvl>
-    <w:lvl w:ilvl="2" w:tplc="04090011" w:tentative="1">
-      <w:start w:val="1"/>
-      <w:numFmt w:val="decimalEnclosedCircle"/>
-      <w:lvlText w:val="%3"/>
-      <w:lvlJc w:val="left"/>
-      <w:pPr>
-        <w:ind w:left="1760" w:hanging="440"/>
-      </w:pPr>
-    </w:lvl>
-    <w:lvl w:ilvl="3" w:tplc="0409000F" w:tentative="1">
-      <w:start w:val="1"/>
-      <w:numFmt w:val="decimal"/>
-      <w:lvlText w:val="%4."/>
-      <w:lvlJc w:val="left"/>
-      <w:pPr>
-        <w:ind w:left="2200" w:hanging="440"/>
-      </w:pPr>
-    </w:lvl>
-    <w:lvl w:ilvl="4" w:tplc="04090017" w:tentative="1">
-      <w:start w:val="1"/>
-      <w:numFmt w:val="aiueoFullWidth"/>
-      <w:lvlText w:val="(%5)"/>
-      <w:lvlJc w:val="left"/>
-      <w:pPr>
-        <w:ind w:left="2640" w:hanging="440"/>
-      </w:pPr>
-    </w:lvl>
-    <w:lvl w:ilvl="5" w:tplc="04090011" w:tentative="1">
-      <w:start w:val="1"/>
-      <w:numFmt w:val="decimalEnclosedCircle"/>
-      <w:lvlText w:val="%6"/>
-      <w:lvlJc w:val="left"/>
-      <w:pPr>
-        <w:ind w:left="3080" w:hanging="440"/>
-      </w:pPr>
-    </w:lvl>
-    <w:lvl w:ilvl="6" w:tplc="0409000F" w:tentative="1">
-      <w:start w:val="1"/>
-      <w:numFmt w:val="decimal"/>
-      <w:lvlText w:val="%7."/>
-      <w:lvlJc w:val="left"/>
-      <w:pPr>
-        <w:ind w:left="3520" w:hanging="440"/>
-      </w:pPr>
-    </w:lvl>
-    <w:lvl w:ilvl="7" w:tplc="04090017" w:tentative="1">
-      <w:start w:val="1"/>
-      <w:numFmt w:val="aiueoFullWidth"/>
-      <w:lvlText w:val="(%8)"/>
-      <w:lvlJc w:val="left"/>
-      <w:pPr>
-        <w:ind w:left="3960" w:hanging="440"/>
-      </w:pPr>
-    </w:lvl>
-    <w:lvl w:ilvl="8" w:tplc="04090011" w:tentative="1">
-      <w:start w:val="1"/>
-      <w:numFmt w:val="decimalEnclosedCircle"/>
-      <w:lvlText w:val="%9"/>
-      <w:lvlJc w:val="left"/>
-      <w:pPr>
-        <w:ind w:left="4400" w:hanging="440"/>
-      </w:pPr>
-    </w:lvl>
-  </w:abstractNum>
-  <w:abstractNum w:abstractNumId="15" w15:restartNumberingAfterBreak="0">
+  <w:abstractNum w:abstractNumId="7" w15:restartNumberingAfterBreak="0">
     <w:nsid w:val="1BE7228A"/>
     <w:multiLevelType w:val="hybridMultilevel"/>
     <w:tmpl w:val="A67444B0"/>
@@ -3327,10 +2673,10 @@
       </w:pPr>
     </w:lvl>
   </w:abstractNum>
-  <w:abstractNum w:abstractNumId="16" w15:restartNumberingAfterBreak="0">
+  <w:abstractNum w:abstractNumId="8" w15:restartNumberingAfterBreak="0">
     <w:nsid w:val="1DF87687"/>
     <w:multiLevelType w:val="hybridMultilevel"/>
-    <w:tmpl w:val="B69ADBD2"/>
+    <w:tmpl w:val="6CE8637E"/>
     <w:lvl w:ilvl="0" w:tplc="04090015">
       <w:start w:val="1"/>
       <w:numFmt w:val="upperLetter"/>
@@ -3413,182 +2759,7 @@
       </w:pPr>
     </w:lvl>
   </w:abstractNum>
-  <w:abstractNum w:abstractNumId="17" w15:restartNumberingAfterBreak="0">
-    <w:nsid w:val="26722BEB"/>
-    <w:multiLevelType w:val="hybridMultilevel"/>
-    <w:tmpl w:val="0FBE6E34"/>
-    <w:lvl w:ilvl="0" w:tplc="FFFFFFFF">
-      <w:start w:val="1"/>
-      <w:numFmt w:val="decimalEnclosedCircle"/>
-      <w:lvlText w:val="%1"/>
-      <w:lvlJc w:val="left"/>
-      <w:pPr>
-        <w:ind w:left="880" w:hanging="440"/>
-      </w:pPr>
-    </w:lvl>
-    <w:lvl w:ilvl="1" w:tplc="FFFFFFFF" w:tentative="1">
-      <w:start w:val="1"/>
-      <w:numFmt w:val="aiueoFullWidth"/>
-      <w:lvlText w:val="(%2)"/>
-      <w:lvlJc w:val="left"/>
-      <w:pPr>
-        <w:ind w:left="1320" w:hanging="440"/>
-      </w:pPr>
-    </w:lvl>
-    <w:lvl w:ilvl="2" w:tplc="FFFFFFFF" w:tentative="1">
-      <w:start w:val="1"/>
-      <w:numFmt w:val="decimalEnclosedCircle"/>
-      <w:lvlText w:val="%3"/>
-      <w:lvlJc w:val="left"/>
-      <w:pPr>
-        <w:ind w:left="1760" w:hanging="440"/>
-      </w:pPr>
-    </w:lvl>
-    <w:lvl w:ilvl="3" w:tplc="FFFFFFFF" w:tentative="1">
-      <w:start w:val="1"/>
-      <w:numFmt w:val="decimal"/>
-      <w:lvlText w:val="%4."/>
-      <w:lvlJc w:val="left"/>
-      <w:pPr>
-        <w:ind w:left="2200" w:hanging="440"/>
-      </w:pPr>
-    </w:lvl>
-    <w:lvl w:ilvl="4" w:tplc="FFFFFFFF" w:tentative="1">
-      <w:start w:val="1"/>
-      <w:numFmt w:val="aiueoFullWidth"/>
-      <w:lvlText w:val="(%5)"/>
-      <w:lvlJc w:val="left"/>
-      <w:pPr>
-        <w:ind w:left="2640" w:hanging="440"/>
-      </w:pPr>
-    </w:lvl>
-    <w:lvl w:ilvl="5" w:tplc="FFFFFFFF" w:tentative="1">
-      <w:start w:val="1"/>
-      <w:numFmt w:val="decimalEnclosedCircle"/>
-      <w:lvlText w:val="%6"/>
-      <w:lvlJc w:val="left"/>
-      <w:pPr>
-        <w:ind w:left="3080" w:hanging="440"/>
-      </w:pPr>
-    </w:lvl>
-    <w:lvl w:ilvl="6" w:tplc="FFFFFFFF" w:tentative="1">
-      <w:start w:val="1"/>
-      <w:numFmt w:val="decimal"/>
-      <w:lvlText w:val="%7."/>
-      <w:lvlJc w:val="left"/>
-      <w:pPr>
-        <w:ind w:left="3520" w:hanging="440"/>
-      </w:pPr>
-    </w:lvl>
-    <w:lvl w:ilvl="7" w:tplc="FFFFFFFF" w:tentative="1">
-      <w:start w:val="1"/>
-      <w:numFmt w:val="aiueoFullWidth"/>
-      <w:lvlText w:val="(%8)"/>
-      <w:lvlJc w:val="left"/>
-      <w:pPr>
-        <w:ind w:left="3960" w:hanging="440"/>
-      </w:pPr>
-    </w:lvl>
-    <w:lvl w:ilvl="8" w:tplc="FFFFFFFF" w:tentative="1">
-      <w:start w:val="1"/>
-      <w:numFmt w:val="decimalEnclosedCircle"/>
-      <w:lvlText w:val="%9"/>
-      <w:lvlJc w:val="left"/>
-      <w:pPr>
-        <w:ind w:left="4400" w:hanging="440"/>
-      </w:pPr>
-    </w:lvl>
-  </w:abstractNum>
-  <w:abstractNum w:abstractNumId="18" w15:restartNumberingAfterBreak="0">
-    <w:nsid w:val="27B92014"/>
-    <w:multiLevelType w:val="hybridMultilevel"/>
-    <w:tmpl w:val="AA04E5A6"/>
-    <w:lvl w:ilvl="0" w:tplc="FEA0DA0C">
-      <w:start w:val="1"/>
-      <w:numFmt w:val="decimalFullWidth"/>
-      <w:lvlText w:val="%1．"/>
-      <w:lvlJc w:val="left"/>
-      <w:pPr>
-        <w:ind w:left="840" w:hanging="420"/>
-      </w:pPr>
-      <w:rPr>
-        <w:rFonts w:hint="default"/>
-      </w:rPr>
-    </w:lvl>
-    <w:lvl w:ilvl="1" w:tplc="04090017" w:tentative="1">
-      <w:start w:val="1"/>
-      <w:numFmt w:val="aiueoFullWidth"/>
-      <w:lvlText w:val="(%2)"/>
-      <w:lvlJc w:val="left"/>
-      <w:pPr>
-        <w:ind w:left="1300" w:hanging="440"/>
-      </w:pPr>
-    </w:lvl>
-    <w:lvl w:ilvl="2" w:tplc="04090011" w:tentative="1">
-      <w:start w:val="1"/>
-      <w:numFmt w:val="decimalEnclosedCircle"/>
-      <w:lvlText w:val="%3"/>
-      <w:lvlJc w:val="left"/>
-      <w:pPr>
-        <w:ind w:left="1740" w:hanging="440"/>
-      </w:pPr>
-    </w:lvl>
-    <w:lvl w:ilvl="3" w:tplc="0409000F" w:tentative="1">
-      <w:start w:val="1"/>
-      <w:numFmt w:val="decimal"/>
-      <w:lvlText w:val="%4."/>
-      <w:lvlJc w:val="left"/>
-      <w:pPr>
-        <w:ind w:left="2180" w:hanging="440"/>
-      </w:pPr>
-    </w:lvl>
-    <w:lvl w:ilvl="4" w:tplc="04090017" w:tentative="1">
-      <w:start w:val="1"/>
-      <w:numFmt w:val="aiueoFullWidth"/>
-      <w:lvlText w:val="(%5)"/>
-      <w:lvlJc w:val="left"/>
-      <w:pPr>
-        <w:ind w:left="2620" w:hanging="440"/>
-      </w:pPr>
-    </w:lvl>
-    <w:lvl w:ilvl="5" w:tplc="04090011" w:tentative="1">
-      <w:start w:val="1"/>
-      <w:numFmt w:val="decimalEnclosedCircle"/>
-      <w:lvlText w:val="%6"/>
-      <w:lvlJc w:val="left"/>
-      <w:pPr>
-        <w:ind w:left="3060" w:hanging="440"/>
-      </w:pPr>
-    </w:lvl>
-    <w:lvl w:ilvl="6" w:tplc="0409000F" w:tentative="1">
-      <w:start w:val="1"/>
-      <w:numFmt w:val="decimal"/>
-      <w:lvlText w:val="%7."/>
-      <w:lvlJc w:val="left"/>
-      <w:pPr>
-        <w:ind w:left="3500" w:hanging="440"/>
-      </w:pPr>
-    </w:lvl>
-    <w:lvl w:ilvl="7" w:tplc="04090017" w:tentative="1">
-      <w:start w:val="1"/>
-      <w:numFmt w:val="aiueoFullWidth"/>
-      <w:lvlText w:val="(%8)"/>
-      <w:lvlJc w:val="left"/>
-      <w:pPr>
-        <w:ind w:left="3940" w:hanging="440"/>
-      </w:pPr>
-    </w:lvl>
-    <w:lvl w:ilvl="8" w:tplc="04090011" w:tentative="1">
-      <w:start w:val="1"/>
-      <w:numFmt w:val="decimalEnclosedCircle"/>
-      <w:lvlText w:val="%9"/>
-      <w:lvlJc w:val="left"/>
-      <w:pPr>
-        <w:ind w:left="4380" w:hanging="440"/>
-      </w:pPr>
-    </w:lvl>
-  </w:abstractNum>
-  <w:abstractNum w:abstractNumId="19" w15:restartNumberingAfterBreak="0">
+  <w:abstractNum w:abstractNumId="9" w15:restartNumberingAfterBreak="0">
     <w:nsid w:val="30A0398C"/>
     <w:multiLevelType w:val="hybridMultilevel"/>
     <w:tmpl w:val="E29C0E14"/>
@@ -3674,182 +2845,7 @@
       </w:pPr>
     </w:lvl>
   </w:abstractNum>
-  <w:abstractNum w:abstractNumId="20" w15:restartNumberingAfterBreak="0">
-    <w:nsid w:val="38B94025"/>
-    <w:multiLevelType w:val="hybridMultilevel"/>
-    <w:tmpl w:val="0412A604"/>
-    <w:lvl w:ilvl="0" w:tplc="04090011">
-      <w:start w:val="1"/>
-      <w:numFmt w:val="decimalEnclosedCircle"/>
-      <w:lvlText w:val="%1"/>
-      <w:lvlJc w:val="left"/>
-      <w:pPr>
-        <w:ind w:left="440" w:hanging="440"/>
-      </w:pPr>
-    </w:lvl>
-    <w:lvl w:ilvl="1" w:tplc="04090017" w:tentative="1">
-      <w:start w:val="1"/>
-      <w:numFmt w:val="aiueoFullWidth"/>
-      <w:lvlText w:val="(%2)"/>
-      <w:lvlJc w:val="left"/>
-      <w:pPr>
-        <w:ind w:left="880" w:hanging="440"/>
-      </w:pPr>
-    </w:lvl>
-    <w:lvl w:ilvl="2" w:tplc="04090011" w:tentative="1">
-      <w:start w:val="1"/>
-      <w:numFmt w:val="decimalEnclosedCircle"/>
-      <w:lvlText w:val="%3"/>
-      <w:lvlJc w:val="left"/>
-      <w:pPr>
-        <w:ind w:left="1320" w:hanging="440"/>
-      </w:pPr>
-    </w:lvl>
-    <w:lvl w:ilvl="3" w:tplc="0409000F" w:tentative="1">
-      <w:start w:val="1"/>
-      <w:numFmt w:val="decimal"/>
-      <w:lvlText w:val="%4."/>
-      <w:lvlJc w:val="left"/>
-      <w:pPr>
-        <w:ind w:left="1760" w:hanging="440"/>
-      </w:pPr>
-    </w:lvl>
-    <w:lvl w:ilvl="4" w:tplc="04090017" w:tentative="1">
-      <w:start w:val="1"/>
-      <w:numFmt w:val="aiueoFullWidth"/>
-      <w:lvlText w:val="(%5)"/>
-      <w:lvlJc w:val="left"/>
-      <w:pPr>
-        <w:ind w:left="2200" w:hanging="440"/>
-      </w:pPr>
-    </w:lvl>
-    <w:lvl w:ilvl="5" w:tplc="04090011" w:tentative="1">
-      <w:start w:val="1"/>
-      <w:numFmt w:val="decimalEnclosedCircle"/>
-      <w:lvlText w:val="%6"/>
-      <w:lvlJc w:val="left"/>
-      <w:pPr>
-        <w:ind w:left="2640" w:hanging="440"/>
-      </w:pPr>
-    </w:lvl>
-    <w:lvl w:ilvl="6" w:tplc="0409000F" w:tentative="1">
-      <w:start w:val="1"/>
-      <w:numFmt w:val="decimal"/>
-      <w:lvlText w:val="%7."/>
-      <w:lvlJc w:val="left"/>
-      <w:pPr>
-        <w:ind w:left="3080" w:hanging="440"/>
-      </w:pPr>
-    </w:lvl>
-    <w:lvl w:ilvl="7" w:tplc="04090017" w:tentative="1">
-      <w:start w:val="1"/>
-      <w:numFmt w:val="aiueoFullWidth"/>
-      <w:lvlText w:val="(%8)"/>
-      <w:lvlJc w:val="left"/>
-      <w:pPr>
-        <w:ind w:left="3520" w:hanging="440"/>
-      </w:pPr>
-    </w:lvl>
-    <w:lvl w:ilvl="8" w:tplc="04090011" w:tentative="1">
-      <w:start w:val="1"/>
-      <w:numFmt w:val="decimalEnclosedCircle"/>
-      <w:lvlText w:val="%9"/>
-      <w:lvlJc w:val="left"/>
-      <w:pPr>
-        <w:ind w:left="3960" w:hanging="440"/>
-      </w:pPr>
-    </w:lvl>
-  </w:abstractNum>
-  <w:abstractNum w:abstractNumId="21" w15:restartNumberingAfterBreak="0">
-    <w:nsid w:val="38E32D4D"/>
-    <w:multiLevelType w:val="hybridMultilevel"/>
-    <w:tmpl w:val="4C7239F6"/>
-    <w:lvl w:ilvl="0" w:tplc="DA2C50F0">
-      <w:start w:val="1"/>
-      <w:numFmt w:val="decimalEnclosedCircle"/>
-      <w:lvlText w:val="%1"/>
-      <w:lvlJc w:val="left"/>
-      <w:pPr>
-        <w:ind w:left="880" w:hanging="440"/>
-      </w:pPr>
-      <w:rPr>
-        <w:rFonts w:hint="default"/>
-      </w:rPr>
-    </w:lvl>
-    <w:lvl w:ilvl="1" w:tplc="04090017" w:tentative="1">
-      <w:start w:val="1"/>
-      <w:numFmt w:val="aiueoFullWidth"/>
-      <w:lvlText w:val="(%2)"/>
-      <w:lvlJc w:val="left"/>
-      <w:pPr>
-        <w:ind w:left="1320" w:hanging="440"/>
-      </w:pPr>
-    </w:lvl>
-    <w:lvl w:ilvl="2" w:tplc="04090011" w:tentative="1">
-      <w:start w:val="1"/>
-      <w:numFmt w:val="decimalEnclosedCircle"/>
-      <w:lvlText w:val="%3"/>
-      <w:lvlJc w:val="left"/>
-      <w:pPr>
-        <w:ind w:left="1760" w:hanging="440"/>
-      </w:pPr>
-    </w:lvl>
-    <w:lvl w:ilvl="3" w:tplc="0409000F" w:tentative="1">
-      <w:start w:val="1"/>
-      <w:numFmt w:val="decimal"/>
-      <w:lvlText w:val="%4."/>
-      <w:lvlJc w:val="left"/>
-      <w:pPr>
-        <w:ind w:left="2200" w:hanging="440"/>
-      </w:pPr>
-    </w:lvl>
-    <w:lvl w:ilvl="4" w:tplc="04090017" w:tentative="1">
-      <w:start w:val="1"/>
-      <w:numFmt w:val="aiueoFullWidth"/>
-      <w:lvlText w:val="(%5)"/>
-      <w:lvlJc w:val="left"/>
-      <w:pPr>
-        <w:ind w:left="2640" w:hanging="440"/>
-      </w:pPr>
-    </w:lvl>
-    <w:lvl w:ilvl="5" w:tplc="04090011" w:tentative="1">
-      <w:start w:val="1"/>
-      <w:numFmt w:val="decimalEnclosedCircle"/>
-      <w:lvlText w:val="%6"/>
-      <w:lvlJc w:val="left"/>
-      <w:pPr>
-        <w:ind w:left="3080" w:hanging="440"/>
-      </w:pPr>
-    </w:lvl>
-    <w:lvl w:ilvl="6" w:tplc="0409000F" w:tentative="1">
-      <w:start w:val="1"/>
-      <w:numFmt w:val="decimal"/>
-      <w:lvlText w:val="%7."/>
-      <w:lvlJc w:val="left"/>
-      <w:pPr>
-        <w:ind w:left="3520" w:hanging="440"/>
-      </w:pPr>
-    </w:lvl>
-    <w:lvl w:ilvl="7" w:tplc="04090017" w:tentative="1">
-      <w:start w:val="1"/>
-      <w:numFmt w:val="aiueoFullWidth"/>
-      <w:lvlText w:val="(%8)"/>
-      <w:lvlJc w:val="left"/>
-      <w:pPr>
-        <w:ind w:left="3960" w:hanging="440"/>
-      </w:pPr>
-    </w:lvl>
-    <w:lvl w:ilvl="8" w:tplc="04090011" w:tentative="1">
-      <w:start w:val="1"/>
-      <w:numFmt w:val="decimalEnclosedCircle"/>
-      <w:lvlText w:val="%9"/>
-      <w:lvlJc w:val="left"/>
-      <w:pPr>
-        <w:ind w:left="4400" w:hanging="440"/>
-      </w:pPr>
-    </w:lvl>
-  </w:abstractNum>
-  <w:abstractNum w:abstractNumId="22" w15:restartNumberingAfterBreak="0">
+  <w:abstractNum w:abstractNumId="10" w15:restartNumberingAfterBreak="0">
     <w:nsid w:val="390776BC"/>
     <w:multiLevelType w:val="hybridMultilevel"/>
     <w:tmpl w:val="1C229CE0"/>
@@ -3935,120 +2931,7 @@
       </w:pPr>
     </w:lvl>
   </w:abstractNum>
-  <w:abstractNum w:abstractNumId="23" w15:restartNumberingAfterBreak="0">
-    <w:nsid w:val="3AF10282"/>
-    <w:multiLevelType w:val="multilevel"/>
-    <w:tmpl w:val="D63A1536"/>
-    <w:lvl w:ilvl="0">
-      <w:start w:val="1"/>
-      <w:numFmt w:val="decimal"/>
-      <w:lvlText w:val="%1."/>
-      <w:lvlJc w:val="left"/>
-      <w:pPr>
-        <w:tabs>
-          <w:tab w:val="num" w:pos="720"/>
-        </w:tabs>
-        <w:ind w:left="720" w:hanging="360"/>
-      </w:pPr>
-    </w:lvl>
-    <w:lvl w:ilvl="1" w:tentative="1">
-      <w:start w:val="1"/>
-      <w:numFmt w:val="decimal"/>
-      <w:lvlText w:val="%2."/>
-      <w:lvlJc w:val="left"/>
-      <w:pPr>
-        <w:tabs>
-          <w:tab w:val="num" w:pos="1440"/>
-        </w:tabs>
-        <w:ind w:left="1440" w:hanging="360"/>
-      </w:pPr>
-    </w:lvl>
-    <w:lvl w:ilvl="2" w:tentative="1">
-      <w:start w:val="1"/>
-      <w:numFmt w:val="decimal"/>
-      <w:lvlText w:val="%3."/>
-      <w:lvlJc w:val="left"/>
-      <w:pPr>
-        <w:tabs>
-          <w:tab w:val="num" w:pos="2160"/>
-        </w:tabs>
-        <w:ind w:left="2160" w:hanging="360"/>
-      </w:pPr>
-    </w:lvl>
-    <w:lvl w:ilvl="3" w:tentative="1">
-      <w:start w:val="1"/>
-      <w:numFmt w:val="decimal"/>
-      <w:lvlText w:val="%4."/>
-      <w:lvlJc w:val="left"/>
-      <w:pPr>
-        <w:tabs>
-          <w:tab w:val="num" w:pos="2880"/>
-        </w:tabs>
-        <w:ind w:left="2880" w:hanging="360"/>
-      </w:pPr>
-    </w:lvl>
-    <w:lvl w:ilvl="4" w:tentative="1">
-      <w:start w:val="1"/>
-      <w:numFmt w:val="decimal"/>
-      <w:lvlText w:val="%5."/>
-      <w:lvlJc w:val="left"/>
-      <w:pPr>
-        <w:tabs>
-          <w:tab w:val="num" w:pos="3600"/>
-        </w:tabs>
-        <w:ind w:left="3600" w:hanging="360"/>
-      </w:pPr>
-    </w:lvl>
-    <w:lvl w:ilvl="5" w:tentative="1">
-      <w:start w:val="1"/>
-      <w:numFmt w:val="decimal"/>
-      <w:lvlText w:val="%6."/>
-      <w:lvlJc w:val="left"/>
-      <w:pPr>
-        <w:tabs>
-          <w:tab w:val="num" w:pos="4320"/>
-        </w:tabs>
-        <w:ind w:left="4320" w:hanging="360"/>
-      </w:pPr>
-    </w:lvl>
-    <w:lvl w:ilvl="6" w:tentative="1">
-      <w:start w:val="1"/>
-      <w:numFmt w:val="decimal"/>
-      <w:lvlText w:val="%7."/>
-      <w:lvlJc w:val="left"/>
-      <w:pPr>
-        <w:tabs>
-          <w:tab w:val="num" w:pos="5040"/>
-        </w:tabs>
-        <w:ind w:left="5040" w:hanging="360"/>
-      </w:pPr>
-    </w:lvl>
-    <w:lvl w:ilvl="7" w:tentative="1">
-      <w:start w:val="1"/>
-      <w:numFmt w:val="decimal"/>
-      <w:lvlText w:val="%8."/>
-      <w:lvlJc w:val="left"/>
-      <w:pPr>
-        <w:tabs>
-          <w:tab w:val="num" w:pos="5760"/>
-        </w:tabs>
-        <w:ind w:left="5760" w:hanging="360"/>
-      </w:pPr>
-    </w:lvl>
-    <w:lvl w:ilvl="8" w:tentative="1">
-      <w:start w:val="1"/>
-      <w:numFmt w:val="decimal"/>
-      <w:lvlText w:val="%9."/>
-      <w:lvlJc w:val="left"/>
-      <w:pPr>
-        <w:tabs>
-          <w:tab w:val="num" w:pos="6480"/>
-        </w:tabs>
-        <w:ind w:left="6480" w:hanging="360"/>
-      </w:pPr>
-    </w:lvl>
-  </w:abstractNum>
-  <w:abstractNum w:abstractNumId="24" w15:restartNumberingAfterBreak="0">
+  <w:abstractNum w:abstractNumId="11" w15:restartNumberingAfterBreak="0">
     <w:nsid w:val="3FC05C3D"/>
     <w:multiLevelType w:val="hybridMultilevel"/>
     <w:tmpl w:val="B9EAF2DC"/>
@@ -4134,268 +3017,7 @@
       </w:pPr>
     </w:lvl>
   </w:abstractNum>
-  <w:abstractNum w:abstractNumId="25" w15:restartNumberingAfterBreak="0">
-    <w:nsid w:val="3FE02EE2"/>
-    <w:multiLevelType w:val="hybridMultilevel"/>
-    <w:tmpl w:val="7444EBE2"/>
-    <w:lvl w:ilvl="0" w:tplc="04090015">
-      <w:start w:val="1"/>
-      <w:numFmt w:val="upperLetter"/>
-      <w:lvlText w:val="%1)"/>
-      <w:lvlJc w:val="left"/>
-      <w:pPr>
-        <w:ind w:left="1291" w:hanging="440"/>
-      </w:pPr>
-    </w:lvl>
-    <w:lvl w:ilvl="1" w:tplc="FFFFFFFF" w:tentative="1">
-      <w:start w:val="1"/>
-      <w:numFmt w:val="aiueoFullWidth"/>
-      <w:lvlText w:val="(%2)"/>
-      <w:lvlJc w:val="left"/>
-      <w:pPr>
-        <w:ind w:left="1731" w:hanging="440"/>
-      </w:pPr>
-    </w:lvl>
-    <w:lvl w:ilvl="2" w:tplc="FFFFFFFF" w:tentative="1">
-      <w:start w:val="1"/>
-      <w:numFmt w:val="decimalEnclosedCircle"/>
-      <w:lvlText w:val="%3"/>
-      <w:lvlJc w:val="left"/>
-      <w:pPr>
-        <w:ind w:left="2171" w:hanging="440"/>
-      </w:pPr>
-    </w:lvl>
-    <w:lvl w:ilvl="3" w:tplc="FFFFFFFF" w:tentative="1">
-      <w:start w:val="1"/>
-      <w:numFmt w:val="decimal"/>
-      <w:lvlText w:val="%4."/>
-      <w:lvlJc w:val="left"/>
-      <w:pPr>
-        <w:ind w:left="2611" w:hanging="440"/>
-      </w:pPr>
-    </w:lvl>
-    <w:lvl w:ilvl="4" w:tplc="FFFFFFFF" w:tentative="1">
-      <w:start w:val="1"/>
-      <w:numFmt w:val="aiueoFullWidth"/>
-      <w:lvlText w:val="(%5)"/>
-      <w:lvlJc w:val="left"/>
-      <w:pPr>
-        <w:ind w:left="3051" w:hanging="440"/>
-      </w:pPr>
-    </w:lvl>
-    <w:lvl w:ilvl="5" w:tplc="FFFFFFFF" w:tentative="1">
-      <w:start w:val="1"/>
-      <w:numFmt w:val="decimalEnclosedCircle"/>
-      <w:lvlText w:val="%6"/>
-      <w:lvlJc w:val="left"/>
-      <w:pPr>
-        <w:ind w:left="3491" w:hanging="440"/>
-      </w:pPr>
-    </w:lvl>
-    <w:lvl w:ilvl="6" w:tplc="FFFFFFFF" w:tentative="1">
-      <w:start w:val="1"/>
-      <w:numFmt w:val="decimal"/>
-      <w:lvlText w:val="%7."/>
-      <w:lvlJc w:val="left"/>
-      <w:pPr>
-        <w:ind w:left="3931" w:hanging="440"/>
-      </w:pPr>
-    </w:lvl>
-    <w:lvl w:ilvl="7" w:tplc="FFFFFFFF" w:tentative="1">
-      <w:start w:val="1"/>
-      <w:numFmt w:val="aiueoFullWidth"/>
-      <w:lvlText w:val="(%8)"/>
-      <w:lvlJc w:val="left"/>
-      <w:pPr>
-        <w:ind w:left="4371" w:hanging="440"/>
-      </w:pPr>
-    </w:lvl>
-    <w:lvl w:ilvl="8" w:tplc="FFFFFFFF" w:tentative="1">
-      <w:start w:val="1"/>
-      <w:numFmt w:val="decimalEnclosedCircle"/>
-      <w:lvlText w:val="%9"/>
-      <w:lvlJc w:val="left"/>
-      <w:pPr>
-        <w:ind w:left="4811" w:hanging="440"/>
-      </w:pPr>
-    </w:lvl>
-  </w:abstractNum>
-  <w:abstractNum w:abstractNumId="26" w15:restartNumberingAfterBreak="0">
-    <w:nsid w:val="416C08D9"/>
-    <w:multiLevelType w:val="hybridMultilevel"/>
-    <w:tmpl w:val="4A18D156"/>
-    <w:lvl w:ilvl="0" w:tplc="04090011">
-      <w:start w:val="1"/>
-      <w:numFmt w:val="decimalEnclosedCircle"/>
-      <w:lvlText w:val="%1"/>
-      <w:lvlJc w:val="left"/>
-      <w:pPr>
-        <w:ind w:left="1320" w:hanging="440"/>
-      </w:pPr>
-    </w:lvl>
-    <w:lvl w:ilvl="1" w:tplc="04090017" w:tentative="1">
-      <w:start w:val="1"/>
-      <w:numFmt w:val="aiueoFullWidth"/>
-      <w:lvlText w:val="(%2)"/>
-      <w:lvlJc w:val="left"/>
-      <w:pPr>
-        <w:ind w:left="1760" w:hanging="440"/>
-      </w:pPr>
-    </w:lvl>
-    <w:lvl w:ilvl="2" w:tplc="04090011" w:tentative="1">
-      <w:start w:val="1"/>
-      <w:numFmt w:val="decimalEnclosedCircle"/>
-      <w:lvlText w:val="%3"/>
-      <w:lvlJc w:val="left"/>
-      <w:pPr>
-        <w:ind w:left="2200" w:hanging="440"/>
-      </w:pPr>
-    </w:lvl>
-    <w:lvl w:ilvl="3" w:tplc="0409000F" w:tentative="1">
-      <w:start w:val="1"/>
-      <w:numFmt w:val="decimal"/>
-      <w:lvlText w:val="%4."/>
-      <w:lvlJc w:val="left"/>
-      <w:pPr>
-        <w:ind w:left="2640" w:hanging="440"/>
-      </w:pPr>
-    </w:lvl>
-    <w:lvl w:ilvl="4" w:tplc="04090017" w:tentative="1">
-      <w:start w:val="1"/>
-      <w:numFmt w:val="aiueoFullWidth"/>
-      <w:lvlText w:val="(%5)"/>
-      <w:lvlJc w:val="left"/>
-      <w:pPr>
-        <w:ind w:left="3080" w:hanging="440"/>
-      </w:pPr>
-    </w:lvl>
-    <w:lvl w:ilvl="5" w:tplc="04090011" w:tentative="1">
-      <w:start w:val="1"/>
-      <w:numFmt w:val="decimalEnclosedCircle"/>
-      <w:lvlText w:val="%6"/>
-      <w:lvlJc w:val="left"/>
-      <w:pPr>
-        <w:ind w:left="3520" w:hanging="440"/>
-      </w:pPr>
-    </w:lvl>
-    <w:lvl w:ilvl="6" w:tplc="0409000F" w:tentative="1">
-      <w:start w:val="1"/>
-      <w:numFmt w:val="decimal"/>
-      <w:lvlText w:val="%7."/>
-      <w:lvlJc w:val="left"/>
-      <w:pPr>
-        <w:ind w:left="3960" w:hanging="440"/>
-      </w:pPr>
-    </w:lvl>
-    <w:lvl w:ilvl="7" w:tplc="04090017" w:tentative="1">
-      <w:start w:val="1"/>
-      <w:numFmt w:val="aiueoFullWidth"/>
-      <w:lvlText w:val="(%8)"/>
-      <w:lvlJc w:val="left"/>
-      <w:pPr>
-        <w:ind w:left="4400" w:hanging="440"/>
-      </w:pPr>
-    </w:lvl>
-    <w:lvl w:ilvl="8" w:tplc="04090011" w:tentative="1">
-      <w:start w:val="1"/>
-      <w:numFmt w:val="decimalEnclosedCircle"/>
-      <w:lvlText w:val="%9"/>
-      <w:lvlJc w:val="left"/>
-      <w:pPr>
-        <w:ind w:left="4840" w:hanging="440"/>
-      </w:pPr>
-    </w:lvl>
-  </w:abstractNum>
-  <w:abstractNum w:abstractNumId="27" w15:restartNumberingAfterBreak="0">
-    <w:nsid w:val="42D63B94"/>
-    <w:multiLevelType w:val="hybridMultilevel"/>
-    <w:tmpl w:val="3FECBF02"/>
-    <w:lvl w:ilvl="0" w:tplc="DCEC0730">
-      <w:start w:val="1"/>
-      <w:numFmt w:val="decimalFullWidth"/>
-      <w:lvlText w:val="%1．"/>
-      <w:lvlJc w:val="left"/>
-      <w:pPr>
-        <w:ind w:left="580" w:hanging="370"/>
-      </w:pPr>
-      <w:rPr>
-        <w:rFonts w:hint="default"/>
-      </w:rPr>
-    </w:lvl>
-    <w:lvl w:ilvl="1" w:tplc="04090017" w:tentative="1">
-      <w:start w:val="1"/>
-      <w:numFmt w:val="aiueoFullWidth"/>
-      <w:lvlText w:val="(%2)"/>
-      <w:lvlJc w:val="left"/>
-      <w:pPr>
-        <w:ind w:left="1090" w:hanging="440"/>
-      </w:pPr>
-    </w:lvl>
-    <w:lvl w:ilvl="2" w:tplc="04090011" w:tentative="1">
-      <w:start w:val="1"/>
-      <w:numFmt w:val="decimalEnclosedCircle"/>
-      <w:lvlText w:val="%3"/>
-      <w:lvlJc w:val="left"/>
-      <w:pPr>
-        <w:ind w:left="1530" w:hanging="440"/>
-      </w:pPr>
-    </w:lvl>
-    <w:lvl w:ilvl="3" w:tplc="0409000F" w:tentative="1">
-      <w:start w:val="1"/>
-      <w:numFmt w:val="decimal"/>
-      <w:lvlText w:val="%4."/>
-      <w:lvlJc w:val="left"/>
-      <w:pPr>
-        <w:ind w:left="1970" w:hanging="440"/>
-      </w:pPr>
-    </w:lvl>
-    <w:lvl w:ilvl="4" w:tplc="04090017" w:tentative="1">
-      <w:start w:val="1"/>
-      <w:numFmt w:val="aiueoFullWidth"/>
-      <w:lvlText w:val="(%5)"/>
-      <w:lvlJc w:val="left"/>
-      <w:pPr>
-        <w:ind w:left="2410" w:hanging="440"/>
-      </w:pPr>
-    </w:lvl>
-    <w:lvl w:ilvl="5" w:tplc="04090011" w:tentative="1">
-      <w:start w:val="1"/>
-      <w:numFmt w:val="decimalEnclosedCircle"/>
-      <w:lvlText w:val="%6"/>
-      <w:lvlJc w:val="left"/>
-      <w:pPr>
-        <w:ind w:left="2850" w:hanging="440"/>
-      </w:pPr>
-    </w:lvl>
-    <w:lvl w:ilvl="6" w:tplc="0409000F" w:tentative="1">
-      <w:start w:val="1"/>
-      <w:numFmt w:val="decimal"/>
-      <w:lvlText w:val="%7."/>
-      <w:lvlJc w:val="left"/>
-      <w:pPr>
-        <w:ind w:left="3290" w:hanging="440"/>
-      </w:pPr>
-    </w:lvl>
-    <w:lvl w:ilvl="7" w:tplc="04090017" w:tentative="1">
-      <w:start w:val="1"/>
-      <w:numFmt w:val="aiueoFullWidth"/>
-      <w:lvlText w:val="(%8)"/>
-      <w:lvlJc w:val="left"/>
-      <w:pPr>
-        <w:ind w:left="3730" w:hanging="440"/>
-      </w:pPr>
-    </w:lvl>
-    <w:lvl w:ilvl="8" w:tplc="04090011" w:tentative="1">
-      <w:start w:val="1"/>
-      <w:numFmt w:val="decimalEnclosedCircle"/>
-      <w:lvlText w:val="%9"/>
-      <w:lvlJc w:val="left"/>
-      <w:pPr>
-        <w:ind w:left="4170" w:hanging="440"/>
-      </w:pPr>
-    </w:lvl>
-  </w:abstractNum>
-  <w:abstractNum w:abstractNumId="28" w15:restartNumberingAfterBreak="0">
+  <w:abstractNum w:abstractNumId="12" w15:restartNumberingAfterBreak="0">
     <w:nsid w:val="43EC759F"/>
     <w:multiLevelType w:val="hybridMultilevel"/>
     <w:tmpl w:val="7804CC80"/>
@@ -4481,7 +3103,7 @@
       </w:pPr>
     </w:lvl>
   </w:abstractNum>
-  <w:abstractNum w:abstractNumId="29" w15:restartNumberingAfterBreak="0">
+  <w:abstractNum w:abstractNumId="13" w15:restartNumberingAfterBreak="0">
     <w:nsid w:val="452553E9"/>
     <w:multiLevelType w:val="hybridMultilevel"/>
     <w:tmpl w:val="9DAE88D4"/>
@@ -4567,7 +3189,7 @@
       </w:pPr>
     </w:lvl>
   </w:abstractNum>
-  <w:abstractNum w:abstractNumId="30" w15:restartNumberingAfterBreak="0">
+  <w:abstractNum w:abstractNumId="14" w15:restartNumberingAfterBreak="0">
     <w:nsid w:val="476A62E5"/>
     <w:multiLevelType w:val="hybridMultilevel"/>
     <w:tmpl w:val="563A7ED0"/>
@@ -4653,7 +3275,7 @@
       </w:pPr>
     </w:lvl>
   </w:abstractNum>
-  <w:abstractNum w:abstractNumId="31" w15:restartNumberingAfterBreak="0">
+  <w:abstractNum w:abstractNumId="15" w15:restartNumberingAfterBreak="0">
     <w:nsid w:val="4CE22D71"/>
     <w:multiLevelType w:val="hybridMultilevel"/>
     <w:tmpl w:val="61F6747E"/>
@@ -4739,700 +3361,7 @@
       </w:pPr>
     </w:lvl>
   </w:abstractNum>
-  <w:abstractNum w:abstractNumId="32" w15:restartNumberingAfterBreak="0">
-    <w:nsid w:val="53152195"/>
-    <w:multiLevelType w:val="hybridMultilevel"/>
-    <w:tmpl w:val="13B43AE0"/>
-    <w:lvl w:ilvl="0" w:tplc="0409000F">
-      <w:start w:val="1"/>
-      <w:numFmt w:val="decimal"/>
-      <w:lvlText w:val="%1."/>
-      <w:lvlJc w:val="left"/>
-      <w:pPr>
-        <w:ind w:left="440" w:hanging="440"/>
-      </w:pPr>
-    </w:lvl>
-    <w:lvl w:ilvl="1" w:tplc="04090017" w:tentative="1">
-      <w:start w:val="1"/>
-      <w:numFmt w:val="aiueoFullWidth"/>
-      <w:lvlText w:val="(%2)"/>
-      <w:lvlJc w:val="left"/>
-      <w:pPr>
-        <w:ind w:left="880" w:hanging="440"/>
-      </w:pPr>
-    </w:lvl>
-    <w:lvl w:ilvl="2" w:tplc="04090011" w:tentative="1">
-      <w:start w:val="1"/>
-      <w:numFmt w:val="decimalEnclosedCircle"/>
-      <w:lvlText w:val="%3"/>
-      <w:lvlJc w:val="left"/>
-      <w:pPr>
-        <w:ind w:left="1320" w:hanging="440"/>
-      </w:pPr>
-    </w:lvl>
-    <w:lvl w:ilvl="3" w:tplc="0409000F" w:tentative="1">
-      <w:start w:val="1"/>
-      <w:numFmt w:val="decimal"/>
-      <w:lvlText w:val="%4."/>
-      <w:lvlJc w:val="left"/>
-      <w:pPr>
-        <w:ind w:left="1760" w:hanging="440"/>
-      </w:pPr>
-    </w:lvl>
-    <w:lvl w:ilvl="4" w:tplc="04090017" w:tentative="1">
-      <w:start w:val="1"/>
-      <w:numFmt w:val="aiueoFullWidth"/>
-      <w:lvlText w:val="(%5)"/>
-      <w:lvlJc w:val="left"/>
-      <w:pPr>
-        <w:ind w:left="2200" w:hanging="440"/>
-      </w:pPr>
-    </w:lvl>
-    <w:lvl w:ilvl="5" w:tplc="04090011" w:tentative="1">
-      <w:start w:val="1"/>
-      <w:numFmt w:val="decimalEnclosedCircle"/>
-      <w:lvlText w:val="%6"/>
-      <w:lvlJc w:val="left"/>
-      <w:pPr>
-        <w:ind w:left="2640" w:hanging="440"/>
-      </w:pPr>
-    </w:lvl>
-    <w:lvl w:ilvl="6" w:tplc="0409000F" w:tentative="1">
-      <w:start w:val="1"/>
-      <w:numFmt w:val="decimal"/>
-      <w:lvlText w:val="%7."/>
-      <w:lvlJc w:val="left"/>
-      <w:pPr>
-        <w:ind w:left="3080" w:hanging="440"/>
-      </w:pPr>
-    </w:lvl>
-    <w:lvl w:ilvl="7" w:tplc="04090017" w:tentative="1">
-      <w:start w:val="1"/>
-      <w:numFmt w:val="aiueoFullWidth"/>
-      <w:lvlText w:val="(%8)"/>
-      <w:lvlJc w:val="left"/>
-      <w:pPr>
-        <w:ind w:left="3520" w:hanging="440"/>
-      </w:pPr>
-    </w:lvl>
-    <w:lvl w:ilvl="8" w:tplc="04090011" w:tentative="1">
-      <w:start w:val="1"/>
-      <w:numFmt w:val="decimalEnclosedCircle"/>
-      <w:lvlText w:val="%9"/>
-      <w:lvlJc w:val="left"/>
-      <w:pPr>
-        <w:ind w:left="3960" w:hanging="440"/>
-      </w:pPr>
-    </w:lvl>
-  </w:abstractNum>
-  <w:abstractNum w:abstractNumId="33" w15:restartNumberingAfterBreak="0">
-    <w:nsid w:val="54A50D20"/>
-    <w:multiLevelType w:val="hybridMultilevel"/>
-    <w:tmpl w:val="8BDE2A50"/>
-    <w:lvl w:ilvl="0" w:tplc="0409000F">
-      <w:start w:val="1"/>
-      <w:numFmt w:val="decimal"/>
-      <w:lvlText w:val="%1."/>
-      <w:lvlJc w:val="left"/>
-      <w:pPr>
-        <w:ind w:left="440" w:hanging="440"/>
-      </w:pPr>
-    </w:lvl>
-    <w:lvl w:ilvl="1" w:tplc="04090017" w:tentative="1">
-      <w:start w:val="1"/>
-      <w:numFmt w:val="aiueoFullWidth"/>
-      <w:lvlText w:val="(%2)"/>
-      <w:lvlJc w:val="left"/>
-      <w:pPr>
-        <w:ind w:left="880" w:hanging="440"/>
-      </w:pPr>
-    </w:lvl>
-    <w:lvl w:ilvl="2" w:tplc="04090011" w:tentative="1">
-      <w:start w:val="1"/>
-      <w:numFmt w:val="decimalEnclosedCircle"/>
-      <w:lvlText w:val="%3"/>
-      <w:lvlJc w:val="left"/>
-      <w:pPr>
-        <w:ind w:left="1320" w:hanging="440"/>
-      </w:pPr>
-    </w:lvl>
-    <w:lvl w:ilvl="3" w:tplc="0409000F" w:tentative="1">
-      <w:start w:val="1"/>
-      <w:numFmt w:val="decimal"/>
-      <w:lvlText w:val="%4."/>
-      <w:lvlJc w:val="left"/>
-      <w:pPr>
-        <w:ind w:left="1760" w:hanging="440"/>
-      </w:pPr>
-    </w:lvl>
-    <w:lvl w:ilvl="4" w:tplc="04090017" w:tentative="1">
-      <w:start w:val="1"/>
-      <w:numFmt w:val="aiueoFullWidth"/>
-      <w:lvlText w:val="(%5)"/>
-      <w:lvlJc w:val="left"/>
-      <w:pPr>
-        <w:ind w:left="2200" w:hanging="440"/>
-      </w:pPr>
-    </w:lvl>
-    <w:lvl w:ilvl="5" w:tplc="04090011" w:tentative="1">
-      <w:start w:val="1"/>
-      <w:numFmt w:val="decimalEnclosedCircle"/>
-      <w:lvlText w:val="%6"/>
-      <w:lvlJc w:val="left"/>
-      <w:pPr>
-        <w:ind w:left="2640" w:hanging="440"/>
-      </w:pPr>
-    </w:lvl>
-    <w:lvl w:ilvl="6" w:tplc="0409000F" w:tentative="1">
-      <w:start w:val="1"/>
-      <w:numFmt w:val="decimal"/>
-      <w:lvlText w:val="%7."/>
-      <w:lvlJc w:val="left"/>
-      <w:pPr>
-        <w:ind w:left="3080" w:hanging="440"/>
-      </w:pPr>
-    </w:lvl>
-    <w:lvl w:ilvl="7" w:tplc="04090017" w:tentative="1">
-      <w:start w:val="1"/>
-      <w:numFmt w:val="aiueoFullWidth"/>
-      <w:lvlText w:val="(%8)"/>
-      <w:lvlJc w:val="left"/>
-      <w:pPr>
-        <w:ind w:left="3520" w:hanging="440"/>
-      </w:pPr>
-    </w:lvl>
-    <w:lvl w:ilvl="8" w:tplc="04090011" w:tentative="1">
-      <w:start w:val="1"/>
-      <w:numFmt w:val="decimalEnclosedCircle"/>
-      <w:lvlText w:val="%9"/>
-      <w:lvlJc w:val="left"/>
-      <w:pPr>
-        <w:ind w:left="3960" w:hanging="440"/>
-      </w:pPr>
-    </w:lvl>
-  </w:abstractNum>
-  <w:abstractNum w:abstractNumId="34" w15:restartNumberingAfterBreak="0">
-    <w:nsid w:val="575D54F0"/>
-    <w:multiLevelType w:val="hybridMultilevel"/>
-    <w:tmpl w:val="963E4824"/>
-    <w:lvl w:ilvl="0" w:tplc="FFFFFFFF">
-      <w:start w:val="1"/>
-      <w:numFmt w:val="decimalEnclosedCircle"/>
-      <w:lvlText w:val="%1"/>
-      <w:lvlJc w:val="left"/>
-      <w:pPr>
-        <w:ind w:left="880" w:hanging="440"/>
-      </w:pPr>
-    </w:lvl>
-    <w:lvl w:ilvl="1" w:tplc="FFFFFFFF" w:tentative="1">
-      <w:start w:val="1"/>
-      <w:numFmt w:val="aiueoFullWidth"/>
-      <w:lvlText w:val="(%2)"/>
-      <w:lvlJc w:val="left"/>
-      <w:pPr>
-        <w:ind w:left="1320" w:hanging="440"/>
-      </w:pPr>
-    </w:lvl>
-    <w:lvl w:ilvl="2" w:tplc="FFFFFFFF" w:tentative="1">
-      <w:start w:val="1"/>
-      <w:numFmt w:val="decimalEnclosedCircle"/>
-      <w:lvlText w:val="%3"/>
-      <w:lvlJc w:val="left"/>
-      <w:pPr>
-        <w:ind w:left="1760" w:hanging="440"/>
-      </w:pPr>
-    </w:lvl>
-    <w:lvl w:ilvl="3" w:tplc="FFFFFFFF" w:tentative="1">
-      <w:start w:val="1"/>
-      <w:numFmt w:val="decimal"/>
-      <w:lvlText w:val="%4."/>
-      <w:lvlJc w:val="left"/>
-      <w:pPr>
-        <w:ind w:left="2200" w:hanging="440"/>
-      </w:pPr>
-    </w:lvl>
-    <w:lvl w:ilvl="4" w:tplc="FFFFFFFF" w:tentative="1">
-      <w:start w:val="1"/>
-      <w:numFmt w:val="aiueoFullWidth"/>
-      <w:lvlText w:val="(%5)"/>
-      <w:lvlJc w:val="left"/>
-      <w:pPr>
-        <w:ind w:left="2640" w:hanging="440"/>
-      </w:pPr>
-    </w:lvl>
-    <w:lvl w:ilvl="5" w:tplc="FFFFFFFF" w:tentative="1">
-      <w:start w:val="1"/>
-      <w:numFmt w:val="decimalEnclosedCircle"/>
-      <w:lvlText w:val="%6"/>
-      <w:lvlJc w:val="left"/>
-      <w:pPr>
-        <w:ind w:left="3080" w:hanging="440"/>
-      </w:pPr>
-    </w:lvl>
-    <w:lvl w:ilvl="6" w:tplc="FFFFFFFF" w:tentative="1">
-      <w:start w:val="1"/>
-      <w:numFmt w:val="decimal"/>
-      <w:lvlText w:val="%7."/>
-      <w:lvlJc w:val="left"/>
-      <w:pPr>
-        <w:ind w:left="3520" w:hanging="440"/>
-      </w:pPr>
-    </w:lvl>
-    <w:lvl w:ilvl="7" w:tplc="FFFFFFFF" w:tentative="1">
-      <w:start w:val="1"/>
-      <w:numFmt w:val="aiueoFullWidth"/>
-      <w:lvlText w:val="(%8)"/>
-      <w:lvlJc w:val="left"/>
-      <w:pPr>
-        <w:ind w:left="3960" w:hanging="440"/>
-      </w:pPr>
-    </w:lvl>
-    <w:lvl w:ilvl="8" w:tplc="FFFFFFFF" w:tentative="1">
-      <w:start w:val="1"/>
-      <w:numFmt w:val="decimalEnclosedCircle"/>
-      <w:lvlText w:val="%9"/>
-      <w:lvlJc w:val="left"/>
-      <w:pPr>
-        <w:ind w:left="4400" w:hanging="440"/>
-      </w:pPr>
-    </w:lvl>
-  </w:abstractNum>
-  <w:abstractNum w:abstractNumId="35" w15:restartNumberingAfterBreak="0">
-    <w:nsid w:val="5D572D52"/>
-    <w:multiLevelType w:val="hybridMultilevel"/>
-    <w:tmpl w:val="BC92CDD6"/>
-    <w:lvl w:ilvl="0" w:tplc="FFFFFFFF">
-      <w:start w:val="1"/>
-      <w:numFmt w:val="decimal"/>
-      <w:lvlText w:val="%1."/>
-      <w:lvlJc w:val="left"/>
-      <w:pPr>
-        <w:ind w:left="440" w:hanging="440"/>
-      </w:pPr>
-    </w:lvl>
-    <w:lvl w:ilvl="1" w:tplc="FFFFFFFF" w:tentative="1">
-      <w:start w:val="1"/>
-      <w:numFmt w:val="aiueoFullWidth"/>
-      <w:lvlText w:val="(%2)"/>
-      <w:lvlJc w:val="left"/>
-      <w:pPr>
-        <w:ind w:left="880" w:hanging="440"/>
-      </w:pPr>
-    </w:lvl>
-    <w:lvl w:ilvl="2" w:tplc="FFFFFFFF" w:tentative="1">
-      <w:start w:val="1"/>
-      <w:numFmt w:val="decimalEnclosedCircle"/>
-      <w:lvlText w:val="%3"/>
-      <w:lvlJc w:val="left"/>
-      <w:pPr>
-        <w:ind w:left="1320" w:hanging="440"/>
-      </w:pPr>
-    </w:lvl>
-    <w:lvl w:ilvl="3" w:tplc="FFFFFFFF" w:tentative="1">
-      <w:start w:val="1"/>
-      <w:numFmt w:val="decimal"/>
-      <w:lvlText w:val="%4."/>
-      <w:lvlJc w:val="left"/>
-      <w:pPr>
-        <w:ind w:left="1760" w:hanging="440"/>
-      </w:pPr>
-    </w:lvl>
-    <w:lvl w:ilvl="4" w:tplc="FFFFFFFF" w:tentative="1">
-      <w:start w:val="1"/>
-      <w:numFmt w:val="aiueoFullWidth"/>
-      <w:lvlText w:val="(%5)"/>
-      <w:lvlJc w:val="left"/>
-      <w:pPr>
-        <w:ind w:left="2200" w:hanging="440"/>
-      </w:pPr>
-    </w:lvl>
-    <w:lvl w:ilvl="5" w:tplc="FFFFFFFF" w:tentative="1">
-      <w:start w:val="1"/>
-      <w:numFmt w:val="decimalEnclosedCircle"/>
-      <w:lvlText w:val="%6"/>
-      <w:lvlJc w:val="left"/>
-      <w:pPr>
-        <w:ind w:left="2640" w:hanging="440"/>
-      </w:pPr>
-    </w:lvl>
-    <w:lvl w:ilvl="6" w:tplc="FFFFFFFF" w:tentative="1">
-      <w:start w:val="1"/>
-      <w:numFmt w:val="decimal"/>
-      <w:lvlText w:val="%7."/>
-      <w:lvlJc w:val="left"/>
-      <w:pPr>
-        <w:ind w:left="3080" w:hanging="440"/>
-      </w:pPr>
-    </w:lvl>
-    <w:lvl w:ilvl="7" w:tplc="FFFFFFFF" w:tentative="1">
-      <w:start w:val="1"/>
-      <w:numFmt w:val="aiueoFullWidth"/>
-      <w:lvlText w:val="(%8)"/>
-      <w:lvlJc w:val="left"/>
-      <w:pPr>
-        <w:ind w:left="3520" w:hanging="440"/>
-      </w:pPr>
-    </w:lvl>
-    <w:lvl w:ilvl="8" w:tplc="FFFFFFFF" w:tentative="1">
-      <w:start w:val="1"/>
-      <w:numFmt w:val="decimalEnclosedCircle"/>
-      <w:lvlText w:val="%9"/>
-      <w:lvlJc w:val="left"/>
-      <w:pPr>
-        <w:ind w:left="3960" w:hanging="440"/>
-      </w:pPr>
-    </w:lvl>
-  </w:abstractNum>
-  <w:abstractNum w:abstractNumId="36" w15:restartNumberingAfterBreak="0">
-    <w:nsid w:val="5DED29B7"/>
-    <w:multiLevelType w:val="hybridMultilevel"/>
-    <w:tmpl w:val="F16C82F8"/>
-    <w:lvl w:ilvl="0" w:tplc="27FC7362">
-      <w:numFmt w:val="decimalFullWidth"/>
-      <w:lvlText w:val="%1．"/>
-      <w:lvlJc w:val="left"/>
-      <w:pPr>
-        <w:ind w:left="440" w:hanging="440"/>
-      </w:pPr>
-      <w:rPr>
-        <w:rFonts w:hint="default"/>
-      </w:rPr>
-    </w:lvl>
-    <w:lvl w:ilvl="1" w:tplc="CD1A1A2E">
-      <w:start w:val="1"/>
-      <w:numFmt w:val="decimalEnclosedCircle"/>
-      <w:lvlText w:val="%2"/>
-      <w:lvlJc w:val="left"/>
-      <w:pPr>
-        <w:ind w:left="800" w:hanging="360"/>
-      </w:pPr>
-      <w:rPr>
-        <w:rFonts w:hint="default"/>
-      </w:rPr>
-    </w:lvl>
-    <w:lvl w:ilvl="2" w:tplc="04090011" w:tentative="1">
-      <w:start w:val="1"/>
-      <w:numFmt w:val="decimalEnclosedCircle"/>
-      <w:lvlText w:val="%3"/>
-      <w:lvlJc w:val="left"/>
-      <w:pPr>
-        <w:ind w:left="1320" w:hanging="440"/>
-      </w:pPr>
-    </w:lvl>
-    <w:lvl w:ilvl="3" w:tplc="0409000F" w:tentative="1">
-      <w:start w:val="1"/>
-      <w:numFmt w:val="decimal"/>
-      <w:lvlText w:val="%4."/>
-      <w:lvlJc w:val="left"/>
-      <w:pPr>
-        <w:ind w:left="1760" w:hanging="440"/>
-      </w:pPr>
-    </w:lvl>
-    <w:lvl w:ilvl="4" w:tplc="04090017" w:tentative="1">
-      <w:start w:val="1"/>
-      <w:numFmt w:val="aiueoFullWidth"/>
-      <w:lvlText w:val="(%5)"/>
-      <w:lvlJc w:val="left"/>
-      <w:pPr>
-        <w:ind w:left="2200" w:hanging="440"/>
-      </w:pPr>
-    </w:lvl>
-    <w:lvl w:ilvl="5" w:tplc="04090011" w:tentative="1">
-      <w:start w:val="1"/>
-      <w:numFmt w:val="decimalEnclosedCircle"/>
-      <w:lvlText w:val="%6"/>
-      <w:lvlJc w:val="left"/>
-      <w:pPr>
-        <w:ind w:left="2640" w:hanging="440"/>
-      </w:pPr>
-    </w:lvl>
-    <w:lvl w:ilvl="6" w:tplc="0409000F" w:tentative="1">
-      <w:start w:val="1"/>
-      <w:numFmt w:val="decimal"/>
-      <w:lvlText w:val="%7."/>
-      <w:lvlJc w:val="left"/>
-      <w:pPr>
-        <w:ind w:left="3080" w:hanging="440"/>
-      </w:pPr>
-    </w:lvl>
-    <w:lvl w:ilvl="7" w:tplc="04090017" w:tentative="1">
-      <w:start w:val="1"/>
-      <w:numFmt w:val="aiueoFullWidth"/>
-      <w:lvlText w:val="(%8)"/>
-      <w:lvlJc w:val="left"/>
-      <w:pPr>
-        <w:ind w:left="3520" w:hanging="440"/>
-      </w:pPr>
-    </w:lvl>
-    <w:lvl w:ilvl="8" w:tplc="04090011" w:tentative="1">
-      <w:start w:val="1"/>
-      <w:numFmt w:val="decimalEnclosedCircle"/>
-      <w:lvlText w:val="%9"/>
-      <w:lvlJc w:val="left"/>
-      <w:pPr>
-        <w:ind w:left="3960" w:hanging="440"/>
-      </w:pPr>
-    </w:lvl>
-  </w:abstractNum>
-  <w:abstractNum w:abstractNumId="37" w15:restartNumberingAfterBreak="0">
-    <w:nsid w:val="629F3005"/>
-    <w:multiLevelType w:val="hybridMultilevel"/>
-    <w:tmpl w:val="41DCEFBE"/>
-    <w:lvl w:ilvl="0" w:tplc="FFFFFFFF">
-      <w:start w:val="1"/>
-      <w:numFmt w:val="upperLetter"/>
-      <w:lvlText w:val="%1)"/>
-      <w:lvlJc w:val="left"/>
-      <w:pPr>
-        <w:ind w:left="1291" w:hanging="440"/>
-      </w:pPr>
-    </w:lvl>
-    <w:lvl w:ilvl="1" w:tplc="FFFFFFFF" w:tentative="1">
-      <w:start w:val="1"/>
-      <w:numFmt w:val="aiueoFullWidth"/>
-      <w:lvlText w:val="(%2)"/>
-      <w:lvlJc w:val="left"/>
-      <w:pPr>
-        <w:ind w:left="1731" w:hanging="440"/>
-      </w:pPr>
-    </w:lvl>
-    <w:lvl w:ilvl="2" w:tplc="FFFFFFFF" w:tentative="1">
-      <w:start w:val="1"/>
-      <w:numFmt w:val="decimalEnclosedCircle"/>
-      <w:lvlText w:val="%3"/>
-      <w:lvlJc w:val="left"/>
-      <w:pPr>
-        <w:ind w:left="2171" w:hanging="440"/>
-      </w:pPr>
-    </w:lvl>
-    <w:lvl w:ilvl="3" w:tplc="FFFFFFFF" w:tentative="1">
-      <w:start w:val="1"/>
-      <w:numFmt w:val="decimal"/>
-      <w:lvlText w:val="%4."/>
-      <w:lvlJc w:val="left"/>
-      <w:pPr>
-        <w:ind w:left="2611" w:hanging="440"/>
-      </w:pPr>
-    </w:lvl>
-    <w:lvl w:ilvl="4" w:tplc="FFFFFFFF" w:tentative="1">
-      <w:start w:val="1"/>
-      <w:numFmt w:val="aiueoFullWidth"/>
-      <w:lvlText w:val="(%5)"/>
-      <w:lvlJc w:val="left"/>
-      <w:pPr>
-        <w:ind w:left="3051" w:hanging="440"/>
-      </w:pPr>
-    </w:lvl>
-    <w:lvl w:ilvl="5" w:tplc="FFFFFFFF" w:tentative="1">
-      <w:start w:val="1"/>
-      <w:numFmt w:val="decimalEnclosedCircle"/>
-      <w:lvlText w:val="%6"/>
-      <w:lvlJc w:val="left"/>
-      <w:pPr>
-        <w:ind w:left="3491" w:hanging="440"/>
-      </w:pPr>
-    </w:lvl>
-    <w:lvl w:ilvl="6" w:tplc="FFFFFFFF" w:tentative="1">
-      <w:start w:val="1"/>
-      <w:numFmt w:val="decimal"/>
-      <w:lvlText w:val="%7."/>
-      <w:lvlJc w:val="left"/>
-      <w:pPr>
-        <w:ind w:left="3931" w:hanging="440"/>
-      </w:pPr>
-    </w:lvl>
-    <w:lvl w:ilvl="7" w:tplc="FFFFFFFF" w:tentative="1">
-      <w:start w:val="1"/>
-      <w:numFmt w:val="aiueoFullWidth"/>
-      <w:lvlText w:val="(%8)"/>
-      <w:lvlJc w:val="left"/>
-      <w:pPr>
-        <w:ind w:left="4371" w:hanging="440"/>
-      </w:pPr>
-    </w:lvl>
-    <w:lvl w:ilvl="8" w:tplc="FFFFFFFF" w:tentative="1">
-      <w:start w:val="1"/>
-      <w:numFmt w:val="decimalEnclosedCircle"/>
-      <w:lvlText w:val="%9"/>
-      <w:lvlJc w:val="left"/>
-      <w:pPr>
-        <w:ind w:left="4811" w:hanging="440"/>
-      </w:pPr>
-    </w:lvl>
-  </w:abstractNum>
-  <w:abstractNum w:abstractNumId="38" w15:restartNumberingAfterBreak="0">
-    <w:nsid w:val="66976D99"/>
-    <w:multiLevelType w:val="hybridMultilevel"/>
-    <w:tmpl w:val="88801096"/>
-    <w:lvl w:ilvl="0" w:tplc="04090015">
-      <w:start w:val="1"/>
-      <w:numFmt w:val="upperLetter"/>
-      <w:lvlText w:val="%1)"/>
-      <w:lvlJc w:val="left"/>
-      <w:pPr>
-        <w:ind w:left="1291" w:hanging="440"/>
-      </w:pPr>
-    </w:lvl>
-    <w:lvl w:ilvl="1" w:tplc="04090017" w:tentative="1">
-      <w:start w:val="1"/>
-      <w:numFmt w:val="aiueoFullWidth"/>
-      <w:lvlText w:val="(%2)"/>
-      <w:lvlJc w:val="left"/>
-      <w:pPr>
-        <w:ind w:left="1731" w:hanging="440"/>
-      </w:pPr>
-    </w:lvl>
-    <w:lvl w:ilvl="2" w:tplc="04090011" w:tentative="1">
-      <w:start w:val="1"/>
-      <w:numFmt w:val="decimalEnclosedCircle"/>
-      <w:lvlText w:val="%3"/>
-      <w:lvlJc w:val="left"/>
-      <w:pPr>
-        <w:ind w:left="2171" w:hanging="440"/>
-      </w:pPr>
-    </w:lvl>
-    <w:lvl w:ilvl="3" w:tplc="0409000F" w:tentative="1">
-      <w:start w:val="1"/>
-      <w:numFmt w:val="decimal"/>
-      <w:lvlText w:val="%4."/>
-      <w:lvlJc w:val="left"/>
-      <w:pPr>
-        <w:ind w:left="2611" w:hanging="440"/>
-      </w:pPr>
-    </w:lvl>
-    <w:lvl w:ilvl="4" w:tplc="04090017" w:tentative="1">
-      <w:start w:val="1"/>
-      <w:numFmt w:val="aiueoFullWidth"/>
-      <w:lvlText w:val="(%5)"/>
-      <w:lvlJc w:val="left"/>
-      <w:pPr>
-        <w:ind w:left="3051" w:hanging="440"/>
-      </w:pPr>
-    </w:lvl>
-    <w:lvl w:ilvl="5" w:tplc="04090011" w:tentative="1">
-      <w:start w:val="1"/>
-      <w:numFmt w:val="decimalEnclosedCircle"/>
-      <w:lvlText w:val="%6"/>
-      <w:lvlJc w:val="left"/>
-      <w:pPr>
-        <w:ind w:left="3491" w:hanging="440"/>
-      </w:pPr>
-    </w:lvl>
-    <w:lvl w:ilvl="6" w:tplc="0409000F" w:tentative="1">
-      <w:start w:val="1"/>
-      <w:numFmt w:val="decimal"/>
-      <w:lvlText w:val="%7."/>
-      <w:lvlJc w:val="left"/>
-      <w:pPr>
-        <w:ind w:left="3931" w:hanging="440"/>
-      </w:pPr>
-    </w:lvl>
-    <w:lvl w:ilvl="7" w:tplc="04090017" w:tentative="1">
-      <w:start w:val="1"/>
-      <w:numFmt w:val="aiueoFullWidth"/>
-      <w:lvlText w:val="(%8)"/>
-      <w:lvlJc w:val="left"/>
-      <w:pPr>
-        <w:ind w:left="4371" w:hanging="440"/>
-      </w:pPr>
-    </w:lvl>
-    <w:lvl w:ilvl="8" w:tplc="04090011" w:tentative="1">
-      <w:start w:val="1"/>
-      <w:numFmt w:val="decimalEnclosedCircle"/>
-      <w:lvlText w:val="%9"/>
-      <w:lvlJc w:val="left"/>
-      <w:pPr>
-        <w:ind w:left="4811" w:hanging="440"/>
-      </w:pPr>
-    </w:lvl>
-  </w:abstractNum>
-  <w:abstractNum w:abstractNumId="39" w15:restartNumberingAfterBreak="0">
-    <w:nsid w:val="66AE6024"/>
-    <w:multiLevelType w:val="hybridMultilevel"/>
-    <w:tmpl w:val="019E4A22"/>
-    <w:lvl w:ilvl="0" w:tplc="04090015">
-      <w:start w:val="1"/>
-      <w:numFmt w:val="upperLetter"/>
-      <w:lvlText w:val="%1)"/>
-      <w:lvlJc w:val="left"/>
-      <w:pPr>
-        <w:ind w:left="1320" w:hanging="440"/>
-      </w:pPr>
-    </w:lvl>
-    <w:lvl w:ilvl="1" w:tplc="04090017" w:tentative="1">
-      <w:start w:val="1"/>
-      <w:numFmt w:val="aiueoFullWidth"/>
-      <w:lvlText w:val="(%2)"/>
-      <w:lvlJc w:val="left"/>
-      <w:pPr>
-        <w:ind w:left="1760" w:hanging="440"/>
-      </w:pPr>
-    </w:lvl>
-    <w:lvl w:ilvl="2" w:tplc="04090011" w:tentative="1">
-      <w:start w:val="1"/>
-      <w:numFmt w:val="decimalEnclosedCircle"/>
-      <w:lvlText w:val="%3"/>
-      <w:lvlJc w:val="left"/>
-      <w:pPr>
-        <w:ind w:left="2200" w:hanging="440"/>
-      </w:pPr>
-    </w:lvl>
-    <w:lvl w:ilvl="3" w:tplc="0409000F" w:tentative="1">
-      <w:start w:val="1"/>
-      <w:numFmt w:val="decimal"/>
-      <w:lvlText w:val="%4."/>
-      <w:lvlJc w:val="left"/>
-      <w:pPr>
-        <w:ind w:left="2640" w:hanging="440"/>
-      </w:pPr>
-    </w:lvl>
-    <w:lvl w:ilvl="4" w:tplc="04090017" w:tentative="1">
-      <w:start w:val="1"/>
-      <w:numFmt w:val="aiueoFullWidth"/>
-      <w:lvlText w:val="(%5)"/>
-      <w:lvlJc w:val="left"/>
-      <w:pPr>
-        <w:ind w:left="3080" w:hanging="440"/>
-      </w:pPr>
-    </w:lvl>
-    <w:lvl w:ilvl="5" w:tplc="04090011" w:tentative="1">
-      <w:start w:val="1"/>
-      <w:numFmt w:val="decimalEnclosedCircle"/>
-      <w:lvlText w:val="%6"/>
-      <w:lvlJc w:val="left"/>
-      <w:pPr>
-        <w:ind w:left="3520" w:hanging="440"/>
-      </w:pPr>
-    </w:lvl>
-    <w:lvl w:ilvl="6" w:tplc="0409000F" w:tentative="1">
-      <w:start w:val="1"/>
-      <w:numFmt w:val="decimal"/>
-      <w:lvlText w:val="%7."/>
-      <w:lvlJc w:val="left"/>
-      <w:pPr>
-        <w:ind w:left="3960" w:hanging="440"/>
-      </w:pPr>
-    </w:lvl>
-    <w:lvl w:ilvl="7" w:tplc="04090017" w:tentative="1">
-      <w:start w:val="1"/>
-      <w:numFmt w:val="aiueoFullWidth"/>
-      <w:lvlText w:val="(%8)"/>
-      <w:lvlJc w:val="left"/>
-      <w:pPr>
-        <w:ind w:left="4400" w:hanging="440"/>
-      </w:pPr>
-    </w:lvl>
-    <w:lvl w:ilvl="8" w:tplc="04090011" w:tentative="1">
-      <w:start w:val="1"/>
-      <w:numFmt w:val="decimalEnclosedCircle"/>
-      <w:lvlText w:val="%9"/>
-      <w:lvlJc w:val="left"/>
-      <w:pPr>
-        <w:ind w:left="4840" w:hanging="440"/>
-      </w:pPr>
-    </w:lvl>
-  </w:abstractNum>
-  <w:abstractNum w:abstractNumId="40" w15:restartNumberingAfterBreak="0">
+  <w:abstractNum w:abstractNumId="16" w15:restartNumberingAfterBreak="0">
     <w:nsid w:val="68013515"/>
     <w:multiLevelType w:val="hybridMultilevel"/>
     <w:tmpl w:val="67C44960"/>
@@ -5518,7 +3447,7 @@
       </w:pPr>
     </w:lvl>
   </w:abstractNum>
-  <w:abstractNum w:abstractNumId="41" w15:restartNumberingAfterBreak="0">
+  <w:abstractNum w:abstractNumId="17" w15:restartNumberingAfterBreak="0">
     <w:nsid w:val="693A35C6"/>
     <w:multiLevelType w:val="hybridMultilevel"/>
     <w:tmpl w:val="884655A4"/>
@@ -5604,185 +3533,7 @@
       </w:pPr>
     </w:lvl>
   </w:abstractNum>
-  <w:abstractNum w:abstractNumId="42" w15:restartNumberingAfterBreak="0">
-    <w:nsid w:val="7149489A"/>
-    <w:multiLevelType w:val="hybridMultilevel"/>
-    <w:tmpl w:val="3536BDF4"/>
-    <w:lvl w:ilvl="0" w:tplc="1B96BE12">
-      <w:start w:val="1"/>
-      <w:numFmt w:val="decimalFullWidth"/>
-      <w:lvlText w:val="%1．"/>
-      <w:lvlJc w:val="left"/>
-      <w:pPr>
-        <w:ind w:left="630" w:hanging="420"/>
-      </w:pPr>
-      <w:rPr>
-        <w:rFonts w:hint="default"/>
-      </w:rPr>
-    </w:lvl>
-    <w:lvl w:ilvl="1" w:tplc="04090017" w:tentative="1">
-      <w:start w:val="1"/>
-      <w:numFmt w:val="aiueoFullWidth"/>
-      <w:lvlText w:val="(%2)"/>
-      <w:lvlJc w:val="left"/>
-      <w:pPr>
-        <w:ind w:left="1090" w:hanging="440"/>
-      </w:pPr>
-    </w:lvl>
-    <w:lvl w:ilvl="2" w:tplc="04090011" w:tentative="1">
-      <w:start w:val="1"/>
-      <w:numFmt w:val="decimalEnclosedCircle"/>
-      <w:lvlText w:val="%3"/>
-      <w:lvlJc w:val="left"/>
-      <w:pPr>
-        <w:ind w:left="1530" w:hanging="440"/>
-      </w:pPr>
-    </w:lvl>
-    <w:lvl w:ilvl="3" w:tplc="0409000F" w:tentative="1">
-      <w:start w:val="1"/>
-      <w:numFmt w:val="decimal"/>
-      <w:lvlText w:val="%4."/>
-      <w:lvlJc w:val="left"/>
-      <w:pPr>
-        <w:ind w:left="1970" w:hanging="440"/>
-      </w:pPr>
-    </w:lvl>
-    <w:lvl w:ilvl="4" w:tplc="04090017" w:tentative="1">
-      <w:start w:val="1"/>
-      <w:numFmt w:val="aiueoFullWidth"/>
-      <w:lvlText w:val="(%5)"/>
-      <w:lvlJc w:val="left"/>
-      <w:pPr>
-        <w:ind w:left="2410" w:hanging="440"/>
-      </w:pPr>
-    </w:lvl>
-    <w:lvl w:ilvl="5" w:tplc="04090011" w:tentative="1">
-      <w:start w:val="1"/>
-      <w:numFmt w:val="decimalEnclosedCircle"/>
-      <w:lvlText w:val="%6"/>
-      <w:lvlJc w:val="left"/>
-      <w:pPr>
-        <w:ind w:left="2850" w:hanging="440"/>
-      </w:pPr>
-    </w:lvl>
-    <w:lvl w:ilvl="6" w:tplc="0409000F" w:tentative="1">
-      <w:start w:val="1"/>
-      <w:numFmt w:val="decimal"/>
-      <w:lvlText w:val="%7."/>
-      <w:lvlJc w:val="left"/>
-      <w:pPr>
-        <w:ind w:left="3290" w:hanging="440"/>
-      </w:pPr>
-    </w:lvl>
-    <w:lvl w:ilvl="7" w:tplc="04090017" w:tentative="1">
-      <w:start w:val="1"/>
-      <w:numFmt w:val="aiueoFullWidth"/>
-      <w:lvlText w:val="(%8)"/>
-      <w:lvlJc w:val="left"/>
-      <w:pPr>
-        <w:ind w:left="3730" w:hanging="440"/>
-      </w:pPr>
-    </w:lvl>
-    <w:lvl w:ilvl="8" w:tplc="04090011" w:tentative="1">
-      <w:start w:val="1"/>
-      <w:numFmt w:val="decimalEnclosedCircle"/>
-      <w:lvlText w:val="%9"/>
-      <w:lvlJc w:val="left"/>
-      <w:pPr>
-        <w:ind w:left="4170" w:hanging="440"/>
-      </w:pPr>
-    </w:lvl>
-  </w:abstractNum>
-  <w:abstractNum w:abstractNumId="43" w15:restartNumberingAfterBreak="0">
-    <w:nsid w:val="74680C55"/>
-    <w:multiLevelType w:val="hybridMultilevel"/>
-    <w:tmpl w:val="1DE67ADA"/>
-    <w:lvl w:ilvl="0" w:tplc="820A634E">
-      <w:start w:val="1"/>
-      <w:numFmt w:val="decimalFullWidth"/>
-      <w:lvlText w:val="%1．"/>
-      <w:lvlJc w:val="left"/>
-      <w:pPr>
-        <w:ind w:left="580" w:hanging="370"/>
-      </w:pPr>
-      <w:rPr>
-        <w:rFonts w:hint="default"/>
-      </w:rPr>
-    </w:lvl>
-    <w:lvl w:ilvl="1" w:tplc="04090017" w:tentative="1">
-      <w:start w:val="1"/>
-      <w:numFmt w:val="aiueoFullWidth"/>
-      <w:lvlText w:val="(%2)"/>
-      <w:lvlJc w:val="left"/>
-      <w:pPr>
-        <w:ind w:left="1090" w:hanging="440"/>
-      </w:pPr>
-    </w:lvl>
-    <w:lvl w:ilvl="2" w:tplc="04090011" w:tentative="1">
-      <w:start w:val="1"/>
-      <w:numFmt w:val="decimalEnclosedCircle"/>
-      <w:lvlText w:val="%3"/>
-      <w:lvlJc w:val="left"/>
-      <w:pPr>
-        <w:ind w:left="1530" w:hanging="440"/>
-      </w:pPr>
-    </w:lvl>
-    <w:lvl w:ilvl="3" w:tplc="0409000F" w:tentative="1">
-      <w:start w:val="1"/>
-      <w:numFmt w:val="decimal"/>
-      <w:lvlText w:val="%4."/>
-      <w:lvlJc w:val="left"/>
-      <w:pPr>
-        <w:ind w:left="1970" w:hanging="440"/>
-      </w:pPr>
-    </w:lvl>
-    <w:lvl w:ilvl="4" w:tplc="04090017" w:tentative="1">
-      <w:start w:val="1"/>
-      <w:numFmt w:val="aiueoFullWidth"/>
-      <w:lvlText w:val="(%5)"/>
-      <w:lvlJc w:val="left"/>
-      <w:pPr>
-        <w:ind w:left="2410" w:hanging="440"/>
-      </w:pPr>
-    </w:lvl>
-    <w:lvl w:ilvl="5" w:tplc="04090011" w:tentative="1">
-      <w:start w:val="1"/>
-      <w:numFmt w:val="decimalEnclosedCircle"/>
-      <w:lvlText w:val="%6"/>
-      <w:lvlJc w:val="left"/>
-      <w:pPr>
-        <w:ind w:left="2850" w:hanging="440"/>
-      </w:pPr>
-    </w:lvl>
-    <w:lvl w:ilvl="6" w:tplc="0409000F" w:tentative="1">
-      <w:start w:val="1"/>
-      <w:numFmt w:val="decimal"/>
-      <w:lvlText w:val="%7."/>
-      <w:lvlJc w:val="left"/>
-      <w:pPr>
-        <w:ind w:left="3290" w:hanging="440"/>
-      </w:pPr>
-    </w:lvl>
-    <w:lvl w:ilvl="7" w:tplc="04090017" w:tentative="1">
-      <w:start w:val="1"/>
-      <w:numFmt w:val="aiueoFullWidth"/>
-      <w:lvlText w:val="(%8)"/>
-      <w:lvlJc w:val="left"/>
-      <w:pPr>
-        <w:ind w:left="3730" w:hanging="440"/>
-      </w:pPr>
-    </w:lvl>
-    <w:lvl w:ilvl="8" w:tplc="04090011" w:tentative="1">
-      <w:start w:val="1"/>
-      <w:numFmt w:val="decimalEnclosedCircle"/>
-      <w:lvlText w:val="%9"/>
-      <w:lvlJc w:val="left"/>
-      <w:pPr>
-        <w:ind w:left="4170" w:hanging="440"/>
-      </w:pPr>
-    </w:lvl>
-  </w:abstractNum>
-  <w:abstractNum w:abstractNumId="44" w15:restartNumberingAfterBreak="0">
+  <w:abstractNum w:abstractNumId="18" w15:restartNumberingAfterBreak="0">
     <w:nsid w:val="750802E5"/>
     <w:multiLevelType w:val="hybridMultilevel"/>
     <w:tmpl w:val="9762F7EA"/>
@@ -5868,7 +3619,7 @@
       </w:pPr>
     </w:lvl>
   </w:abstractNum>
-  <w:abstractNum w:abstractNumId="45" w15:restartNumberingAfterBreak="0">
+  <w:abstractNum w:abstractNumId="19" w15:restartNumberingAfterBreak="0">
     <w:nsid w:val="75EA52F7"/>
     <w:multiLevelType w:val="hybridMultilevel"/>
     <w:tmpl w:val="41DCEFBE"/>
@@ -5954,7 +3705,7 @@
       </w:pPr>
     </w:lvl>
   </w:abstractNum>
-  <w:abstractNum w:abstractNumId="46" w15:restartNumberingAfterBreak="0">
+  <w:abstractNum w:abstractNumId="20" w15:restartNumberingAfterBreak="0">
     <w:nsid w:val="795E6C08"/>
     <w:multiLevelType w:val="hybridMultilevel"/>
     <w:tmpl w:val="B78C2272"/>
@@ -6040,7 +3791,7 @@
       </w:pPr>
     </w:lvl>
   </w:abstractNum>
-  <w:abstractNum w:abstractNumId="47" w15:restartNumberingAfterBreak="0">
+  <w:abstractNum w:abstractNumId="21" w15:restartNumberingAfterBreak="0">
     <w:nsid w:val="7A9567F8"/>
     <w:multiLevelType w:val="hybridMultilevel"/>
     <w:tmpl w:val="E7D683D4"/>
@@ -6126,417 +3877,73 @@
       </w:pPr>
     </w:lvl>
   </w:abstractNum>
-  <w:abstractNum w:abstractNumId="48" w15:restartNumberingAfterBreak="0">
-    <w:nsid w:val="7BB21F27"/>
-    <w:multiLevelType w:val="hybridMultilevel"/>
-    <w:tmpl w:val="395AA7DA"/>
-    <w:lvl w:ilvl="0" w:tplc="FFFFFFFF">
-      <w:start w:val="1"/>
-      <w:numFmt w:val="decimalEnclosedCircle"/>
-      <w:lvlText w:val="%1"/>
-      <w:lvlJc w:val="left"/>
-      <w:pPr>
-        <w:ind w:left="1320" w:hanging="440"/>
-      </w:pPr>
-    </w:lvl>
-    <w:lvl w:ilvl="1" w:tplc="FFFFFFFF" w:tentative="1">
-      <w:start w:val="1"/>
-      <w:numFmt w:val="aiueoFullWidth"/>
-      <w:lvlText w:val="(%2)"/>
-      <w:lvlJc w:val="left"/>
-      <w:pPr>
-        <w:ind w:left="1760" w:hanging="440"/>
-      </w:pPr>
-    </w:lvl>
-    <w:lvl w:ilvl="2" w:tplc="FFFFFFFF" w:tentative="1">
-      <w:start w:val="1"/>
-      <w:numFmt w:val="decimalEnclosedCircle"/>
-      <w:lvlText w:val="%3"/>
-      <w:lvlJc w:val="left"/>
-      <w:pPr>
-        <w:ind w:left="2200" w:hanging="440"/>
-      </w:pPr>
-    </w:lvl>
-    <w:lvl w:ilvl="3" w:tplc="FFFFFFFF" w:tentative="1">
-      <w:start w:val="1"/>
-      <w:numFmt w:val="decimal"/>
-      <w:lvlText w:val="%4."/>
-      <w:lvlJc w:val="left"/>
-      <w:pPr>
-        <w:ind w:left="2640" w:hanging="440"/>
-      </w:pPr>
-    </w:lvl>
-    <w:lvl w:ilvl="4" w:tplc="FFFFFFFF" w:tentative="1">
-      <w:start w:val="1"/>
-      <w:numFmt w:val="aiueoFullWidth"/>
-      <w:lvlText w:val="(%5)"/>
-      <w:lvlJc w:val="left"/>
-      <w:pPr>
-        <w:ind w:left="3080" w:hanging="440"/>
-      </w:pPr>
-    </w:lvl>
-    <w:lvl w:ilvl="5" w:tplc="FFFFFFFF" w:tentative="1">
-      <w:start w:val="1"/>
-      <w:numFmt w:val="decimalEnclosedCircle"/>
-      <w:lvlText w:val="%6"/>
-      <w:lvlJc w:val="left"/>
-      <w:pPr>
-        <w:ind w:left="3520" w:hanging="440"/>
-      </w:pPr>
-    </w:lvl>
-    <w:lvl w:ilvl="6" w:tplc="FFFFFFFF" w:tentative="1">
-      <w:start w:val="1"/>
-      <w:numFmt w:val="decimal"/>
-      <w:lvlText w:val="%7."/>
-      <w:lvlJc w:val="left"/>
-      <w:pPr>
-        <w:ind w:left="3960" w:hanging="440"/>
-      </w:pPr>
-    </w:lvl>
-    <w:lvl w:ilvl="7" w:tplc="FFFFFFFF" w:tentative="1">
-      <w:start w:val="1"/>
-      <w:numFmt w:val="aiueoFullWidth"/>
-      <w:lvlText w:val="(%8)"/>
-      <w:lvlJc w:val="left"/>
-      <w:pPr>
-        <w:ind w:left="4400" w:hanging="440"/>
-      </w:pPr>
-    </w:lvl>
-    <w:lvl w:ilvl="8" w:tplc="FFFFFFFF" w:tentative="1">
-      <w:start w:val="1"/>
-      <w:numFmt w:val="decimalEnclosedCircle"/>
-      <w:lvlText w:val="%9"/>
-      <w:lvlJc w:val="left"/>
-      <w:pPr>
-        <w:ind w:left="4840" w:hanging="440"/>
-      </w:pPr>
-    </w:lvl>
-  </w:abstractNum>
-  <w:abstractNum w:abstractNumId="49" w15:restartNumberingAfterBreak="0">
-    <w:nsid w:val="7CC74423"/>
-    <w:multiLevelType w:val="hybridMultilevel"/>
-    <w:tmpl w:val="661CD75E"/>
-    <w:lvl w:ilvl="0" w:tplc="FFFFFFFF">
-      <w:start w:val="1"/>
-      <w:numFmt w:val="decimalEnclosedCircle"/>
-      <w:lvlText w:val="%1"/>
-      <w:lvlJc w:val="left"/>
-      <w:pPr>
-        <w:ind w:left="880" w:hanging="440"/>
-      </w:pPr>
-    </w:lvl>
-    <w:lvl w:ilvl="1" w:tplc="FFFFFFFF" w:tentative="1">
-      <w:start w:val="1"/>
-      <w:numFmt w:val="aiueoFullWidth"/>
-      <w:lvlText w:val="(%2)"/>
-      <w:lvlJc w:val="left"/>
-      <w:pPr>
-        <w:ind w:left="1320" w:hanging="440"/>
-      </w:pPr>
-    </w:lvl>
-    <w:lvl w:ilvl="2" w:tplc="FFFFFFFF" w:tentative="1">
-      <w:start w:val="1"/>
-      <w:numFmt w:val="decimalEnclosedCircle"/>
-      <w:lvlText w:val="%3"/>
-      <w:lvlJc w:val="left"/>
-      <w:pPr>
-        <w:ind w:left="1760" w:hanging="440"/>
-      </w:pPr>
-    </w:lvl>
-    <w:lvl w:ilvl="3" w:tplc="FFFFFFFF" w:tentative="1">
-      <w:start w:val="1"/>
-      <w:numFmt w:val="decimal"/>
-      <w:lvlText w:val="%4."/>
-      <w:lvlJc w:val="left"/>
-      <w:pPr>
-        <w:ind w:left="2200" w:hanging="440"/>
-      </w:pPr>
-    </w:lvl>
-    <w:lvl w:ilvl="4" w:tplc="FFFFFFFF" w:tentative="1">
-      <w:start w:val="1"/>
-      <w:numFmt w:val="aiueoFullWidth"/>
-      <w:lvlText w:val="(%5)"/>
-      <w:lvlJc w:val="left"/>
-      <w:pPr>
-        <w:ind w:left="2640" w:hanging="440"/>
-      </w:pPr>
-    </w:lvl>
-    <w:lvl w:ilvl="5" w:tplc="FFFFFFFF" w:tentative="1">
-      <w:start w:val="1"/>
-      <w:numFmt w:val="decimalEnclosedCircle"/>
-      <w:lvlText w:val="%6"/>
-      <w:lvlJc w:val="left"/>
-      <w:pPr>
-        <w:ind w:left="3080" w:hanging="440"/>
-      </w:pPr>
-    </w:lvl>
-    <w:lvl w:ilvl="6" w:tplc="FFFFFFFF" w:tentative="1">
-      <w:start w:val="1"/>
-      <w:numFmt w:val="decimal"/>
-      <w:lvlText w:val="%7."/>
-      <w:lvlJc w:val="left"/>
-      <w:pPr>
-        <w:ind w:left="3520" w:hanging="440"/>
-      </w:pPr>
-    </w:lvl>
-    <w:lvl w:ilvl="7" w:tplc="FFFFFFFF" w:tentative="1">
-      <w:start w:val="1"/>
-      <w:numFmt w:val="aiueoFullWidth"/>
-      <w:lvlText w:val="(%8)"/>
-      <w:lvlJc w:val="left"/>
-      <w:pPr>
-        <w:ind w:left="3960" w:hanging="440"/>
-      </w:pPr>
-    </w:lvl>
-    <w:lvl w:ilvl="8" w:tplc="FFFFFFFF" w:tentative="1">
-      <w:start w:val="1"/>
-      <w:numFmt w:val="decimalEnclosedCircle"/>
-      <w:lvlText w:val="%9"/>
-      <w:lvlJc w:val="left"/>
-      <w:pPr>
-        <w:ind w:left="4400" w:hanging="440"/>
-      </w:pPr>
-    </w:lvl>
-  </w:abstractNum>
-  <w:abstractNum w:abstractNumId="50" w15:restartNumberingAfterBreak="0">
-    <w:nsid w:val="7E224347"/>
-    <w:multiLevelType w:val="hybridMultilevel"/>
-    <w:tmpl w:val="7862ED60"/>
-    <w:lvl w:ilvl="0" w:tplc="FFFFFFFF">
-      <w:start w:val="1"/>
-      <w:numFmt w:val="decimalEnclosedCircle"/>
-      <w:lvlText w:val="%1"/>
-      <w:lvlJc w:val="left"/>
-      <w:pPr>
-        <w:ind w:left="1320" w:hanging="440"/>
-      </w:pPr>
-    </w:lvl>
-    <w:lvl w:ilvl="1" w:tplc="FFFFFFFF" w:tentative="1">
-      <w:start w:val="1"/>
-      <w:numFmt w:val="aiueoFullWidth"/>
-      <w:lvlText w:val="(%2)"/>
-      <w:lvlJc w:val="left"/>
-      <w:pPr>
-        <w:ind w:left="1760" w:hanging="440"/>
-      </w:pPr>
-    </w:lvl>
-    <w:lvl w:ilvl="2" w:tplc="FFFFFFFF" w:tentative="1">
-      <w:start w:val="1"/>
-      <w:numFmt w:val="decimalEnclosedCircle"/>
-      <w:lvlText w:val="%3"/>
-      <w:lvlJc w:val="left"/>
-      <w:pPr>
-        <w:ind w:left="2200" w:hanging="440"/>
-      </w:pPr>
-    </w:lvl>
-    <w:lvl w:ilvl="3" w:tplc="FFFFFFFF" w:tentative="1">
-      <w:start w:val="1"/>
-      <w:numFmt w:val="decimal"/>
-      <w:lvlText w:val="%4."/>
-      <w:lvlJc w:val="left"/>
-      <w:pPr>
-        <w:ind w:left="2640" w:hanging="440"/>
-      </w:pPr>
-    </w:lvl>
-    <w:lvl w:ilvl="4" w:tplc="FFFFFFFF" w:tentative="1">
-      <w:start w:val="1"/>
-      <w:numFmt w:val="aiueoFullWidth"/>
-      <w:lvlText w:val="(%5)"/>
-      <w:lvlJc w:val="left"/>
-      <w:pPr>
-        <w:ind w:left="3080" w:hanging="440"/>
-      </w:pPr>
-    </w:lvl>
-    <w:lvl w:ilvl="5" w:tplc="FFFFFFFF" w:tentative="1">
-      <w:start w:val="1"/>
-      <w:numFmt w:val="decimalEnclosedCircle"/>
-      <w:lvlText w:val="%6"/>
-      <w:lvlJc w:val="left"/>
-      <w:pPr>
-        <w:ind w:left="3520" w:hanging="440"/>
-      </w:pPr>
-    </w:lvl>
-    <w:lvl w:ilvl="6" w:tplc="FFFFFFFF" w:tentative="1">
-      <w:start w:val="1"/>
-      <w:numFmt w:val="decimal"/>
-      <w:lvlText w:val="%7."/>
-      <w:lvlJc w:val="left"/>
-      <w:pPr>
-        <w:ind w:left="3960" w:hanging="440"/>
-      </w:pPr>
-    </w:lvl>
-    <w:lvl w:ilvl="7" w:tplc="FFFFFFFF" w:tentative="1">
-      <w:start w:val="1"/>
-      <w:numFmt w:val="aiueoFullWidth"/>
-      <w:lvlText w:val="(%8)"/>
-      <w:lvlJc w:val="left"/>
-      <w:pPr>
-        <w:ind w:left="4400" w:hanging="440"/>
-      </w:pPr>
-    </w:lvl>
-    <w:lvl w:ilvl="8" w:tplc="FFFFFFFF" w:tentative="1">
-      <w:start w:val="1"/>
-      <w:numFmt w:val="decimalEnclosedCircle"/>
-      <w:lvlText w:val="%9"/>
-      <w:lvlJc w:val="left"/>
-      <w:pPr>
-        <w:ind w:left="4840" w:hanging="440"/>
-      </w:pPr>
-    </w:lvl>
-  </w:abstractNum>
-  <w:num w:numId="1" w16cid:durableId="260259258">
-    <w:abstractNumId w:val="23"/>
+  <w:num w:numId="1" w16cid:durableId="570120549">
+    <w:abstractNumId w:val="12"/>
   </w:num>
-  <w:num w:numId="2" w16cid:durableId="9182539">
-    <w:abstractNumId w:val="27"/>
+  <w:num w:numId="2" w16cid:durableId="544485704">
+    <w:abstractNumId w:val="4"/>
   </w:num>
-  <w:num w:numId="3" w16cid:durableId="368337837">
-    <w:abstractNumId w:val="43"/>
+  <w:num w:numId="3" w16cid:durableId="1376078136">
+    <w:abstractNumId w:val="7"/>
   </w:num>
-  <w:num w:numId="4" w16cid:durableId="530143007">
-    <w:abstractNumId w:val="42"/>
+  <w:num w:numId="4" w16cid:durableId="1941989445">
+    <w:abstractNumId w:val="21"/>
   </w:num>
-  <w:num w:numId="5" w16cid:durableId="147404793">
+  <w:num w:numId="5" w16cid:durableId="1154486461">
+    <w:abstractNumId w:val="13"/>
+  </w:num>
+  <w:num w:numId="6" w16cid:durableId="1868982990">
+    <w:abstractNumId w:val="11"/>
+  </w:num>
+  <w:num w:numId="7" w16cid:durableId="1312172829">
+    <w:abstractNumId w:val="10"/>
+  </w:num>
+  <w:num w:numId="8" w16cid:durableId="1217934628">
+    <w:abstractNumId w:val="18"/>
+  </w:num>
+  <w:num w:numId="9" w16cid:durableId="1459758452">
+    <w:abstractNumId w:val="8"/>
+  </w:num>
+  <w:num w:numId="10" w16cid:durableId="939098090">
+    <w:abstractNumId w:val="5"/>
+  </w:num>
+  <w:num w:numId="11" w16cid:durableId="857232573">
+    <w:abstractNumId w:val="9"/>
+  </w:num>
+  <w:num w:numId="12" w16cid:durableId="1097947288">
+    <w:abstractNumId w:val="3"/>
+  </w:num>
+  <w:num w:numId="13" w16cid:durableId="710885854">
+    <w:abstractNumId w:val="0"/>
+  </w:num>
+  <w:num w:numId="14" w16cid:durableId="829709937">
+    <w:abstractNumId w:val="15"/>
+  </w:num>
+  <w:num w:numId="15" w16cid:durableId="1214122783">
+    <w:abstractNumId w:val="6"/>
+  </w:num>
+  <w:num w:numId="16" w16cid:durableId="364403596">
+    <w:abstractNumId w:val="14"/>
+  </w:num>
+  <w:num w:numId="17" w16cid:durableId="563224940">
+    <w:abstractNumId w:val="19"/>
+  </w:num>
+  <w:num w:numId="18" w16cid:durableId="798763530">
+    <w:abstractNumId w:val="17"/>
+  </w:num>
+  <w:num w:numId="19" w16cid:durableId="1068652407">
+    <w:abstractNumId w:val="20"/>
+  </w:num>
+  <w:num w:numId="20" w16cid:durableId="1187868588">
+    <w:abstractNumId w:val="16"/>
+  </w:num>
+  <w:num w:numId="21" w16cid:durableId="1154105591">
+    <w:abstractNumId w:val="1"/>
+  </w:num>
+  <w:num w:numId="22" w16cid:durableId="910191109">
     <w:abstractNumId w:val="2"/>
   </w:num>
-  <w:num w:numId="6" w16cid:durableId="1812988093">
-    <w:abstractNumId w:val="18"/>
-  </w:num>
-  <w:num w:numId="7" w16cid:durableId="4792465">
-    <w:abstractNumId w:val="36"/>
-  </w:num>
-  <w:num w:numId="8" w16cid:durableId="167717415">
-    <w:abstractNumId w:val="32"/>
-  </w:num>
-  <w:num w:numId="9" w16cid:durableId="570120549">
-    <w:abstractNumId w:val="28"/>
-  </w:num>
-  <w:num w:numId="10" w16cid:durableId="544485704">
-    <w:abstractNumId w:val="8"/>
-  </w:num>
-  <w:num w:numId="11" w16cid:durableId="1376078136">
-    <w:abstractNumId w:val="15"/>
-  </w:num>
-  <w:num w:numId="12" w16cid:durableId="304820370">
-    <w:abstractNumId w:val="10"/>
-  </w:num>
-  <w:num w:numId="13" w16cid:durableId="1941989445">
-    <w:abstractNumId w:val="47"/>
-  </w:num>
-  <w:num w:numId="14" w16cid:durableId="1154486461">
-    <w:abstractNumId w:val="29"/>
-  </w:num>
-  <w:num w:numId="15" w16cid:durableId="1868982990">
-    <w:abstractNumId w:val="24"/>
-  </w:num>
-  <w:num w:numId="16" w16cid:durableId="445735455">
-    <w:abstractNumId w:val="4"/>
-  </w:num>
-  <w:num w:numId="17" w16cid:durableId="1883128715">
-    <w:abstractNumId w:val="35"/>
-  </w:num>
-  <w:num w:numId="18" w16cid:durableId="1312172829">
-    <w:abstractNumId w:val="22"/>
-  </w:num>
-  <w:num w:numId="19" w16cid:durableId="1740907208">
-    <w:abstractNumId w:val="12"/>
-  </w:num>
-  <w:num w:numId="20" w16cid:durableId="595946380">
-    <w:abstractNumId w:val="21"/>
-  </w:num>
-  <w:num w:numId="21" w16cid:durableId="1217934628">
-    <w:abstractNumId w:val="44"/>
-  </w:num>
-  <w:num w:numId="22" w16cid:durableId="1249002354">
-    <w:abstractNumId w:val="26"/>
-  </w:num>
-  <w:num w:numId="23" w16cid:durableId="1999458537">
-    <w:abstractNumId w:val="20"/>
-  </w:num>
-  <w:num w:numId="24" w16cid:durableId="408842688">
-    <w:abstractNumId w:val="14"/>
-  </w:num>
-  <w:num w:numId="25" w16cid:durableId="1459758452">
-    <w:abstractNumId w:val="16"/>
-  </w:num>
-  <w:num w:numId="26" w16cid:durableId="484317569">
-    <w:abstractNumId w:val="5"/>
-  </w:num>
-  <w:num w:numId="27" w16cid:durableId="939098090">
-    <w:abstractNumId w:val="9"/>
-  </w:num>
-  <w:num w:numId="28" w16cid:durableId="857232573">
-    <w:abstractNumId w:val="19"/>
-  </w:num>
-  <w:num w:numId="29" w16cid:durableId="1097947288">
-    <w:abstractNumId w:val="7"/>
-  </w:num>
-  <w:num w:numId="30" w16cid:durableId="710885854">
-    <w:abstractNumId w:val="0"/>
-  </w:num>
-  <w:num w:numId="31" w16cid:durableId="829709937">
-    <w:abstractNumId w:val="31"/>
-  </w:num>
-  <w:num w:numId="32" w16cid:durableId="632905293">
-    <w:abstractNumId w:val="49"/>
-  </w:num>
-  <w:num w:numId="33" w16cid:durableId="1524249588">
-    <w:abstractNumId w:val="39"/>
-  </w:num>
-  <w:num w:numId="34" w16cid:durableId="1214122783">
-    <w:abstractNumId w:val="11"/>
-  </w:num>
-  <w:num w:numId="35" w16cid:durableId="364403596">
-    <w:abstractNumId w:val="30"/>
-  </w:num>
-  <w:num w:numId="36" w16cid:durableId="1429810241">
-    <w:abstractNumId w:val="34"/>
-  </w:num>
-  <w:num w:numId="37" w16cid:durableId="563224940">
-    <w:abstractNumId w:val="45"/>
-  </w:num>
-  <w:num w:numId="38" w16cid:durableId="798763530">
-    <w:abstractNumId w:val="41"/>
-  </w:num>
-  <w:num w:numId="39" w16cid:durableId="2099716276">
-    <w:abstractNumId w:val="37"/>
-  </w:num>
-  <w:num w:numId="40" w16cid:durableId="1136609470">
-    <w:abstractNumId w:val="13"/>
-  </w:num>
-  <w:num w:numId="41" w16cid:durableId="1463426325">
-    <w:abstractNumId w:val="3"/>
-  </w:num>
-  <w:num w:numId="42" w16cid:durableId="1068652407">
-    <w:abstractNumId w:val="46"/>
-  </w:num>
-  <w:num w:numId="43" w16cid:durableId="1187868588">
-    <w:abstractNumId w:val="40"/>
-  </w:num>
-  <w:num w:numId="44" w16cid:durableId="124785363">
-    <w:abstractNumId w:val="17"/>
-  </w:num>
-  <w:num w:numId="45" w16cid:durableId="1560626433">
-    <w:abstractNumId w:val="48"/>
-  </w:num>
-  <w:num w:numId="46" w16cid:durableId="1210535447">
-    <w:abstractNumId w:val="50"/>
-  </w:num>
-  <w:num w:numId="47" w16cid:durableId="1082989371">
-    <w:abstractNumId w:val="38"/>
-  </w:num>
-  <w:num w:numId="48" w16cid:durableId="1154105591">
-    <w:abstractNumId w:val="1"/>
-  </w:num>
-  <w:num w:numId="49" w16cid:durableId="1486388750">
-    <w:abstractNumId w:val="25"/>
-  </w:num>
-  <w:num w:numId="50" w16cid:durableId="1639260343">
-    <w:abstractNumId w:val="33"/>
-  </w:num>
-  <w:num w:numId="51" w16cid:durableId="910191109">
-    <w:abstractNumId w:val="6"/>
-  </w:num>
+  <w:numIdMacAtCleanup w:val="22"/>
 </w:numbering>
 </file>
 
